--- a/ADG/11장/11장_SnapshotStandby.docx
+++ b/ADG/11장/11장_SnapshotStandby.docx
@@ -16,7 +16,15 @@
           <w:rFonts w:ascii="맑은 고딕" w:hAnsi="맑은 고딕" w:eastAsia="맑은 고딕"/>
           <w:sz w:val="21"/>
         </w:rPr>
-        <w:t>9장에서 Standby를 열어 조회했다. 그런데 조회만으로는 부족한 일이 있다. 새 배포판을 실제 데이터에 적용해 보고 싶고, 통계를 다시 수집해 실행 계획이 어떻게 바뀌는지 확인하고 싶고, 대량 삭제 배치가 얼마나 걸리는지 재 보고 싶다. **쓰기가 필요하다.**</w:t>
+        <w:t xml:space="preserve">9장에서 Standby를 열어 조회했다. 그런데 조회만으로는 부족한 일이 있다. 새 배포판을 실제 데이터에 적용해 보고 싶고, 통계를 다시 수집해 실행 계획이 어떻게 바뀌는지 확인하고 싶고, 대량 삭제 배치가 얼마나 걸리는지 재 보고 싶다. </w:t>
+      </w:r>
+      <w:r>
+        <w:rPr>
+          <w:rFonts w:ascii="맑은 고딕" w:hAnsi="맑은 고딕" w:eastAsia="맑은 고딕"/>
+          <w:b/>
+          <w:sz w:val="21"/>
+        </w:rPr>
+        <w:t xml:space="preserve">쓰기가 필요하다.</w:t>
       </w:r>
     </w:p>
     <w:p>
@@ -32,9 +40,25 @@
       <w:r>
         <w:rPr>
           <w:rFonts w:ascii="맑은 고딕" w:hAnsi="맑은 고딕" w:eastAsia="맑은 고딕"/>
+          <w:b/>
           <w:sz w:val="21"/>
         </w:rPr>
-        <w:t>**Snapshot Standby**는 이미 있는 Physical Standby를 잠시 쓰기 가능한 데이터베이스로 바꾼다. 명령 한 줄로 전환하고, 시험이 끝나면 명령 한 줄로 되돌린다. **되돌리면 그동안 쓴 것은 전부 사라지고 Primary의 최신 상태를 따라잡는다.**</w:t>
+        <w:t xml:space="preserve">Snapshot Standby</w:t>
+      </w:r>
+      <w:r>
+        <w:rPr>
+          <w:rFonts w:ascii="맑은 고딕" w:hAnsi="맑은 고딕" w:eastAsia="맑은 고딕"/>
+          <w:sz w:val="21"/>
+        </w:rPr>
+        <w:t xml:space="preserve">는 이미 있는 Physical Standby를 잠시 쓰기 가능한 데이터베이스로 바꾼다. 명령 한 줄로 전환하고, 시험이 끝나면 명령 한 줄로 되돌린다. </w:t>
+      </w:r>
+      <w:r>
+        <w:rPr>
+          <w:rFonts w:ascii="맑은 고딕" w:hAnsi="맑은 고딕" w:eastAsia="맑은 고딕"/>
+          <w:b/>
+          <w:sz w:val="21"/>
+        </w:rPr>
+        <w:t xml:space="preserve">되돌리면 그동안 쓴 것은 전부 사라지고 Primary의 최신 상태를 따라잡는다.</w:t>
       </w:r>
     </w:p>
     <w:p>
@@ -52,7 +76,22 @@
           <w:rFonts w:ascii="맑은 고딕" w:hAnsi="맑은 고딕" w:eastAsia="맑은 고딕"/>
           <w:sz w:val="21"/>
         </w:rPr>
-        <w:t>되돌리는 원리는 **보장 복원 지점**이다. 오라클이 전환 시점에 자동으로 하나 만들어 두고, 되돌릴 때 거기로 플래시백한다. 이 구조를 이해하면 Snapshot Standby의 제약과 비용이 자연스럽게 설명된다.</w:t>
+        <w:t xml:space="preserve">되돌리는 원리는 </w:t>
+      </w:r>
+      <w:r>
+        <w:rPr>
+          <w:rFonts w:ascii="맑은 고딕" w:hAnsi="맑은 고딕" w:eastAsia="맑은 고딕"/>
+          <w:b/>
+          <w:sz w:val="21"/>
+        </w:rPr>
+        <w:t xml:space="preserve">보장 복원 지점</w:t>
+      </w:r>
+      <w:r>
+        <w:rPr>
+          <w:rFonts w:ascii="맑은 고딕" w:hAnsi="맑은 고딕" w:eastAsia="맑은 고딕"/>
+          <w:sz w:val="21"/>
+        </w:rPr>
+        <w:t xml:space="preserve">이다. 오라클이 전환 시점에 자동으로 하나 만들어 두고, 되돌릴 때 거기로 플래시백한다. 이 구조를 이해하면 Snapshot Standby의 제약과 비용이 자연스럽게 설명된다.</w:t>
       </w:r>
     </w:p>
     <w:p>
@@ -102,10 +141,17 @@
       </w:pPr>
       <w:r>
         <w:rPr>
+          <w:rFonts w:ascii="Consolas" w:hAnsi="Consolas" w:eastAsia="맑은 고딕"/>
+          <w:sz w:val="21"/>
+        </w:rPr>
+        <w:t xml:space="preserve">CONVERT TO SNAPSHOT STANDBY</w:t>
+      </w:r>
+      <w:r>
+        <w:rPr>
           <w:rFonts w:ascii="맑은 고딕" w:hAnsi="맑은 고딕" w:eastAsia="맑은 고딕"/>
           <w:sz w:val="21"/>
         </w:rPr>
-        <w:t>`CONVERT TO SNAPSHOT STANDBY`를 실행하고 역할·컨트롤 파일 유형·플래시백 상태의 변화를 읽는다.</w:t>
+        <w:t xml:space="preserve">를 실행하고 역할·컨트롤 파일 유형·플래시백 상태의 변화를 읽는다.</w:t>
       </w:r>
     </w:p>
     <w:p>
@@ -589,9 +635,10 @@
             <w:r>
               <w:rPr>
                 <w:rFonts w:ascii="맑은 고딕" w:hAnsi="맑은 고딕" w:eastAsia="맑은 고딕"/>
-                <w:sz w:val="19"/>
-              </w:rPr>
-              <w:t>**Snapshot Standby**</w:t>
+                <w:b/>
+                <w:sz w:val="19"/>
+              </w:rPr>
+              <w:t xml:space="preserve">Snapshot Standby</w:t>
             </w:r>
           </w:p>
         </w:tc>
@@ -603,9 +650,10 @@
             <w:r>
               <w:rPr>
                 <w:rFonts w:ascii="맑은 고딕" w:hAnsi="맑은 고딕" w:eastAsia="맑은 고딕"/>
-                <w:sz w:val="19"/>
-              </w:rPr>
-              <w:t>**명령 한 줄**</w:t>
+                <w:b/>
+                <w:sz w:val="19"/>
+              </w:rPr>
+              <w:t xml:space="preserve">명령 한 줄</w:t>
             </w:r>
           </w:p>
         </w:tc>
@@ -617,9 +665,10 @@
             <w:r>
               <w:rPr>
                 <w:rFonts w:ascii="맑은 고딕" w:hAnsi="맑은 고딕" w:eastAsia="맑은 고딕"/>
-                <w:sz w:val="19"/>
-              </w:rPr>
-              <w:t>**기존 Standby 재사용**</w:t>
+                <w:b/>
+                <w:sz w:val="19"/>
+              </w:rPr>
+              <w:t xml:space="preserve">기존 Standby 재사용</w:t>
             </w:r>
           </w:p>
         </w:tc>
@@ -631,9 +680,10 @@
             <w:r>
               <w:rPr>
                 <w:rFonts w:ascii="맑은 고딕" w:hAnsi="맑은 고딕" w:eastAsia="맑은 고딕"/>
-                <w:sz w:val="19"/>
-              </w:rPr>
-              <w:t>**전환 직전까지**</w:t>
+                <w:b/>
+                <w:sz w:val="19"/>
+              </w:rPr>
+              <w:t xml:space="preserve">전환 직전까지</w:t>
             </w:r>
           </w:p>
         </w:tc>
@@ -646,7 +696,22 @@
           <w:rFonts w:ascii="맑은 고딕" w:hAnsi="맑은 고딕" w:eastAsia="맑은 고딕"/>
           <w:sz w:val="21"/>
         </w:rPr>
-        <w:t>Snapshot Standby는 **이미 있는 Standby를 잠깐 빌려 쓴다.** 새 저장 공간이 거의 들지 않고, 데이터는 전환 직전까지 최신이다.</w:t>
+        <w:t xml:space="preserve">Snapshot Standby는 </w:t>
+      </w:r>
+      <w:r>
+        <w:rPr>
+          <w:rFonts w:ascii="맑은 고딕" w:hAnsi="맑은 고딕" w:eastAsia="맑은 고딕"/>
+          <w:b/>
+          <w:sz w:val="21"/>
+        </w:rPr>
+        <w:t xml:space="preserve">이미 있는 Standby를 잠깐 빌려 쓴다.</w:t>
+      </w:r>
+      <w:r>
+        <w:rPr>
+          <w:rFonts w:ascii="맑은 고딕" w:hAnsi="맑은 고딕" w:eastAsia="맑은 고딕"/>
+          <w:sz w:val="21"/>
+        </w:rPr>
+        <w:t xml:space="preserve"> 새 저장 공간이 거의 들지 않고, 데이터는 전환 직전까지 최신이다.</w:t>
       </w:r>
     </w:p>
     <w:p>
@@ -670,27 +735,51 @@
       <w:r>
         <w:rPr>
           <w:rFonts w:ascii="맑은 고딕" w:hAnsi="맑은 고딕" w:eastAsia="맑은 고딕"/>
+          <w:b/>
           <w:sz w:val="21"/>
         </w:rPr>
-        <w:t>**① 재해 복구 능력이 잠시 사라진다.** Snapshot Standby는 리두를 적용하지 않는다. 받아서 쌓아 두기만 한다. 그동안 Primary에 장애가 나면 쌓인 리두를 적용해야 하므로 복구 시간이 길어진다. 여러 Standby 중 하나만 전환하는 것이 안전한 이유다.</w:t>
-      </w:r>
-    </w:p>
-    <w:p>
+        <w:t xml:space="preserve">① 재해 복구 능력이 잠시 사라진다.</w:t>
+      </w:r>
       <w:r>
         <w:rPr>
           <w:rFonts w:ascii="맑은 고딕" w:hAnsi="맑은 고딕" w:eastAsia="맑은 고딕"/>
           <w:sz w:val="21"/>
         </w:rPr>
-        <w:t>**② FRA를 쓴다.** 되돌리기 위해 플래시백 로그를 남긴다. 시험 중 데이터를 많이 바꾸면 그만큼 늘어난다.</w:t>
+        <w:t xml:space="preserve"> Snapshot Standby는 리두를 적용하지 않는다. 받아서 쌓아 두기만 한다. 그동안 Primary에 장애가 나면 쌓인 리두를 적용해야 하므로 복구 시간이 길어진다. 여러 Standby 중 하나만 전환하는 것이 안전한 이유다.</w:t>
       </w:r>
     </w:p>
     <w:p>
+      <w:r>
+        <w:rPr>
+          <w:rFonts w:ascii="맑은 고딕" w:hAnsi="맑은 고딕" w:eastAsia="맑은 고딕"/>
+          <w:b/>
+          <w:sz w:val="21"/>
+        </w:rPr>
+        <w:t xml:space="preserve">② FRA를 쓴다.</w:t>
+      </w:r>
       <w:r>
         <w:rPr>
           <w:rFonts w:ascii="맑은 고딕" w:hAnsi="맑은 고딕" w:eastAsia="맑은 고딕"/>
           <w:sz w:val="21"/>
         </w:rPr>
-        <w:t>**③ 되돌리면 전부 사라진다.** 시험 결과 중 남기고 싶은 것이 있다면 되돌리기 전에 따로 빼내야 한다.</w:t>
+        <w:t xml:space="preserve"> 되돌리기 위해 플래시백 로그를 남긴다. 시험 중 데이터를 많이 바꾸면 그만큼 늘어난다.</w:t>
+      </w:r>
+    </w:p>
+    <w:p>
+      <w:r>
+        <w:rPr>
+          <w:rFonts w:ascii="맑은 고딕" w:hAnsi="맑은 고딕" w:eastAsia="맑은 고딕"/>
+          <w:b/>
+          <w:sz w:val="21"/>
+        </w:rPr>
+        <w:t xml:space="preserve">③ 되돌리면 전부 사라진다.</w:t>
+      </w:r>
+      <w:r>
+        <w:rPr>
+          <w:rFonts w:ascii="맑은 고딕" w:hAnsi="맑은 고딕" w:eastAsia="맑은 고딕"/>
+          <w:sz w:val="21"/>
+        </w:rPr>
+        <w:t xml:space="preserve"> 시험 결과 중 남기고 싶은 것이 있다면 되돌리기 전에 따로 빼내야 한다.</w:t>
       </w:r>
     </w:p>
     <w:tbl>
@@ -727,19 +816,21 @@
                 <w:rFonts w:ascii="맑은 고딕" w:hAnsi="맑은 고딕" w:eastAsia="맑은 고딕"/>
                 <w:sz w:val="20"/>
               </w:rPr>
-              <w:t>둘은 배타적이다. Snapshot Standby로 전환하면 Redo Apply가 멈추므로 `READ ONLY WITH APPLY`가 아니게 되고, 9장의 실시간 조회 기능은 그동안 쓸 수 없다.</w:t>
-            </w:r>
-          </w:p>
-          <w:p>
-            <w:pPr>
-              <w:spacing w:after="20"/>
-            </w:pPr>
+              <w:t xml:space="preserve">둘은 배타적이다. Snapshot Standby로 전환하면 Redo Apply가 멈추므로 </w:t>
+            </w:r>
+            <w:r>
+              <w:rPr>
+                <w:rFonts w:ascii="Consolas" w:hAnsi="Consolas" w:eastAsia="맑은 고딕"/>
+                <w:sz w:val="20"/>
+              </w:rPr>
+              <w:t xml:space="preserve">READ ONLY WITH APPLY</w:t>
+            </w:r>
             <w:r>
               <w:rPr>
                 <w:rFonts w:ascii="맑은 고딕" w:hAnsi="맑은 고딕" w:eastAsia="맑은 고딕"/>
                 <w:sz w:val="20"/>
               </w:rPr>
-              <w:t>라이선스도 다르다. Snapshot Standby는 **Active Data Guard 옵션이 필요하지 않다.** Data Guard 자체는 Enterprise Edition에 포함되며, Snapshot Standby도 그 범위 안에 있다.</w:t>
+              <w:t xml:space="preserve">가 아니게 되고, 9장의 실시간 조회 기능은 그동안 쓸 수 없다.</w:t>
             </w:r>
           </w:p>
           <w:p>
@@ -751,7 +842,49 @@
                 <w:rFonts w:ascii="맑은 고딕" w:hAnsi="맑은 고딕" w:eastAsia="맑은 고딕"/>
                 <w:sz w:val="20"/>
               </w:rPr>
-              <w:t>그러나 실무에서는 이 구별이 흐려지기 쉽다. 같은 Standby를 평소에는 ADG로 조회에 쓰고 필요할 때 Snapshot으로 전환한다면 ADG 옵션이 필요하다. **어느 상태로 쓰느냐가 아니라 어느 기능을 쓰느냐가 기준**이다.</w:t>
+              <w:t xml:space="preserve">라이선스도 다르다. Snapshot Standby는 </w:t>
+            </w:r>
+            <w:r>
+              <w:rPr>
+                <w:rFonts w:ascii="맑은 고딕" w:hAnsi="맑은 고딕" w:eastAsia="맑은 고딕"/>
+                <w:b/>
+                <w:sz w:val="20"/>
+              </w:rPr>
+              <w:t xml:space="preserve">Active Data Guard 옵션이 필요하지 않다.</w:t>
+            </w:r>
+            <w:r>
+              <w:rPr>
+                <w:rFonts w:ascii="맑은 고딕" w:hAnsi="맑은 고딕" w:eastAsia="맑은 고딕"/>
+                <w:sz w:val="20"/>
+              </w:rPr>
+              <w:t xml:space="preserve"> Data Guard 자체는 Enterprise Edition에 포함되며, Snapshot Standby도 그 범위 안에 있다.</w:t>
+            </w:r>
+          </w:p>
+          <w:p>
+            <w:pPr>
+              <w:spacing w:after="20"/>
+            </w:pPr>
+            <w:r>
+              <w:rPr>
+                <w:rFonts w:ascii="맑은 고딕" w:hAnsi="맑은 고딕" w:eastAsia="맑은 고딕"/>
+                <w:sz w:val="20"/>
+              </w:rPr>
+              <w:t xml:space="preserve">그러나 실무에서는 이 구별이 흐려지기 쉽다. 같은 Standby를 평소에는 ADG로 조회에 쓰고 필요할 때 Snapshot으로 전환한다면 ADG 옵션이 필요하다. </w:t>
+            </w:r>
+            <w:r>
+              <w:rPr>
+                <w:rFonts w:ascii="맑은 고딕" w:hAnsi="맑은 고딕" w:eastAsia="맑은 고딕"/>
+                <w:b/>
+                <w:sz w:val="20"/>
+              </w:rPr>
+              <w:t xml:space="preserve">어느 상태로 쓰느냐가 아니라 어느 기능을 쓰느냐가 기준</w:t>
+            </w:r>
+            <w:r>
+              <w:rPr>
+                <w:rFonts w:ascii="맑은 고딕" w:hAnsi="맑은 고딕" w:eastAsia="맑은 고딕"/>
+                <w:sz w:val="20"/>
+              </w:rPr>
+              <w:t xml:space="preserve">이다.</w:t>
             </w:r>
           </w:p>
           <w:p>
@@ -919,9 +1052,10 @@
             <w:r>
               <w:rPr>
                 <w:rFonts w:ascii="맑은 고딕" w:hAnsi="맑은 고딕" w:eastAsia="맑은 고딕"/>
-                <w:sz w:val="19"/>
-              </w:rPr>
-              <w:t>**매우 크다**</w:t>
+                <w:b/>
+                <w:sz w:val="19"/>
+              </w:rPr>
+              <w:t xml:space="preserve">매우 크다</w:t>
             </w:r>
           </w:p>
         </w:tc>
@@ -1107,9 +1241,10 @@
             <w:r>
               <w:rPr>
                 <w:rFonts w:ascii="맑은 고딕" w:hAnsi="맑은 고딕" w:eastAsia="맑은 고딕"/>
-                <w:sz w:val="19"/>
-              </w:rPr>
-              <w:t>**Snapshot Standby**</w:t>
+                <w:b/>
+                <w:sz w:val="19"/>
+              </w:rPr>
+              <w:t xml:space="preserve">Snapshot Standby</w:t>
             </w:r>
           </w:p>
         </w:tc>
@@ -1121,9 +1256,10 @@
             <w:r>
               <w:rPr>
                 <w:rFonts w:ascii="맑은 고딕" w:hAnsi="맑은 고딕" w:eastAsia="맑은 고딕"/>
-                <w:sz w:val="19"/>
-              </w:rPr>
-              <w:t>**전환 직전**</w:t>
+                <w:b/>
+                <w:sz w:val="19"/>
+              </w:rPr>
+              <w:t xml:space="preserve">전환 직전</w:t>
             </w:r>
           </w:p>
         </w:tc>
@@ -1135,9 +1271,10 @@
             <w:r>
               <w:rPr>
                 <w:rFonts w:ascii="맑은 고딕" w:hAnsi="맑은 고딕" w:eastAsia="맑은 고딕"/>
-                <w:sz w:val="19"/>
-              </w:rPr>
-              <w:t>**없다**</w:t>
+                <w:b/>
+                <w:sz w:val="19"/>
+              </w:rPr>
+              <w:t xml:space="preserve">없다</w:t>
             </w:r>
           </w:p>
         </w:tc>
@@ -1149,9 +1286,10 @@
             <w:r>
               <w:rPr>
                 <w:rFonts w:ascii="맑은 고딕" w:hAnsi="맑은 고딕" w:eastAsia="맑은 고딕"/>
-                <w:sz w:val="19"/>
-              </w:rPr>
-              <w:t>**명령 한 줄**</w:t>
+                <w:b/>
+                <w:sz w:val="19"/>
+              </w:rPr>
+              <w:t xml:space="preserve">명령 한 줄</w:t>
             </w:r>
           </w:p>
         </w:tc>
@@ -1163,9 +1301,10 @@
             <w:r>
               <w:rPr>
                 <w:rFonts w:ascii="맑은 고딕" w:hAnsi="맑은 고딕" w:eastAsia="맑은 고딕"/>
-                <w:sz w:val="19"/>
-              </w:rPr>
-              <w:t>**단기 검증·성능 측정**</w:t>
+                <w:b/>
+                <w:sz w:val="19"/>
+              </w:rPr>
+              <w:t xml:space="preserve">단기 검증·성능 측정</w:t>
             </w:r>
           </w:p>
         </w:tc>
@@ -1235,9 +1374,17 @@
             <w:r>
               <w:rPr>
                 <w:rFonts w:ascii="맑은 고딕" w:hAnsi="맑은 고딕" w:eastAsia="맑은 고딕"/>
-                <w:sz w:val="19"/>
-              </w:rPr>
-              <w:t>**조회만** 가능한 시험</w:t>
+                <w:b/>
+                <w:sz w:val="19"/>
+              </w:rPr>
+              <w:t xml:space="preserve">조회만</w:t>
+            </w:r>
+            <w:r>
+              <w:rPr>
+                <w:rFonts w:ascii="맑은 고딕" w:hAnsi="맑은 고딕" w:eastAsia="맑은 고딕"/>
+                <w:sz w:val="19"/>
+              </w:rPr>
+              <w:t xml:space="preserve"> 가능한 시험</w:t>
             </w:r>
           </w:p>
         </w:tc>
@@ -1250,7 +1397,22 @@
           <w:rFonts w:ascii="맑은 고딕" w:hAnsi="맑은 고딕" w:eastAsia="맑은 고딕"/>
           <w:sz w:val="21"/>
         </w:rPr>
-        <w:t>Snapshot Standby의 자리는 분명하다. **데이터는 최신이어야 하고, 쓰기가 필요하며, 짧게 쓰고 버릴 시험**이다.</w:t>
+        <w:t xml:space="preserve">Snapshot Standby의 자리는 분명하다. </w:t>
+      </w:r>
+      <w:r>
+        <w:rPr>
+          <w:rFonts w:ascii="맑은 고딕" w:hAnsi="맑은 고딕" w:eastAsia="맑은 고딕"/>
+          <w:b/>
+          <w:sz w:val="21"/>
+        </w:rPr>
+        <w:t xml:space="preserve">데이터는 최신이어야 하고, 쓰기가 필요하며, 짧게 쓰고 버릴 시험</w:t>
+      </w:r>
+      <w:r>
+        <w:rPr>
+          <w:rFonts w:ascii="맑은 고딕" w:hAnsi="맑은 고딕" w:eastAsia="맑은 고딕"/>
+          <w:sz w:val="21"/>
+        </w:rPr>
+        <w:t xml:space="preserve">이다.</w:t>
       </w:r>
     </w:p>
     <w:p>
@@ -1293,7 +1455,21 @@
           <w:rFonts w:ascii="맑은 고딕" w:hAnsi="맑은 고딕" w:eastAsia="맑은 고딕"/>
           <w:sz w:val="21"/>
         </w:rPr>
-        <w:t>11장은 10장을 마친 상태에서 시작한다. Far Sync는 내려가 있고 `chicago → boston` 직결이다.</w:t>
+        <w:t xml:space="preserve">11장은 10장을 마친 상태에서 시작한다. Far Sync는 내려가 있고 </w:t>
+      </w:r>
+      <w:r>
+        <w:rPr>
+          <w:rFonts w:ascii="Consolas" w:hAnsi="Consolas" w:eastAsia="맑은 고딕"/>
+          <w:sz w:val="21"/>
+        </w:rPr>
+        <w:t xml:space="preserve">chicago → boston</w:t>
+      </w:r>
+      <w:r>
+        <w:rPr>
+          <w:rFonts w:ascii="맑은 고딕" w:hAnsi="맑은 고딕" w:eastAsia="맑은 고딕"/>
+          <w:sz w:val="21"/>
+        </w:rPr>
+        <w:t xml:space="preserve"> 직결이다.</w:t>
       </w:r>
     </w:p>
     <w:tbl>
@@ -1770,19 +1946,66 @@
     <w:p>
       <w:r>
         <w:rPr>
-          <w:rFonts w:ascii="맑은 고딕" w:hAnsi="맑은 고딕" w:eastAsia="맑은 고딕"/>
+          <w:rFonts w:ascii="Consolas" w:hAnsi="Consolas" w:eastAsia="맑은 고딕"/>
+          <w:b/>
           <w:sz w:val="21"/>
         </w:rPr>
-        <w:t>**`FLASHBACK_ON`이 `NO`인데도 전환할 수 있다.** 이것이 처음에는 의아하다. 플래시백으로 되돌리는데 플래시백이 꺼져 있어도 되는가.</w:t>
-      </w:r>
-    </w:p>
-    <w:p>
+        <w:t xml:space="preserve">FLASHBACK_ON</w:t>
+      </w:r>
+      <w:r>
+        <w:rPr>
+          <w:rFonts w:ascii="맑은 고딕" w:hAnsi="맑은 고딕" w:eastAsia="맑은 고딕"/>
+          <w:b/>
+          <w:sz w:val="21"/>
+        </w:rPr>
+        <w:t xml:space="preserve">이 </w:t>
+      </w:r>
+      <w:r>
+        <w:rPr>
+          <w:rFonts w:ascii="Consolas" w:hAnsi="Consolas" w:eastAsia="맑은 고딕"/>
+          <w:b/>
+          <w:sz w:val="21"/>
+        </w:rPr>
+        <w:t xml:space="preserve">NO</w:t>
+      </w:r>
+      <w:r>
+        <w:rPr>
+          <w:rFonts w:ascii="맑은 고딕" w:hAnsi="맑은 고딕" w:eastAsia="맑은 고딕"/>
+          <w:b/>
+          <w:sz w:val="21"/>
+        </w:rPr>
+        <w:t xml:space="preserve">인데도 전환할 수 있다.</w:t>
+      </w:r>
       <w:r>
         <w:rPr>
           <w:rFonts w:ascii="맑은 고딕" w:hAnsi="맑은 고딕" w:eastAsia="맑은 고딕"/>
           <w:sz w:val="21"/>
         </w:rPr>
-        <w:t>답은 전환할 때 오라클이 **보장 복원 지점**을 자동으로 만들기 때문이다. 보장 복원 지점은 전체 플래시백 로깅을 켜지 않고도 특정 시점으로 돌아갈 수 있게 해 준다. 전환 후에 다시 조회해 보면 값이 달라져 있다.</w:t>
+        <w:t xml:space="preserve"> 이것이 처음에는 의아하다. 플래시백으로 되돌리는데 플래시백이 꺼져 있어도 되는가.</w:t>
+      </w:r>
+    </w:p>
+    <w:p>
+      <w:r>
+        <w:rPr>
+          <w:rFonts w:ascii="맑은 고딕" w:hAnsi="맑은 고딕" w:eastAsia="맑은 고딕"/>
+          <w:sz w:val="21"/>
+        </w:rPr>
+        <w:t xml:space="preserve">답은 전환할 때 오라클이 </w:t>
+      </w:r>
+      <w:r>
+        <w:rPr>
+          <w:rFonts w:ascii="맑은 고딕" w:hAnsi="맑은 고딕" w:eastAsia="맑은 고딕"/>
+          <w:b/>
+          <w:sz w:val="21"/>
+        </w:rPr>
+        <w:t xml:space="preserve">보장 복원 지점</w:t>
+      </w:r>
+      <w:r>
+        <w:rPr>
+          <w:rFonts w:ascii="맑은 고딕" w:hAnsi="맑은 고딕" w:eastAsia="맑은 고딕"/>
+          <w:sz w:val="21"/>
+        </w:rPr>
+        <w:t xml:space="preserve">을 자동으로 만들기 때문이다. 보장 복원 지점은 전체 플래시백 로깅을 켜지 않고도 특정 시점으로 돌아갈 수 있게 해 준다. 전환 후에 다시 조회해 보면 값이 달라져 있다.</w:t>
       </w:r>
     </w:p>
     <w:tbl>
@@ -2065,57 +2288,97 @@
             <w:r>
               <w:rPr>
                 <w:rFonts w:ascii="맑은 고딕" w:hAnsi="맑은 고딕" w:eastAsia="맑은 고딕"/>
+                <w:b/>
                 <w:sz w:val="20"/>
               </w:rPr>
-              <w:t>**① FRA에 여유가 있는가.** 시험 중 바꿀 데이터의 양을 가늠해 그만큼 여유를 둔다. 부족하면 시험 도중에 멈춘다.</w:t>
-            </w:r>
-          </w:p>
-          <w:p>
-            <w:pPr>
-              <w:spacing w:after="20"/>
-            </w:pPr>
+              <w:t xml:space="preserve">① FRA에 여유가 있는가.</w:t>
+            </w:r>
             <w:r>
               <w:rPr>
                 <w:rFonts w:ascii="맑은 고딕" w:hAnsi="맑은 고딕" w:eastAsia="맑은 고딕"/>
                 <w:sz w:val="20"/>
               </w:rPr>
-              <w:t>**② 다른 Standby가 있는가.** Snapshot으로 전환한 Standby는 재해 복구 대상이 아니다. 운영에서는 Standby를 둘 이상 두고 하나만 전환한다.</w:t>
+              <w:t xml:space="preserve"> 시험 중 바꿀 데이터의 양을 가늠해 그만큼 여유를 둔다. 부족하면 시험 도중에 멈춘다.</w:t>
             </w:r>
           </w:p>
           <w:p>
             <w:pPr>
               <w:spacing w:after="20"/>
             </w:pPr>
+            <w:r>
+              <w:rPr>
+                <w:rFonts w:ascii="맑은 고딕" w:hAnsi="맑은 고딕" w:eastAsia="맑은 고딕"/>
+                <w:b/>
+                <w:sz w:val="20"/>
+              </w:rPr>
+              <w:t xml:space="preserve">② 다른 Standby가 있는가.</w:t>
+            </w:r>
             <w:r>
               <w:rPr>
                 <w:rFonts w:ascii="맑은 고딕" w:hAnsi="맑은 고딕" w:eastAsia="맑은 고딕"/>
                 <w:sz w:val="20"/>
               </w:rPr>
-              <w:t>**③ 언제까지 쓸 것인가.** 전환 기간이 길수록 쌓이는 리두가 늘고 복귀 후 따라잡는 시간이 길어진다. 시작 전에 종료 시점을 정한다.</w:t>
+              <w:t xml:space="preserve"> Snapshot으로 전환한 Standby는 재해 복구 대상이 아니다. 운영에서는 Standby를 둘 이상 두고 하나만 전환한다.</w:t>
             </w:r>
           </w:p>
           <w:p>
             <w:pPr>
               <w:spacing w:after="20"/>
             </w:pPr>
+            <w:r>
+              <w:rPr>
+                <w:rFonts w:ascii="맑은 고딕" w:hAnsi="맑은 고딕" w:eastAsia="맑은 고딕"/>
+                <w:b/>
+                <w:sz w:val="20"/>
+              </w:rPr>
+              <w:t xml:space="preserve">③ 언제까지 쓸 것인가.</w:t>
+            </w:r>
             <w:r>
               <w:rPr>
                 <w:rFonts w:ascii="맑은 고딕" w:hAnsi="맑은 고딕" w:eastAsia="맑은 고딕"/>
                 <w:sz w:val="20"/>
               </w:rPr>
-              <w:t>**④ 남길 것은 무엇인가.** 되돌리면 전부 사라진다. 실행 계획·소요 시간·오류 메시지 같은 결과는 되돌리기 전에 밖으로 빼낸다.</w:t>
+              <w:t xml:space="preserve"> 전환 기간이 길수록 쌓이는 리두가 늘고 복귀 후 따라잡는 시간이 길어진다. 시작 전에 종료 시점을 정한다.</w:t>
             </w:r>
           </w:p>
           <w:p>
             <w:pPr>
               <w:spacing w:after="20"/>
             </w:pPr>
+            <w:r>
+              <w:rPr>
+                <w:rFonts w:ascii="맑은 고딕" w:hAnsi="맑은 고딕" w:eastAsia="맑은 고딕"/>
+                <w:b/>
+                <w:sz w:val="20"/>
+              </w:rPr>
+              <w:t xml:space="preserve">④ 남길 것은 무엇인가.</w:t>
+            </w:r>
             <w:r>
               <w:rPr>
                 <w:rFonts w:ascii="맑은 고딕" w:hAnsi="맑은 고딕" w:eastAsia="맑은 고딕"/>
                 <w:sz w:val="20"/>
               </w:rPr>
-              <w:t>**⑤ 알림은 했는가.** 그 Standby로 조회 서비스를 받던 사용자가 있다면 그동안 쓸 수 없다.</w:t>
+              <w:t xml:space="preserve"> 되돌리면 전부 사라진다. 실행 계획·소요 시간·오류 메시지 같은 결과는 되돌리기 전에 밖으로 빼낸다.</w:t>
+            </w:r>
+          </w:p>
+          <w:p>
+            <w:pPr>
+              <w:spacing w:after="20"/>
+            </w:pPr>
+            <w:r>
+              <w:rPr>
+                <w:rFonts w:ascii="맑은 고딕" w:hAnsi="맑은 고딕" w:eastAsia="맑은 고딕"/>
+                <w:b/>
+                <w:sz w:val="20"/>
+              </w:rPr>
+              <w:t xml:space="preserve">⑤ 알림은 했는가.</w:t>
+            </w:r>
+            <w:r>
+              <w:rPr>
+                <w:rFonts w:ascii="맑은 고딕" w:hAnsi="맑은 고딕" w:eastAsia="맑은 고딕"/>
+                <w:sz w:val="20"/>
+              </w:rPr>
+              <w:t xml:space="preserve"> 그 Standby로 조회 서비스를 받던 사용자가 있다면 그동안 쓸 수 없다.</w:t>
             </w:r>
           </w:p>
         </w:tc>
@@ -2348,18 +2611,49 @@
       <w:r>
         <w:rPr>
           <w:rFonts w:ascii="맑은 고딕" w:hAnsi="맑은 고딕" w:eastAsia="맑은 고딕"/>
+          <w:b/>
           <w:sz w:val="21"/>
         </w:rPr>
-        <w:t>**ORA-38784**는 "복원 지점을 만들 수 없다"이고, 그 이름이 **`SNAPSHOT_STANDBY_REQUIRED_&lt;날짜&gt; &lt;시각&gt;`**이다. 전환의 첫 단계가 복원 지점 생성이라는 사실이 오류 메시지에서 드러난다.</w:t>
-      </w:r>
-    </w:p>
-    <w:p>
+        <w:t xml:space="preserve">ORA-38784</w:t>
+      </w:r>
       <w:r>
         <w:rPr>
           <w:rFonts w:ascii="맑은 고딕" w:hAnsi="맑은 고딕" w:eastAsia="맑은 고딕"/>
           <w:sz w:val="21"/>
         </w:rPr>
-        <w:t>**ORA-01153**은 "호환되지 않는 미디어 복구가 활성 상태"라는 뜻이다. MRP가 리두를 적용하고 있으면 복원 지점을 만들 수 없다. 지금 이 순간의 SCN을 고정해야 하는데 계속 앞으로 나아가고 있기 때문이다.</w:t>
+        <w:t xml:space="preserve">는 "복원 지점을 만들 수 없다"이고, 그 이름이 </w:t>
+      </w:r>
+      <w:r>
+        <w:rPr>
+          <w:rFonts w:ascii="Consolas" w:hAnsi="Consolas" w:eastAsia="맑은 고딕"/>
+          <w:b/>
+          <w:sz w:val="21"/>
+        </w:rPr>
+        <w:t xml:space="preserve">SNAPSHOT_STANDBY_REQUIRED_&lt;날짜&gt; &lt;시각&gt;</w:t>
+      </w:r>
+      <w:r>
+        <w:rPr>
+          <w:rFonts w:ascii="맑은 고딕" w:hAnsi="맑은 고딕" w:eastAsia="맑은 고딕"/>
+          <w:sz w:val="21"/>
+        </w:rPr>
+        <w:t xml:space="preserve">이다. 전환의 첫 단계가 복원 지점 생성이라는 사실이 오류 메시지에서 드러난다.</w:t>
+      </w:r>
+    </w:p>
+    <w:p>
+      <w:r>
+        <w:rPr>
+          <w:rFonts w:ascii="맑은 고딕" w:hAnsi="맑은 고딕" w:eastAsia="맑은 고딕"/>
+          <w:b/>
+          <w:sz w:val="21"/>
+        </w:rPr>
+        <w:t xml:space="preserve">ORA-01153</w:t>
+      </w:r>
+      <w:r>
+        <w:rPr>
+          <w:rFonts w:ascii="맑은 고딕" w:hAnsi="맑은 고딕" w:eastAsia="맑은 고딕"/>
+          <w:sz w:val="21"/>
+        </w:rPr>
+        <w:t xml:space="preserve">은 "호환되지 않는 미디어 복구가 활성 상태"라는 뜻이다. MRP가 리두를 적용하고 있으면 복원 지점을 만들 수 없다. 지금 이 순간의 SCN을 고정해야 하는데 계속 앞으로 나아가고 있기 때문이다.</w:t>
       </w:r>
     </w:p>
     <w:p>
@@ -2510,10 +2804,45 @@
     <w:p>
       <w:r>
         <w:rPr>
+          <w:rFonts w:ascii="Consolas" w:hAnsi="Consolas" w:eastAsia="맑은 고딕"/>
+          <w:sz w:val="21"/>
+        </w:rPr>
+        <w:t xml:space="preserve">READ ONLY WITH APPLY</w:t>
+      </w:r>
+      <w:r>
+        <w:rPr>
           <w:rFonts w:ascii="맑은 고딕" w:hAnsi="맑은 고딕" w:eastAsia="맑은 고딕"/>
           <w:sz w:val="21"/>
         </w:rPr>
-        <w:t>`READ ONLY WITH APPLY`가 `READ ONLY`로 바뀌었다. 9장에서 배운 대로 `WITH APPLY`는 MRP의 존재를 반영하는 꼬리표다.</w:t>
+        <w:t xml:space="preserve">가 </w:t>
+      </w:r>
+      <w:r>
+        <w:rPr>
+          <w:rFonts w:ascii="Consolas" w:hAnsi="Consolas" w:eastAsia="맑은 고딕"/>
+          <w:sz w:val="21"/>
+        </w:rPr>
+        <w:t xml:space="preserve">READ ONLY</w:t>
+      </w:r>
+      <w:r>
+        <w:rPr>
+          <w:rFonts w:ascii="맑은 고딕" w:hAnsi="맑은 고딕" w:eastAsia="맑은 고딕"/>
+          <w:sz w:val="21"/>
+        </w:rPr>
+        <w:t xml:space="preserve">로 바뀌었다. 9장에서 배운 대로 </w:t>
+      </w:r>
+      <w:r>
+        <w:rPr>
+          <w:rFonts w:ascii="Consolas" w:hAnsi="Consolas" w:eastAsia="맑은 고딕"/>
+          <w:sz w:val="21"/>
+        </w:rPr>
+        <w:t xml:space="preserve">WITH APPLY</w:t>
+      </w:r>
+      <w:r>
+        <w:rPr>
+          <w:rFonts w:ascii="맑은 고딕" w:hAnsi="맑은 고딕" w:eastAsia="맑은 고딕"/>
+          <w:sz w:val="21"/>
+        </w:rPr>
+        <w:t xml:space="preserve">는 MRP의 존재를 반영하는 꼬리표다.</w:t>
       </w:r>
     </w:p>
     <w:p>
@@ -2768,10 +3097,10 @@
           <w:p>
             <w:r>
               <w:rPr>
-                <w:rFonts w:ascii="맑은 고딕" w:hAnsi="맑은 고딕" w:eastAsia="맑은 고딕"/>
-                <w:sz w:val="19"/>
-              </w:rPr>
-              <w:t>`DATABASE_ROLE`</w:t>
+                <w:rFonts w:ascii="Consolas" w:hAnsi="Consolas" w:eastAsia="맑은 고딕"/>
+                <w:sz w:val="19"/>
+              </w:rPr>
+              <w:t xml:space="preserve">DATABASE_ROLE</w:t>
             </w:r>
           </w:p>
         </w:tc>
@@ -2797,9 +3126,10 @@
             <w:r>
               <w:rPr>
                 <w:rFonts w:ascii="맑은 고딕" w:hAnsi="맑은 고딕" w:eastAsia="맑은 고딕"/>
-                <w:sz w:val="19"/>
-              </w:rPr>
-              <w:t>**SNAPSHOT STANDBY**</w:t>
+                <w:b/>
+                <w:sz w:val="19"/>
+              </w:rPr>
+              <w:t xml:space="preserve">SNAPSHOT STANDBY</w:t>
             </w:r>
           </w:p>
         </w:tc>
@@ -2826,10 +3156,10 @@
           <w:p>
             <w:r>
               <w:rPr>
-                <w:rFonts w:ascii="맑은 고딕" w:hAnsi="맑은 고딕" w:eastAsia="맑은 고딕"/>
-                <w:sz w:val="19"/>
-              </w:rPr>
-              <w:t>`CONTROLFILE_TYPE`</w:t>
+                <w:rFonts w:ascii="Consolas" w:hAnsi="Consolas" w:eastAsia="맑은 고딕"/>
+                <w:sz w:val="19"/>
+              </w:rPr>
+              <w:t xml:space="preserve">CONTROLFILE_TYPE</w:t>
             </w:r>
           </w:p>
         </w:tc>
@@ -2855,9 +3185,10 @@
             <w:r>
               <w:rPr>
                 <w:rFonts w:ascii="맑은 고딕" w:hAnsi="맑은 고딕" w:eastAsia="맑은 고딕"/>
-                <w:sz w:val="19"/>
-              </w:rPr>
-              <w:t>**CURRENT**</w:t>
+                <w:b/>
+                <w:sz w:val="19"/>
+              </w:rPr>
+              <w:t xml:space="preserve">CURRENT</w:t>
             </w:r>
           </w:p>
         </w:tc>
@@ -2884,10 +3215,10 @@
           <w:p>
             <w:r>
               <w:rPr>
-                <w:rFonts w:ascii="맑은 고딕" w:hAnsi="맑은 고딕" w:eastAsia="맑은 고딕"/>
-                <w:sz w:val="19"/>
-              </w:rPr>
-              <w:t>`FLASHBACK_ON`</w:t>
+                <w:rFonts w:ascii="Consolas" w:hAnsi="Consolas" w:eastAsia="맑은 고딕"/>
+                <w:sz w:val="19"/>
+              </w:rPr>
+              <w:t xml:space="preserve">FLASHBACK_ON</w:t>
             </w:r>
           </w:p>
         </w:tc>
@@ -2913,9 +3244,10 @@
             <w:r>
               <w:rPr>
                 <w:rFonts w:ascii="맑은 고딕" w:hAnsi="맑은 고딕" w:eastAsia="맑은 고딕"/>
-                <w:sz w:val="19"/>
-              </w:rPr>
-              <w:t>**RESTORE POINT ONLY**</w:t>
+                <w:b/>
+                <w:sz w:val="19"/>
+              </w:rPr>
+              <w:t xml:space="preserve">RESTORE POINT ONLY</w:t>
             </w:r>
           </w:p>
         </w:tc>
@@ -2942,10 +3274,10 @@
           <w:p>
             <w:r>
               <w:rPr>
-                <w:rFonts w:ascii="맑은 고딕" w:hAnsi="맑은 고딕" w:eastAsia="맑은 고딕"/>
-                <w:sz w:val="19"/>
-              </w:rPr>
-              <w:t>`OPEN_MODE`</w:t>
+                <w:rFonts w:ascii="Consolas" w:hAnsi="Consolas" w:eastAsia="맑은 고딕"/>
+                <w:sz w:val="19"/>
+              </w:rPr>
+              <w:t xml:space="preserve">OPEN_MODE</w:t>
             </w:r>
           </w:p>
         </w:tc>
@@ -2971,9 +3303,10 @@
             <w:r>
               <w:rPr>
                 <w:rFonts w:ascii="맑은 고딕" w:hAnsi="맑은 고딕" w:eastAsia="맑은 고딕"/>
-                <w:sz w:val="19"/>
-              </w:rPr>
-              <w:t>**MOUNTED**</w:t>
+                <w:b/>
+                <w:sz w:val="19"/>
+              </w:rPr>
+              <w:t xml:space="preserve">MOUNTED</w:t>
             </w:r>
           </w:p>
         </w:tc>
@@ -2997,19 +3330,89 @@
     <w:p>
       <w:r>
         <w:rPr>
-          <w:rFonts w:ascii="맑은 고딕" w:hAnsi="맑은 고딕" w:eastAsia="맑은 고딕"/>
+          <w:rFonts w:ascii="Consolas" w:hAnsi="Consolas" w:eastAsia="맑은 고딕"/>
+          <w:b/>
           <w:sz w:val="21"/>
         </w:rPr>
-        <w:t>**`OPEN_MODE`가 `MOUNTED`로 바뀐 것을 놓치기 쉽다.** 열려 있는 상태에서 전환 명령을 실행했는데 끝나고 보니 마운트 상태다. 전환 과정에서 데이터베이스를 닫았다가 다시 마운트했기 때문이다. 그래서 전환 후에는 따로 열어야 한다.</w:t>
-      </w:r>
-    </w:p>
-    <w:p>
+        <w:t xml:space="preserve">OPEN_MODE</w:t>
+      </w:r>
+      <w:r>
+        <w:rPr>
+          <w:rFonts w:ascii="맑은 고딕" w:hAnsi="맑은 고딕" w:eastAsia="맑은 고딕"/>
+          <w:b/>
+          <w:sz w:val="21"/>
+        </w:rPr>
+        <w:t xml:space="preserve">가 </w:t>
+      </w:r>
+      <w:r>
+        <w:rPr>
+          <w:rFonts w:ascii="Consolas" w:hAnsi="Consolas" w:eastAsia="맑은 고딕"/>
+          <w:b/>
+          <w:sz w:val="21"/>
+        </w:rPr>
+        <w:t xml:space="preserve">MOUNTED</w:t>
+      </w:r>
+      <w:r>
+        <w:rPr>
+          <w:rFonts w:ascii="맑은 고딕" w:hAnsi="맑은 고딕" w:eastAsia="맑은 고딕"/>
+          <w:b/>
+          <w:sz w:val="21"/>
+        </w:rPr>
+        <w:t xml:space="preserve">로 바뀐 것을 놓치기 쉽다.</w:t>
+      </w:r>
       <w:r>
         <w:rPr>
           <w:rFonts w:ascii="맑은 고딕" w:hAnsi="맑은 고딕" w:eastAsia="맑은 고딕"/>
           <w:sz w:val="21"/>
         </w:rPr>
-        <w:t>**`CONTROLFILE_TYPE`이 `CURRENT`**가 된 것이 특히 중요하다. 10장에서 Far Sync가 `FARSYNC`라서 리두를 적용하지 못했던 것을 떠올린다. 여기서도 같은 결과가 나온다. 뒤에서 확인한다.</w:t>
+        <w:t xml:space="preserve"> 열려 있는 상태에서 전환 명령을 실행했는데 끝나고 보니 마운트 상태다. 전환 과정에서 데이터베이스를 닫았다가 다시 마운트했기 때문이다. 그래서 전환 후에는 따로 열어야 한다.</w:t>
+      </w:r>
+    </w:p>
+    <w:p>
+      <w:r>
+        <w:rPr>
+          <w:rFonts w:ascii="Consolas" w:hAnsi="Consolas" w:eastAsia="맑은 고딕"/>
+          <w:b/>
+          <w:sz w:val="21"/>
+        </w:rPr>
+        <w:t xml:space="preserve">CONTROLFILE_TYPE</w:t>
+      </w:r>
+      <w:r>
+        <w:rPr>
+          <w:rFonts w:ascii="맑은 고딕" w:hAnsi="맑은 고딕" w:eastAsia="맑은 고딕"/>
+          <w:b/>
+          <w:sz w:val="21"/>
+        </w:rPr>
+        <w:t xml:space="preserve">이 </w:t>
+      </w:r>
+      <w:r>
+        <w:rPr>
+          <w:rFonts w:ascii="Consolas" w:hAnsi="Consolas" w:eastAsia="맑은 고딕"/>
+          <w:b/>
+          <w:sz w:val="21"/>
+        </w:rPr>
+        <w:t xml:space="preserve">CURRENT</w:t>
+      </w:r>
+      <w:r>
+        <w:rPr>
+          <w:rFonts w:ascii="맑은 고딕" w:hAnsi="맑은 고딕" w:eastAsia="맑은 고딕"/>
+          <w:sz w:val="21"/>
+        </w:rPr>
+        <w:t xml:space="preserve">가 된 것이 특히 중요하다. 10장에서 Far Sync가 </w:t>
+      </w:r>
+      <w:r>
+        <w:rPr>
+          <w:rFonts w:ascii="Consolas" w:hAnsi="Consolas" w:eastAsia="맑은 고딕"/>
+          <w:sz w:val="21"/>
+        </w:rPr>
+        <w:t xml:space="preserve">FARSYNC</w:t>
+      </w:r>
+      <w:r>
+        <w:rPr>
+          <w:rFonts w:ascii="맑은 고딕" w:hAnsi="맑은 고딕" w:eastAsia="맑은 고딕"/>
+          <w:sz w:val="21"/>
+        </w:rPr>
+        <w:t xml:space="preserve">라서 리두를 적용하지 못했던 것을 떠올린다. 여기서도 같은 결과가 나온다. 뒤에서 확인한다.</w:t>
       </w:r>
     </w:p>
     <w:p>
@@ -3123,16 +3526,38 @@
           <w:rFonts w:ascii="맑은 고딕" w:hAnsi="맑은 고딕" w:eastAsia="맑은 고딕"/>
           <w:sz w:val="21"/>
         </w:rPr>
-        <w:t>이름이 앞서 ORA-38784에서 본 그 형식이다. **`GUARANTEE_FLASHBACK_DATABASE`가 `YES`**인 것이 핵심이다.</w:t>
-      </w:r>
-    </w:p>
-    <w:p>
+        <w:t xml:space="preserve">이름이 앞서 ORA-38784에서 본 그 형식이다. </w:t>
+      </w:r>
+      <w:r>
+        <w:rPr>
+          <w:rFonts w:ascii="Consolas" w:hAnsi="Consolas" w:eastAsia="맑은 고딕"/>
+          <w:b/>
+          <w:sz w:val="21"/>
+        </w:rPr>
+        <w:t xml:space="preserve">GUARANTEE_FLASHBACK_DATABASE</w:t>
+      </w:r>
+      <w:r>
+        <w:rPr>
+          <w:rFonts w:ascii="맑은 고딕" w:hAnsi="맑은 고딕" w:eastAsia="맑은 고딕"/>
+          <w:b/>
+          <w:sz w:val="21"/>
+        </w:rPr>
+        <w:t xml:space="preserve">가 </w:t>
+      </w:r>
+      <w:r>
+        <w:rPr>
+          <w:rFonts w:ascii="Consolas" w:hAnsi="Consolas" w:eastAsia="맑은 고딕"/>
+          <w:b/>
+          <w:sz w:val="21"/>
+        </w:rPr>
+        <w:t xml:space="preserve">YES</w:t>
+      </w:r>
       <w:r>
         <w:rPr>
           <w:rFonts w:ascii="맑은 고딕" w:hAnsi="맑은 고딕" w:eastAsia="맑은 고딕"/>
           <w:sz w:val="21"/>
         </w:rPr>
-        <w:t>일반 복원 지점은 FRA가 부족하면 지워질 수 있다. **보장 복원 지점은 지워지지 않는다.** 대신 FRA가 가득 차면 데이터베이스가 멈춘다. "반드시 되돌아갈 수 있게 하겠다"는 약속이므로 그 대가가 있다.</w:t>
+        <w:t xml:space="preserve">인 것이 핵심이다.</w:t>
       </w:r>
     </w:p>
     <w:p>
@@ -3141,16 +3566,54 @@
           <w:rFonts w:ascii="맑은 고딕" w:hAnsi="맑은 고딕" w:eastAsia="맑은 고딕"/>
           <w:sz w:val="21"/>
         </w:rPr>
-        <w:t>`SCN 2252853`이 되돌아갈 시점이다. 시험 중 무슨 일이 있어도 이 SCN으로 돌아간다.</w:t>
-      </w:r>
-    </w:p>
-    <w:p>
+        <w:t xml:space="preserve">일반 복원 지점은 FRA가 부족하면 지워질 수 있다. </w:t>
+      </w:r>
+      <w:r>
+        <w:rPr>
+          <w:rFonts w:ascii="맑은 고딕" w:hAnsi="맑은 고딕" w:eastAsia="맑은 고딕"/>
+          <w:b/>
+          <w:sz w:val="21"/>
+        </w:rPr>
+        <w:t xml:space="preserve">보장 복원 지점은 지워지지 않는다.</w:t>
+      </w:r>
       <w:r>
         <w:rPr>
           <w:rFonts w:ascii="맑은 고딕" w:hAnsi="맑은 고딕" w:eastAsia="맑은 고딕"/>
           <w:sz w:val="21"/>
         </w:rPr>
-        <w:t>`STORAGE_SIZE`가 200MB인 것은 이 복원 지점을 유지하는 데 예약된 공간이다. 시험 중 데이터를 바꿀수록 늘어난다.</w:t>
+        <w:t xml:space="preserve"> 대신 FRA가 가득 차면 데이터베이스가 멈춘다. "반드시 되돌아갈 수 있게 하겠다"는 약속이므로 그 대가가 있다.</w:t>
+      </w:r>
+    </w:p>
+    <w:p>
+      <w:r>
+        <w:rPr>
+          <w:rFonts w:ascii="Consolas" w:hAnsi="Consolas" w:eastAsia="맑은 고딕"/>
+          <w:sz w:val="21"/>
+        </w:rPr>
+        <w:t xml:space="preserve">SCN 2252853</w:t>
+      </w:r>
+      <w:r>
+        <w:rPr>
+          <w:rFonts w:ascii="맑은 고딕" w:hAnsi="맑은 고딕" w:eastAsia="맑은 고딕"/>
+          <w:sz w:val="21"/>
+        </w:rPr>
+        <w:t xml:space="preserve">이 되돌아갈 시점이다. 시험 중 무슨 일이 있어도 이 SCN으로 돌아간다.</w:t>
+      </w:r>
+    </w:p>
+    <w:p>
+      <w:r>
+        <w:rPr>
+          <w:rFonts w:ascii="Consolas" w:hAnsi="Consolas" w:eastAsia="맑은 고딕"/>
+          <w:sz w:val="21"/>
+        </w:rPr>
+        <w:t xml:space="preserve">STORAGE_SIZE</w:t>
+      </w:r>
+      <w:r>
+        <w:rPr>
+          <w:rFonts w:ascii="맑은 고딕" w:hAnsi="맑은 고딕" w:eastAsia="맑은 고딕"/>
+          <w:sz w:val="21"/>
+        </w:rPr>
+        <w:t xml:space="preserve">가 200MB인 것은 이 복원 지점을 유지하는 데 예약된 공간이다. 시험 중 데이터를 바꿀수록 늘어난다.</w:t>
       </w:r>
     </w:p>
     <w:tbl>
@@ -3184,34 +3647,57 @@
             </w:pPr>
             <w:r>
               <w:rPr>
+                <w:rFonts w:ascii="Consolas" w:hAnsi="Consolas" w:eastAsia="맑은 고딕"/>
+                <w:sz w:val="20"/>
+              </w:rPr>
+              <w:t xml:space="preserve">SNAPSHOT_STANDBY_REQUIRED_08/27/2026 16:16:43</w:t>
+            </w:r>
+            <w:r>
+              <w:rPr>
                 <w:rFonts w:ascii="맑은 고딕" w:hAnsi="맑은 고딕" w:eastAsia="맑은 고딕"/>
                 <w:sz w:val="20"/>
               </w:rPr>
-              <w:t>`SNAPSHOT_STANDBY_REQUIRED_08/27/2026 16:16:43`이라는 이름에는 두 가지 정보가 들어 있다.</w:t>
+              <w:t xml:space="preserve">이라는 이름에는 두 가지 정보가 들어 있다.</w:t>
             </w:r>
           </w:p>
           <w:p>
             <w:pPr>
               <w:spacing w:after="20"/>
             </w:pPr>
+            <w:r>
+              <w:rPr>
+                <w:rFonts w:ascii="Consolas" w:hAnsi="Consolas" w:eastAsia="맑은 고딕"/>
+                <w:b/>
+                <w:sz w:val="20"/>
+              </w:rPr>
+              <w:t xml:space="preserve">REQUIRED</w:t>
+            </w:r>
             <w:r>
               <w:rPr>
                 <w:rFonts w:ascii="맑은 고딕" w:hAnsi="맑은 고딕" w:eastAsia="맑은 고딕"/>
                 <w:sz w:val="20"/>
               </w:rPr>
-              <w:t>**`REQUIRED`** — 이 복원 지점은 선택이 아니라 필수다. 사용자가 지우면 안 된다. 되돌리기가 불가능해진다.</w:t>
+              <w:t xml:space="preserve"> — 이 복원 지점은 선택이 아니라 필수다. 사용자가 지우면 안 된다. 되돌리기가 불가능해진다.</w:t>
             </w:r>
           </w:p>
           <w:p>
             <w:pPr>
               <w:spacing w:after="20"/>
             </w:pPr>
+            <w:r>
+              <w:rPr>
+                <w:rFonts w:ascii="맑은 고딕" w:hAnsi="맑은 고딕" w:eastAsia="맑은 고딕"/>
+                <w:b/>
+                <w:sz w:val="20"/>
+              </w:rPr>
+              <w:t xml:space="preserve">날짜와 시각</w:t>
+            </w:r>
             <w:r>
               <w:rPr>
                 <w:rFonts w:ascii="맑은 고딕" w:hAnsi="맑은 고딕" w:eastAsia="맑은 고딕"/>
                 <w:sz w:val="20"/>
               </w:rPr>
-              <w:t>**날짜와 시각** — 언제 전환했는지 기록이다. 여러 번 전환하면 그때마다 새 이름이 붙으므로 구별할 수 있다.</w:t>
+              <w:t xml:space="preserve"> — 언제 전환했는지 기록이다. 여러 번 전환하면 그때마다 새 이름이 붙으므로 구별할 수 있다.</w:t>
             </w:r>
           </w:p>
           <w:p>
@@ -3223,7 +3709,36 @@
                 <w:rFonts w:ascii="맑은 고딕" w:hAnsi="맑은 고딕" w:eastAsia="맑은 고딕"/>
                 <w:sz w:val="20"/>
               </w:rPr>
-              <w:t>실무에서 이 이름을 직접 쓸 일은 없다. `CONVERT TO PHYSICAL STANDBY`가 알아서 찾아 쓴다. 그러나 **FRA 문제를 진단할 때는 이 이름을 알아보는 것이 중요하다.** 200MB, 500MB로 계속 늘어나는 항목이 있다면 이것이며, 줄이는 방법은 되돌리는 것뿐이다.</w:t>
+              <w:t xml:space="preserve">실무에서 이 이름을 직접 쓸 일은 없다. </w:t>
+            </w:r>
+            <w:r>
+              <w:rPr>
+                <w:rFonts w:ascii="Consolas" w:hAnsi="Consolas" w:eastAsia="맑은 고딕"/>
+                <w:sz w:val="20"/>
+              </w:rPr>
+              <w:t xml:space="preserve">CONVERT TO PHYSICAL STANDBY</w:t>
+            </w:r>
+            <w:r>
+              <w:rPr>
+                <w:rFonts w:ascii="맑은 고딕" w:hAnsi="맑은 고딕" w:eastAsia="맑은 고딕"/>
+                <w:sz w:val="20"/>
+              </w:rPr>
+              <w:t xml:space="preserve">가 알아서 찾아 쓴다. 그러나 </w:t>
+            </w:r>
+            <w:r>
+              <w:rPr>
+                <w:rFonts w:ascii="맑은 고딕" w:hAnsi="맑은 고딕" w:eastAsia="맑은 고딕"/>
+                <w:b/>
+                <w:sz w:val="20"/>
+              </w:rPr>
+              <w:t xml:space="preserve">FRA 문제를 진단할 때는 이 이름을 알아보는 것이 중요하다.</w:t>
+            </w:r>
+            <w:r>
+              <w:rPr>
+                <w:rFonts w:ascii="맑은 고딕" w:hAnsi="맑은 고딕" w:eastAsia="맑은 고딕"/>
+                <w:sz w:val="20"/>
+              </w:rPr>
+              <w:t xml:space="preserve"> 200MB, 500MB로 계속 늘어나는 항목이 있다면 이것이며, 줄이는 방법은 되돌리는 것뿐이다.</w:t>
             </w:r>
           </w:p>
         </w:tc>
@@ -3377,10 +3892,40 @@
     <w:p>
       <w:r>
         <w:rPr>
+          <w:rFonts w:ascii="Consolas" w:hAnsi="Consolas" w:eastAsia="맑은 고딕"/>
+          <w:b/>
+          <w:sz w:val="21"/>
+        </w:rPr>
+        <w:t xml:space="preserve">READ WRITE</w:t>
+      </w:r>
+      <w:r>
+        <w:rPr>
+          <w:rFonts w:ascii="맑은 고딕" w:hAnsi="맑은 고딕" w:eastAsia="맑은 고딕"/>
+          <w:b/>
+          <w:sz w:val="21"/>
+        </w:rPr>
+        <w:t xml:space="preserve">다.</w:t>
+      </w:r>
+      <w:r>
+        <w:rPr>
           <w:rFonts w:ascii="맑은 고딕" w:hAnsi="맑은 고딕" w:eastAsia="맑은 고딕"/>
           <w:sz w:val="21"/>
         </w:rPr>
-        <w:t>**`READ WRITE`다.** 9장에서 그토록 `READ ONLY`였던 Standby가 이제 쓰기 가능하다.</w:t>
+        <w:t xml:space="preserve"> 9장에서 그토록 </w:t>
+      </w:r>
+      <w:r>
+        <w:rPr>
+          <w:rFonts w:ascii="Consolas" w:hAnsi="Consolas" w:eastAsia="맑은 고딕"/>
+          <w:sz w:val="21"/>
+        </w:rPr>
+        <w:t xml:space="preserve">READ ONLY</w:t>
+      </w:r>
+      <w:r>
+        <w:rPr>
+          <w:rFonts w:ascii="맑은 고딕" w:hAnsi="맑은 고딕" w:eastAsia="맑은 고딕"/>
+          <w:sz w:val="21"/>
+        </w:rPr>
+        <w:t xml:space="preserve">였던 Standby가 이제 쓰기 가능하다.</w:t>
       </w:r>
     </w:p>
     <w:p>
@@ -3636,9 +4181,33 @@
       <w:r>
         <w:rPr>
           <w:rFonts w:ascii="맑은 고딕" w:hAnsi="맑은 고딕" w:eastAsia="맑은 고딕"/>
+          <w:b/>
           <w:sz w:val="21"/>
         </w:rPr>
-        <w:t>**CDB를 열어도 PDB는 `MOUNTED`로 남는다.** 8장에서 이 상태의 PDB를 조회하려다 ORA-01219를 만난 적이 있다. PDB를 따로 열어야 한다.</w:t>
+        <w:t xml:space="preserve">CDB를 열어도 PDB는 </w:t>
+      </w:r>
+      <w:r>
+        <w:rPr>
+          <w:rFonts w:ascii="Consolas" w:hAnsi="Consolas" w:eastAsia="맑은 고딕"/>
+          <w:b/>
+          <w:sz w:val="21"/>
+        </w:rPr>
+        <w:t xml:space="preserve">MOUNTED</w:t>
+      </w:r>
+      <w:r>
+        <w:rPr>
+          <w:rFonts w:ascii="맑은 고딕" w:hAnsi="맑은 고딕" w:eastAsia="맑은 고딕"/>
+          <w:b/>
+          <w:sz w:val="21"/>
+        </w:rPr>
+        <w:t xml:space="preserve">로 남는다.</w:t>
+      </w:r>
+      <w:r>
+        <w:rPr>
+          <w:rFonts w:ascii="맑은 고딕" w:hAnsi="맑은 고딕" w:eastAsia="맑은 고딕"/>
+          <w:sz w:val="21"/>
+        </w:rPr>
+        <w:t xml:space="preserve"> 8장에서 이 상태의 PDB를 조회하려다 ORA-01219를 만난 적이 있다. PDB를 따로 열어야 한다.</w:t>
       </w:r>
     </w:p>
     <w:p>
@@ -4189,10 +4758,17 @@
     <w:p>
       <w:r>
         <w:rPr>
+          <w:rFonts w:ascii="Consolas" w:hAnsi="Consolas" w:eastAsia="맑은 고딕"/>
+          <w:sz w:val="21"/>
+        </w:rPr>
+        <w:t xml:space="preserve">ALTER DATABASE CONVERT TO SNAPSHOT STANDBY</w:t>
+      </w:r>
+      <w:r>
+        <w:rPr>
           <w:rFonts w:ascii="맑은 고딕" w:hAnsi="맑은 고딕" w:eastAsia="맑은 고딕"/>
           <w:sz w:val="21"/>
         </w:rPr>
-        <w:t>`ALTER DATABASE CONVERT TO SNAPSHOT STANDBY`는 한 줄이지만 안에서 여러 단계가 순서대로 일어난다. 이 장에서 만난 오류와 관찰값을 모으면 순서가 드러난다.</w:t>
+        <w:t xml:space="preserve">는 한 줄이지만 안에서 여러 단계가 순서대로 일어난다. 이 장에서 만난 오류와 관찰값을 모으면 순서가 드러난다.</w:t>
       </w:r>
     </w:p>
     <w:tbl>
@@ -4324,7 +4900,28 @@
                 <w:rFonts w:ascii="맑은 고딕" w:hAnsi="맑은 고딕" w:eastAsia="맑은 고딕"/>
                 <w:sz w:val="19"/>
               </w:rPr>
-              <w:t>전환 후 `OPEN_MODE`가 `MOUNTED`</w:t>
+              <w:t xml:space="preserve">전환 후 </w:t>
+            </w:r>
+            <w:r>
+              <w:rPr>
+                <w:rFonts w:ascii="Consolas" w:hAnsi="Consolas" w:eastAsia="맑은 고딕"/>
+                <w:sz w:val="19"/>
+              </w:rPr>
+              <w:t xml:space="preserve">OPEN_MODE</w:t>
+            </w:r>
+            <w:r>
+              <w:rPr>
+                <w:rFonts w:ascii="맑은 고딕" w:hAnsi="맑은 고딕" w:eastAsia="맑은 고딕"/>
+                <w:sz w:val="19"/>
+              </w:rPr>
+              <w:t xml:space="preserve">가 </w:t>
+            </w:r>
+            <w:r>
+              <w:rPr>
+                <w:rFonts w:ascii="Consolas" w:hAnsi="Consolas" w:eastAsia="맑은 고딕"/>
+                <w:sz w:val="19"/>
+              </w:rPr>
+              <w:t xml:space="preserve">MOUNTED</w:t>
             </w:r>
           </w:p>
         </w:tc>
@@ -4351,10 +4948,17 @@
           <w:p>
             <w:r>
               <w:rPr>
+                <w:rFonts w:ascii="Consolas" w:hAnsi="Consolas" w:eastAsia="맑은 고딕"/>
+                <w:sz w:val="19"/>
+              </w:rPr>
+              <w:t xml:space="preserve">CONTROLFILE_TYPE</w:t>
+            </w:r>
+            <w:r>
+              <w:rPr>
                 <w:rFonts w:ascii="맑은 고딕" w:hAnsi="맑은 고딕" w:eastAsia="맑은 고딕"/>
                 <w:sz w:val="19"/>
               </w:rPr>
-              <w:t>`CONTROLFILE_TYPE` STANDBY → CURRENT</w:t>
+              <w:t xml:space="preserve"> STANDBY → CURRENT</w:t>
             </w:r>
           </w:p>
         </w:tc>
@@ -4381,10 +4985,17 @@
           <w:p>
             <w:r>
               <w:rPr>
+                <w:rFonts w:ascii="Consolas" w:hAnsi="Consolas" w:eastAsia="맑은 고딕"/>
+                <w:sz w:val="19"/>
+              </w:rPr>
+              <w:t xml:space="preserve">DATABASE_ROLE</w:t>
+            </w:r>
+            <w:r>
+              <w:rPr>
                 <w:rFonts w:ascii="맑은 고딕" w:hAnsi="맑은 고딕" w:eastAsia="맑은 고딕"/>
                 <w:sz w:val="19"/>
               </w:rPr>
-              <w:t>`DATABASE_ROLE` PHYSICAL STANDBY → SNAPSHOT STANDBY</w:t>
+              <w:t xml:space="preserve"> PHYSICAL STANDBY → SNAPSHOT STANDBY</w:t>
             </w:r>
           </w:p>
         </w:tc>
@@ -4411,10 +5022,17 @@
           <w:p>
             <w:r>
               <w:rPr>
+                <w:rFonts w:ascii="Consolas" w:hAnsi="Consolas" w:eastAsia="맑은 고딕"/>
+                <w:sz w:val="19"/>
+              </w:rPr>
+              <w:t xml:space="preserve">FLASHBACK_ON</w:t>
+            </w:r>
+            <w:r>
+              <w:rPr>
                 <w:rFonts w:ascii="맑은 고딕" w:hAnsi="맑은 고딕" w:eastAsia="맑은 고딕"/>
                 <w:sz w:val="19"/>
               </w:rPr>
-              <w:t>`FLASHBACK_ON` NO → RESTORE POINT ONLY</w:t>
+              <w:t xml:space="preserve"> NO → RESTORE POINT ONLY</w:t>
             </w:r>
           </w:p>
         </w:tc>
@@ -4425,18 +5043,34 @@
       <w:r>
         <w:rPr>
           <w:rFonts w:ascii="맑은 고딕" w:hAnsi="맑은 고딕" w:eastAsia="맑은 고딕"/>
+          <w:b/>
           <w:sz w:val="21"/>
         </w:rPr>
-        <w:t>**①이 가장 먼저인 것이 중요하다.** 되돌아갈 자리를 확보하지 못하면 나머지를 진행하지 않는다. 만약 순서가 반대여서 역할부터 바꾼 뒤 복원 지점 생성이 실패했다면, 되돌릴 수 없는 어중간한 상태가 만들어졌을 것이다.</w:t>
-      </w:r>
-    </w:p>
-    <w:p>
+        <w:t xml:space="preserve">①이 가장 먼저인 것이 중요하다.</w:t>
+      </w:r>
       <w:r>
         <w:rPr>
           <w:rFonts w:ascii="맑은 고딕" w:hAnsi="맑은 고딕" w:eastAsia="맑은 고딕"/>
           <w:sz w:val="21"/>
         </w:rPr>
-        <w:t>오라클이 위험한 작업을 설계할 때 쓰는 일반적인 원칙이기도 하다. **되돌릴 준비를 먼저 하고 바꾼다.**</w:t>
+        <w:t xml:space="preserve"> 되돌아갈 자리를 확보하지 못하면 나머지를 진행하지 않는다. 만약 순서가 반대여서 역할부터 바꾼 뒤 복원 지점 생성이 실패했다면, 되돌릴 수 없는 어중간한 상태가 만들어졌을 것이다.</w:t>
+      </w:r>
+    </w:p>
+    <w:p>
+      <w:r>
+        <w:rPr>
+          <w:rFonts w:ascii="맑은 고딕" w:hAnsi="맑은 고딕" w:eastAsia="맑은 고딕"/>
+          <w:sz w:val="21"/>
+        </w:rPr>
+        <w:t xml:space="preserve">오라클이 위험한 작업을 설계할 때 쓰는 일반적인 원칙이기도 하다. </w:t>
+      </w:r>
+      <w:r>
+        <w:rPr>
+          <w:rFonts w:ascii="맑은 고딕" w:hAnsi="맑은 고딕" w:eastAsia="맑은 고딕"/>
+          <w:b/>
+          <w:sz w:val="21"/>
+        </w:rPr>
+        <w:t xml:space="preserve">되돌릴 준비를 먼저 하고 바꾼다.</w:t>
       </w:r>
     </w:p>
     <w:p>
@@ -4544,10 +5178,17 @@
           <w:p>
             <w:r>
               <w:rPr>
+                <w:rFonts w:ascii="Consolas" w:hAnsi="Consolas" w:eastAsia="맑은 고딕"/>
+                <w:sz w:val="19"/>
+              </w:rPr>
+              <w:t xml:space="preserve">CONTROLFILE_TYPE</w:t>
+            </w:r>
+            <w:r>
+              <w:rPr>
                 <w:rFonts w:ascii="맑은 고딕" w:hAnsi="맑은 고딕" w:eastAsia="맑은 고딕"/>
                 <w:sz w:val="19"/>
               </w:rPr>
-              <w:t>`CONTROLFILE_TYPE` CURRENT → STANDBY</w:t>
+              <w:t xml:space="preserve"> CURRENT → STANDBY</w:t>
             </w:r>
           </w:p>
         </w:tc>
@@ -4574,10 +5215,17 @@
           <w:p>
             <w:r>
               <w:rPr>
+                <w:rFonts w:ascii="Consolas" w:hAnsi="Consolas" w:eastAsia="맑은 고딕"/>
+                <w:sz w:val="19"/>
+              </w:rPr>
+              <w:t xml:space="preserve">DATABASE_ROLE</w:t>
+            </w:r>
+            <w:r>
+              <w:rPr>
                 <w:rFonts w:ascii="맑은 고딕" w:hAnsi="맑은 고딕" w:eastAsia="맑은 고딕"/>
                 <w:sz w:val="19"/>
               </w:rPr>
-              <w:t>`DATABASE_ROLE` → PHYSICAL STANDBY</w:t>
+              <w:t xml:space="preserve"> → PHYSICAL STANDBY</w:t>
             </w:r>
           </w:p>
         </w:tc>
@@ -4604,10 +5252,17 @@
           <w:p>
             <w:r>
               <w:rPr>
+                <w:rFonts w:ascii="Consolas" w:hAnsi="Consolas" w:eastAsia="맑은 고딕"/>
+                <w:sz w:val="19"/>
+              </w:rPr>
+              <w:t xml:space="preserve">V$RESTORE_POINT</w:t>
+            </w:r>
+            <w:r>
+              <w:rPr>
                 <w:rFonts w:ascii="맑은 고딕" w:hAnsi="맑은 고딕" w:eastAsia="맑은 고딕"/>
                 <w:sz w:val="19"/>
               </w:rPr>
-              <w:t>`V$RESTORE_POINT` 0행</w:t>
+              <w:t xml:space="preserve"> 0행</w:t>
             </w:r>
           </w:p>
         </w:tc>
@@ -4634,10 +5289,17 @@
           <w:p>
             <w:r>
               <w:rPr>
+                <w:rFonts w:ascii="Consolas" w:hAnsi="Consolas" w:eastAsia="맑은 고딕"/>
+                <w:sz w:val="19"/>
+              </w:rPr>
+              <w:t xml:space="preserve">FLASHBACK_ON</w:t>
+            </w:r>
+            <w:r>
+              <w:rPr>
                 <w:rFonts w:ascii="맑은 고딕" w:hAnsi="맑은 고딕" w:eastAsia="맑은 고딕"/>
                 <w:sz w:val="19"/>
               </w:rPr>
-              <w:t>`FLASHBACK_ON` → NO</w:t>
+              <w:t xml:space="preserve"> → NO</w:t>
             </w:r>
           </w:p>
         </w:tc>
@@ -4650,7 +5312,22 @@
           <w:rFonts w:ascii="맑은 고딕" w:hAnsi="맑은 고딕" w:eastAsia="맑은 고딕"/>
           <w:sz w:val="21"/>
         </w:rPr>
-        <w:t>①이 먼저이므로 **되감기가 실패하면 역할은 그대로 남는다.** 안전한 순서다.</w:t>
+        <w:t xml:space="preserve">①이 먼저이므로 </w:t>
+      </w:r>
+      <w:r>
+        <w:rPr>
+          <w:rFonts w:ascii="맑은 고딕" w:hAnsi="맑은 고딕" w:eastAsia="맑은 고딕"/>
+          <w:b/>
+          <w:sz w:val="21"/>
+        </w:rPr>
+        <w:t xml:space="preserve">되감기가 실패하면 역할은 그대로 남는다.</w:t>
+      </w:r>
+      <w:r>
+        <w:rPr>
+          <w:rFonts w:ascii="맑은 고딕" w:hAnsi="맑은 고딕" w:eastAsia="맑은 고딕"/>
+          <w:sz w:val="21"/>
+        </w:rPr>
+        <w:t xml:space="preserve"> 안전한 순서다.</w:t>
       </w:r>
     </w:p>
     <w:p>
@@ -4779,9 +5456,45 @@
       <w:r>
         <w:rPr>
           <w:rFonts w:ascii="맑은 고딕" w:hAnsi="맑은 고딕" w:eastAsia="맑은 고딕"/>
+          <w:b/>
           <w:sz w:val="21"/>
         </w:rPr>
-        <w:t>**ORA-01665.** 10장에서 Far Sync에 MRP를 띄우려다 만난 그 오류이고, 1장에서 Primary에 띄우려다 만난 것과도 같다. 이유도 같다. `CONTROLFILE_TYPE`이 `STANDBY`가 아니다.</w:t>
+        <w:t xml:space="preserve">ORA-01665.</w:t>
+      </w:r>
+      <w:r>
+        <w:rPr>
+          <w:rFonts w:ascii="맑은 고딕" w:hAnsi="맑은 고딕" w:eastAsia="맑은 고딕"/>
+          <w:sz w:val="21"/>
+        </w:rPr>
+        <w:t xml:space="preserve"> 10장에서 Far Sync에 MRP를 띄우려다 만난 그 오류이고, 1장에서 Primary에 띄우려다 만난 것과도 같다. 이유도 같다. </w:t>
+      </w:r>
+      <w:r>
+        <w:rPr>
+          <w:rFonts w:ascii="Consolas" w:hAnsi="Consolas" w:eastAsia="맑은 고딕"/>
+          <w:sz w:val="21"/>
+        </w:rPr>
+        <w:t xml:space="preserve">CONTROLFILE_TYPE</w:t>
+      </w:r>
+      <w:r>
+        <w:rPr>
+          <w:rFonts w:ascii="맑은 고딕" w:hAnsi="맑은 고딕" w:eastAsia="맑은 고딕"/>
+          <w:sz w:val="21"/>
+        </w:rPr>
+        <w:t xml:space="preserve">이 </w:t>
+      </w:r>
+      <w:r>
+        <w:rPr>
+          <w:rFonts w:ascii="Consolas" w:hAnsi="Consolas" w:eastAsia="맑은 고딕"/>
+          <w:sz w:val="21"/>
+        </w:rPr>
+        <w:t xml:space="preserve">STANDBY</w:t>
+      </w:r>
+      <w:r>
+        <w:rPr>
+          <w:rFonts w:ascii="맑은 고딕" w:hAnsi="맑은 고딕" w:eastAsia="맑은 고딕"/>
+          <w:sz w:val="21"/>
+        </w:rPr>
+        <w:t xml:space="preserve">가 아니다.</w:t>
       </w:r>
     </w:p>
     <w:p>
@@ -4951,9 +5664,10 @@
             <w:r>
               <w:rPr>
                 <w:rFonts w:ascii="맑은 고딕" w:hAnsi="맑은 고딕" w:eastAsia="맑은 고딕"/>
-                <w:sz w:val="19"/>
-              </w:rPr>
-              <w:t>**Snapshot Standby**</w:t>
+                <w:b/>
+                <w:sz w:val="19"/>
+              </w:rPr>
+              <w:t xml:space="preserve">Snapshot Standby</w:t>
             </w:r>
           </w:p>
         </w:tc>
@@ -4965,9 +5679,10 @@
             <w:r>
               <w:rPr>
                 <w:rFonts w:ascii="맑은 고딕" w:hAnsi="맑은 고딕" w:eastAsia="맑은 고딕"/>
-                <w:sz w:val="19"/>
-              </w:rPr>
-              <w:t>**CURRENT**</w:t>
+                <w:b/>
+                <w:sz w:val="19"/>
+              </w:rPr>
+              <w:t xml:space="preserve">CURRENT</w:t>
             </w:r>
           </w:p>
         </w:tc>
@@ -4979,9 +5694,10 @@
             <w:r>
               <w:rPr>
                 <w:rFonts w:ascii="맑은 고딕" w:hAnsi="맑은 고딕" w:eastAsia="맑은 고딕"/>
-                <w:sz w:val="19"/>
-              </w:rPr>
-              <w:t>**ORA-01665**</w:t>
+                <w:b/>
+                <w:sz w:val="19"/>
+              </w:rPr>
+              <w:t xml:space="preserve">ORA-01665</w:t>
             </w:r>
           </w:p>
         </w:tc>
@@ -5036,9 +5752,17 @@
       <w:r>
         <w:rPr>
           <w:rFonts w:ascii="맑은 고딕" w:hAnsi="맑은 고딕" w:eastAsia="맑은 고딕"/>
+          <w:b/>
           <w:sz w:val="21"/>
         </w:rPr>
-        <w:t>**MRP를 띄울 수 있는 것은 Standby 컨트롤 파일뿐이다.** 오라클이 이 판단을 역할이 아니라 컨트롤 파일 유형으로 한다는 점이 반복해서 확인된다.</w:t>
+        <w:t xml:space="preserve">MRP를 띄울 수 있는 것은 Standby 컨트롤 파일뿐이다.</w:t>
+      </w:r>
+      <w:r>
+        <w:rPr>
+          <w:rFonts w:ascii="맑은 고딕" w:hAnsi="맑은 고딕" w:eastAsia="맑은 고딕"/>
+          <w:sz w:val="21"/>
+        </w:rPr>
+        <w:t xml:space="preserve"> 오라클이 이 판단을 역할이 아니라 컨트롤 파일 유형으로 한다는 점이 반복해서 확인된다.</w:t>
       </w:r>
     </w:p>
     <w:tbl>
@@ -5141,10 +5865,45 @@
     <w:p>
       <w:r>
         <w:rPr>
+          <w:rFonts w:ascii="Consolas" w:hAnsi="Consolas" w:eastAsia="맑은 고딕"/>
+          <w:sz w:val="21"/>
+        </w:rPr>
+        <w:t xml:space="preserve">RECOVERY_MODE</w:t>
+      </w:r>
+      <w:r>
+        <w:rPr>
           <w:rFonts w:ascii="맑은 고딕" w:hAnsi="맑은 고딕" w:eastAsia="맑은 고딕"/>
           <w:sz w:val="21"/>
         </w:rPr>
-        <w:t>`RECOVERY_MODE`가 `IDLE`이다. 7장에서 이 값이 `MANAGED REAL TIME APPLY`였던 것과 대비된다.</w:t>
+        <w:t xml:space="preserve">가 </w:t>
+      </w:r>
+      <w:r>
+        <w:rPr>
+          <w:rFonts w:ascii="Consolas" w:hAnsi="Consolas" w:eastAsia="맑은 고딕"/>
+          <w:sz w:val="21"/>
+        </w:rPr>
+        <w:t xml:space="preserve">IDLE</w:t>
+      </w:r>
+      <w:r>
+        <w:rPr>
+          <w:rFonts w:ascii="맑은 고딕" w:hAnsi="맑은 고딕" w:eastAsia="맑은 고딕"/>
+          <w:sz w:val="21"/>
+        </w:rPr>
+        <w:t xml:space="preserve">이다. 7장에서 이 값이 </w:t>
+      </w:r>
+      <w:r>
+        <w:rPr>
+          <w:rFonts w:ascii="Consolas" w:hAnsi="Consolas" w:eastAsia="맑은 고딕"/>
+          <w:sz w:val="21"/>
+        </w:rPr>
+        <w:t xml:space="preserve">MANAGED REAL TIME APPLY</w:t>
+      </w:r>
+      <w:r>
+        <w:rPr>
+          <w:rFonts w:ascii="맑은 고딕" w:hAnsi="맑은 고딕" w:eastAsia="맑은 고딕"/>
+          <w:sz w:val="21"/>
+        </w:rPr>
+        <w:t xml:space="preserve">였던 것과 대비된다.</w:t>
       </w:r>
     </w:p>
     <w:p>
@@ -5343,9 +6102,31 @@
       <w:r>
         <w:rPr>
           <w:rFonts w:ascii="맑은 고딕" w:hAnsi="맑은 고딕" w:eastAsia="맑은 고딕"/>
+          <w:b/>
           <w:sz w:val="21"/>
         </w:rPr>
-        <w:t>**Primary는 아무 문제 없이 계속 보낸다.** 목적지가 `VALID`다. Primary 입장에서는 상대가 Snapshot으로 바뀐 것이 전송에 지장을 주지 않는다.</w:t>
+        <w:t xml:space="preserve">Primary는 아무 문제 없이 계속 보낸다.</w:t>
+      </w:r>
+      <w:r>
+        <w:rPr>
+          <w:rFonts w:ascii="맑은 고딕" w:hAnsi="맑은 고딕" w:eastAsia="맑은 고딕"/>
+          <w:sz w:val="21"/>
+        </w:rPr>
+        <w:t xml:space="preserve"> 목적지가 </w:t>
+      </w:r>
+      <w:r>
+        <w:rPr>
+          <w:rFonts w:ascii="Consolas" w:hAnsi="Consolas" w:eastAsia="맑은 고딕"/>
+          <w:sz w:val="21"/>
+        </w:rPr>
+        <w:t xml:space="preserve">VALID</w:t>
+      </w:r>
+      <w:r>
+        <w:rPr>
+          <w:rFonts w:ascii="맑은 고딕" w:hAnsi="맑은 고딕" w:eastAsia="맑은 고딕"/>
+          <w:sz w:val="21"/>
+        </w:rPr>
+        <w:t xml:space="preserve">다. Primary 입장에서는 상대가 Snapshot으로 바뀐 것이 전송에 지장을 주지 않는다.</w:t>
       </w:r>
     </w:p>
     <w:tbl>
@@ -5553,9 +6334,45 @@
       <w:r>
         <w:rPr>
           <w:rFonts w:ascii="맑은 고딕" w:hAnsi="맑은 고딕" w:eastAsia="맑은 고딕"/>
+          <w:b/>
           <w:sz w:val="21"/>
         </w:rPr>
-        <w:t>**두 지연이 갈라진다.** `transport lag`은 0이고 `apply lag`은 2분 38초로 늘어나고 있다. 7장에서 두 값의 뜻을 구별해 배운 것이 여기서 쓰인다.</w:t>
+        <w:t xml:space="preserve">두 지연이 갈라진다.</w:t>
+      </w:r>
+      <w:r>
+        <w:rPr>
+          <w:rFonts w:ascii="맑은 고딕" w:hAnsi="맑은 고딕" w:eastAsia="맑은 고딕"/>
+          <w:sz w:val="21"/>
+        </w:rPr>
+        <w:t xml:space="preserve"> </w:t>
+      </w:r>
+      <w:r>
+        <w:rPr>
+          <w:rFonts w:ascii="Consolas" w:hAnsi="Consolas" w:eastAsia="맑은 고딕"/>
+          <w:sz w:val="21"/>
+        </w:rPr>
+        <w:t xml:space="preserve">transport lag</w:t>
+      </w:r>
+      <w:r>
+        <w:rPr>
+          <w:rFonts w:ascii="맑은 고딕" w:hAnsi="맑은 고딕" w:eastAsia="맑은 고딕"/>
+          <w:sz w:val="21"/>
+        </w:rPr>
+        <w:t xml:space="preserve">은 0이고 </w:t>
+      </w:r>
+      <w:r>
+        <w:rPr>
+          <w:rFonts w:ascii="Consolas" w:hAnsi="Consolas" w:eastAsia="맑은 고딕"/>
+          <w:sz w:val="21"/>
+        </w:rPr>
+        <w:t xml:space="preserve">apply lag</w:t>
+      </w:r>
+      <w:r>
+        <w:rPr>
+          <w:rFonts w:ascii="맑은 고딕" w:hAnsi="맑은 고딕" w:eastAsia="맑은 고딕"/>
+          <w:sz w:val="21"/>
+        </w:rPr>
+        <w:t xml:space="preserve">은 2분 38초로 늘어나고 있다. 7장에서 두 값의 뜻을 구별해 배운 것이 여기서 쓰인다.</w:t>
       </w:r>
     </w:p>
     <w:tbl>
@@ -5656,9 +6473,10 @@
             <w:r>
               <w:rPr>
                 <w:rFonts w:ascii="맑은 고딕" w:hAnsi="맑은 고딕" w:eastAsia="맑은 고딕"/>
-                <w:sz w:val="19"/>
-              </w:rPr>
-              <w:t>**0 — 계속 받는다**</w:t>
+                <w:b/>
+                <w:sz w:val="19"/>
+              </w:rPr>
+              <w:t xml:space="preserve">0 — 계속 받는다</w:t>
             </w:r>
           </w:p>
         </w:tc>
@@ -5700,9 +6518,10 @@
             <w:r>
               <w:rPr>
                 <w:rFonts w:ascii="맑은 고딕" w:hAnsi="맑은 고딕" w:eastAsia="맑은 고딕"/>
-                <w:sz w:val="19"/>
-              </w:rPr>
-              <w:t>**계속 늘어난다 — 적용을 안 한다**</w:t>
+                <w:b/>
+                <w:sz w:val="19"/>
+              </w:rPr>
+              <w:t xml:space="preserve">계속 늘어난다 — 적용을 안 한다</w:t>
             </w:r>
           </w:p>
         </w:tc>
@@ -5817,7 +6636,22 @@
           <w:rFonts w:ascii="맑은 고딕" w:hAnsi="맑은 고딕" w:eastAsia="맑은 고딕"/>
           <w:sz w:val="21"/>
         </w:rPr>
-        <w:t>Primary에는 3행이 있는데 여기는 1행이고 내용도 다르다. **두 데이터베이스가 갈라졌다.** 이것이 Snapshot Standby의 상태다.</w:t>
+        <w:t xml:space="preserve">Primary에는 3행이 있는데 여기는 1행이고 내용도 다르다. </w:t>
+      </w:r>
+      <w:r>
+        <w:rPr>
+          <w:rFonts w:ascii="맑은 고딕" w:hAnsi="맑은 고딕" w:eastAsia="맑은 고딕"/>
+          <w:b/>
+          <w:sz w:val="21"/>
+        </w:rPr>
+        <w:t xml:space="preserve">두 데이터베이스가 갈라졌다.</w:t>
+      </w:r>
+      <w:r>
+        <w:rPr>
+          <w:rFonts w:ascii="맑은 고딕" w:hAnsi="맑은 고딕" w:eastAsia="맑은 고딕"/>
+          <w:sz w:val="21"/>
+        </w:rPr>
+        <w:t xml:space="preserve"> 이것이 Snapshot Standby의 상태다.</w:t>
       </w:r>
     </w:p>
     <w:p>
@@ -6019,19 +6853,50 @@
     <w:p>
       <w:r>
         <w:rPr>
-          <w:rFonts w:ascii="맑은 고딕" w:hAnsi="맑은 고딕" w:eastAsia="맑은 고딕"/>
+          <w:rFonts w:ascii="Consolas" w:hAnsi="Consolas" w:eastAsia="맑은 고딕"/>
+          <w:b/>
           <w:sz w:val="21"/>
         </w:rPr>
-        <w:t>**`FLASHBACK LOG` 항목이 새로 생겼다.** 전환 전에는 없던 유형이다. 2.6%, 파일 2개이며 전체 사용량이 1,536MB에서 1,941MB로 늘었다.</w:t>
-      </w:r>
-    </w:p>
-    <w:p>
+        <w:t xml:space="preserve">FLASHBACK LOG</w:t>
+      </w:r>
+      <w:r>
+        <w:rPr>
+          <w:rFonts w:ascii="맑은 고딕" w:hAnsi="맑은 고딕" w:eastAsia="맑은 고딕"/>
+          <w:b/>
+          <w:sz w:val="21"/>
+        </w:rPr>
+        <w:t xml:space="preserve"> 항목이 새로 생겼다.</w:t>
+      </w:r>
       <w:r>
         <w:rPr>
           <w:rFonts w:ascii="맑은 고딕" w:hAnsi="맑은 고딕" w:eastAsia="맑은 고딕"/>
           <w:sz w:val="21"/>
         </w:rPr>
-        <w:t>실습에서는 몇 건만 바꿨는데도 400MB가 늘었다. **시험에서 대량 갱신을 하면 이 값이 빠르게 커진다.** 전환 전 점검표의 첫 항목이 FRA 여유였던 이유다.</w:t>
+        <w:t xml:space="preserve"> 전환 전에는 없던 유형이다. 2.6%, 파일 2개이며 전체 사용량이 1,536MB에서 1,941MB로 늘었다.</w:t>
+      </w:r>
+    </w:p>
+    <w:p>
+      <w:r>
+        <w:rPr>
+          <w:rFonts w:ascii="맑은 고딕" w:hAnsi="맑은 고딕" w:eastAsia="맑은 고딕"/>
+          <w:sz w:val="21"/>
+        </w:rPr>
+        <w:t xml:space="preserve">실습에서는 몇 건만 바꿨는데도 400MB가 늘었다. </w:t>
+      </w:r>
+      <w:r>
+        <w:rPr>
+          <w:rFonts w:ascii="맑은 고딕" w:hAnsi="맑은 고딕" w:eastAsia="맑은 고딕"/>
+          <w:b/>
+          <w:sz w:val="21"/>
+        </w:rPr>
+        <w:t xml:space="preserve">시험에서 대량 갱신을 하면 이 값이 빠르게 커진다.</w:t>
+      </w:r>
+      <w:r>
+        <w:rPr>
+          <w:rFonts w:ascii="맑은 고딕" w:hAnsi="맑은 고딕" w:eastAsia="맑은 고딕"/>
+          <w:sz w:val="21"/>
+        </w:rPr>
+        <w:t xml:space="preserve"> 전환 전 점검표의 첫 항목이 FRA 여유였던 이유다.</w:t>
       </w:r>
     </w:p>
     <w:p>
@@ -6057,7 +6922,15 @@
           <w:rFonts w:ascii="맑은 고딕" w:hAnsi="맑은 고딕" w:eastAsia="맑은 고딕"/>
           <w:sz w:val="21"/>
         </w:rPr>
-        <w:t>Primary는 아카이브 로그를 영원히 보관하지 않는다. FRA가 차면 지우고, RMAN 정책에 따라 지우고, 관리자가 정리하면서 지운다. **Standby가 아직 적용하지 않은 아카이브를 Primary가 지워 버리면 갭이 생긴다.**</w:t>
+        <w:t xml:space="preserve">Primary는 아카이브 로그를 영원히 보관하지 않는다. FRA가 차면 지우고, RMAN 정책에 따라 지우고, 관리자가 정리하면서 지운다. </w:t>
+      </w:r>
+      <w:r>
+        <w:rPr>
+          <w:rFonts w:ascii="맑은 고딕" w:hAnsi="맑은 고딕" w:eastAsia="맑은 고딕"/>
+          <w:b/>
+          <w:sz w:val="21"/>
+        </w:rPr>
+        <w:t xml:space="preserve">Standby가 아직 적용하지 않은 아카이브를 Primary가 지워 버리면 갭이 생긴다.</w:t>
       </w:r>
     </w:p>
     <w:p>
@@ -6255,9 +7128,17 @@
             <w:r>
               <w:rPr>
                 <w:rFonts w:ascii="맑은 고딕" w:hAnsi="맑은 고딕" w:eastAsia="맑은 고딕"/>
-                <w:sz w:val="19"/>
-              </w:rPr>
-              <w:t>**높다** — 정리 정책에 걸릴 수 있다</w:t>
+                <w:b/>
+                <w:sz w:val="19"/>
+              </w:rPr>
+              <w:t xml:space="preserve">높다</w:t>
+            </w:r>
+            <w:r>
+              <w:rPr>
+                <w:rFonts w:ascii="맑은 고딕" w:hAnsi="맑은 고딕" w:eastAsia="맑은 고딕"/>
+                <w:sz w:val="19"/>
+              </w:rPr>
+              <w:t xml:space="preserve"> — 정리 정책에 걸릴 수 있다</w:t>
             </w:r>
           </w:p>
         </w:tc>
@@ -6270,7 +7151,22 @@
           <w:rFonts w:ascii="맑은 고딕" w:hAnsi="맑은 고딕" w:eastAsia="맑은 고딕"/>
           <w:sz w:val="21"/>
         </w:rPr>
-        <w:t>다행히 실습에서 확인했듯 **Standby로 전송은 계속된다.** 리두는 Snapshot Standby 쪽 FRA에 아카이브로 남는다. 그래서 Primary가 지워도 Standby가 이미 받아 둔 것은 무사하다.</w:t>
+        <w:t xml:space="preserve">다행히 실습에서 확인했듯 </w:t>
+      </w:r>
+      <w:r>
+        <w:rPr>
+          <w:rFonts w:ascii="맑은 고딕" w:hAnsi="맑은 고딕" w:eastAsia="맑은 고딕"/>
+          <w:b/>
+          <w:sz w:val="21"/>
+        </w:rPr>
+        <w:t xml:space="preserve">Standby로 전송은 계속된다.</w:t>
+      </w:r>
+      <w:r>
+        <w:rPr>
+          <w:rFonts w:ascii="맑은 고딕" w:hAnsi="맑은 고딕" w:eastAsia="맑은 고딕"/>
+          <w:sz w:val="21"/>
+        </w:rPr>
+        <w:t xml:space="preserve"> 리두는 Snapshot Standby 쪽 FRA에 아카이브로 남는다. 그래서 Primary가 지워도 Standby가 이미 받아 둔 것은 무사하다.</w:t>
       </w:r>
     </w:p>
     <w:p>
@@ -6298,9 +7194,17 @@
       <w:r>
         <w:rPr>
           <w:rFonts w:ascii="맑은 고딕" w:hAnsi="맑은 고딕" w:eastAsia="맑은 고딕"/>
+          <w:b/>
           <w:sz w:val="21"/>
         </w:rPr>
-        <w:t>**전환 기간을 짧게** 잡는다. 시작 전에 종료 시점을 정한다.</w:t>
+        <w:t xml:space="preserve">전환 기간을 짧게</w:t>
+      </w:r>
+      <w:r>
+        <w:rPr>
+          <w:rFonts w:ascii="맑은 고딕" w:hAnsi="맑은 고딕" w:eastAsia="맑은 고딕"/>
+          <w:sz w:val="21"/>
+        </w:rPr>
+        <w:t xml:space="preserve"> 잡는다. 시작 전에 종료 시점을 정한다.</w:t>
       </w:r>
     </w:p>
     <w:p>
@@ -6310,18 +7214,40 @@
       <w:r>
         <w:rPr>
           <w:rFonts w:ascii="맑은 고딕" w:hAnsi="맑은 고딕" w:eastAsia="맑은 고딕"/>
+          <w:b/>
           <w:sz w:val="21"/>
         </w:rPr>
-        <w:t>**Primary의 아카이브 보관 정책**을 확인한다. 전환 기간보다 넉넉해야 한다.</w:t>
-      </w:r>
-    </w:p>
-    <w:p>
+        <w:t xml:space="preserve">Primary의 아카이브 보관 정책</w:t>
+      </w:r>
       <w:r>
         <w:rPr>
           <w:rFonts w:ascii="맑은 고딕" w:hAnsi="맑은 고딕" w:eastAsia="맑은 고딕"/>
           <w:sz w:val="21"/>
         </w:rPr>
-        <w:t>복귀 후 `apply lag`이 0으로 수렴하는지 확인하는 것도 이 때문이다. 실습에서는 전환 기간이 짧아 즉시 따라잡았지만, 오래 걸린다면 그만큼 쌓였다는 뜻이다.</w:t>
+        <w:t xml:space="preserve">을 확인한다. 전환 기간보다 넉넉해야 한다.</w:t>
+      </w:r>
+    </w:p>
+    <w:p>
+      <w:r>
+        <w:rPr>
+          <w:rFonts w:ascii="맑은 고딕" w:hAnsi="맑은 고딕" w:eastAsia="맑은 고딕"/>
+          <w:sz w:val="21"/>
+        </w:rPr>
+        <w:t xml:space="preserve">복귀 후 </w:t>
+      </w:r>
+      <w:r>
+        <w:rPr>
+          <w:rFonts w:ascii="Consolas" w:hAnsi="Consolas" w:eastAsia="맑은 고딕"/>
+          <w:sz w:val="21"/>
+        </w:rPr>
+        <w:t xml:space="preserve">apply lag</w:t>
+      </w:r>
+      <w:r>
+        <w:rPr>
+          <w:rFonts w:ascii="맑은 고딕" w:hAnsi="맑은 고딕" w:eastAsia="맑은 고딕"/>
+          <w:sz w:val="21"/>
+        </w:rPr>
+        <w:t xml:space="preserve">이 0으로 수렴하는지 확인하는 것도 이 때문이다. 실습에서는 전환 기간이 짧아 즉시 따라잡았지만, 오래 걸린다면 그만큼 쌓였다는 뜻이다.</w:t>
       </w:r>
     </w:p>
     <w:p>
@@ -6725,16 +7651,87 @@
           <w:rFonts w:ascii="맑은 고딕" w:hAnsi="맑은 고딕" w:eastAsia="맑은 고딕"/>
           <w:sz w:val="21"/>
         </w:rPr>
-        <w:t>세 값이 모두 원래대로 돌아왔다. `PHYSICAL STANDBY` / `STANDBY` / `NO`다. **복원 지점도 사라졌다.** 임무를 마쳤기 때문이다.</w:t>
-      </w:r>
-    </w:p>
-    <w:p>
+        <w:t xml:space="preserve">세 값이 모두 원래대로 돌아왔다. </w:t>
+      </w:r>
+      <w:r>
+        <w:rPr>
+          <w:rFonts w:ascii="Consolas" w:hAnsi="Consolas" w:eastAsia="맑은 고딕"/>
+          <w:sz w:val="21"/>
+        </w:rPr>
+        <w:t xml:space="preserve">PHYSICAL STANDBY</w:t>
+      </w:r>
       <w:r>
         <w:rPr>
           <w:rFonts w:ascii="맑은 고딕" w:hAnsi="맑은 고딕" w:eastAsia="맑은 고딕"/>
           <w:sz w:val="21"/>
         </w:rPr>
-        <w:t>되돌리기는 `MOUNT` 상태에서 해야 한다. 전환할 때는 열린 채로도 됐지만 복귀는 다르다. 데이터 파일을 복원 지점 시점으로 되감아야 하므로 아무도 쓰고 있지 않아야 한다.</w:t>
+        <w:t xml:space="preserve"> / </w:t>
+      </w:r>
+      <w:r>
+        <w:rPr>
+          <w:rFonts w:ascii="Consolas" w:hAnsi="Consolas" w:eastAsia="맑은 고딕"/>
+          <w:sz w:val="21"/>
+        </w:rPr>
+        <w:t xml:space="preserve">STANDBY</w:t>
+      </w:r>
+      <w:r>
+        <w:rPr>
+          <w:rFonts w:ascii="맑은 고딕" w:hAnsi="맑은 고딕" w:eastAsia="맑은 고딕"/>
+          <w:sz w:val="21"/>
+        </w:rPr>
+        <w:t xml:space="preserve"> / </w:t>
+      </w:r>
+      <w:r>
+        <w:rPr>
+          <w:rFonts w:ascii="Consolas" w:hAnsi="Consolas" w:eastAsia="맑은 고딕"/>
+          <w:sz w:val="21"/>
+        </w:rPr>
+        <w:t xml:space="preserve">NO</w:t>
+      </w:r>
+      <w:r>
+        <w:rPr>
+          <w:rFonts w:ascii="맑은 고딕" w:hAnsi="맑은 고딕" w:eastAsia="맑은 고딕"/>
+          <w:sz w:val="21"/>
+        </w:rPr>
+        <w:t xml:space="preserve">다. </w:t>
+      </w:r>
+      <w:r>
+        <w:rPr>
+          <w:rFonts w:ascii="맑은 고딕" w:hAnsi="맑은 고딕" w:eastAsia="맑은 고딕"/>
+          <w:b/>
+          <w:sz w:val="21"/>
+        </w:rPr>
+        <w:t xml:space="preserve">복원 지점도 사라졌다.</w:t>
+      </w:r>
+      <w:r>
+        <w:rPr>
+          <w:rFonts w:ascii="맑은 고딕" w:hAnsi="맑은 고딕" w:eastAsia="맑은 고딕"/>
+          <w:sz w:val="21"/>
+        </w:rPr>
+        <w:t xml:space="preserve"> 임무를 마쳤기 때문이다.</w:t>
+      </w:r>
+    </w:p>
+    <w:p>
+      <w:r>
+        <w:rPr>
+          <w:rFonts w:ascii="맑은 고딕" w:hAnsi="맑은 고딕" w:eastAsia="맑은 고딕"/>
+          <w:sz w:val="21"/>
+        </w:rPr>
+        <w:t xml:space="preserve">되돌리기는 </w:t>
+      </w:r>
+      <w:r>
+        <w:rPr>
+          <w:rFonts w:ascii="Consolas" w:hAnsi="Consolas" w:eastAsia="맑은 고딕"/>
+          <w:sz w:val="21"/>
+        </w:rPr>
+        <w:t xml:space="preserve">MOUNT</w:t>
+      </w:r>
+      <w:r>
+        <w:rPr>
+          <w:rFonts w:ascii="맑은 고딕" w:hAnsi="맑은 고딕" w:eastAsia="맑은 고딕"/>
+          <w:sz w:val="21"/>
+        </w:rPr>
+        <w:t xml:space="preserve"> 상태에서 해야 한다. 전환할 때는 열린 채로도 됐지만 복귀는 다르다. 데이터 파일을 복원 지점 시점으로 되감아야 하므로 아무도 쓰고 있지 않아야 한다.</w:t>
       </w:r>
     </w:p>
     <w:p>
@@ -6933,9 +7930,17 @@
       <w:r>
         <w:rPr>
           <w:rFonts w:ascii="맑은 고딕" w:hAnsi="맑은 고딕" w:eastAsia="맑은 고딕"/>
+          <w:b/>
           <w:sz w:val="21"/>
         </w:rPr>
-        <w:t>**ORA-10456**은 "미디어 복구 세션이 진행 중일 수 있어 Standby를 열 수 없다"는 뜻이다. MRP가 이미 돌고 있으면 열 수 없다.</w:t>
+        <w:t xml:space="preserve">ORA-10456</w:t>
+      </w:r>
+      <w:r>
+        <w:rPr>
+          <w:rFonts w:ascii="맑은 고딕" w:hAnsi="맑은 고딕" w:eastAsia="맑은 고딕"/>
+          <w:sz w:val="21"/>
+        </w:rPr>
+        <w:t xml:space="preserve">은 "미디어 복구 세션이 진행 중일 수 있어 Standby를 열 수 없다"는 뜻이다. MRP가 이미 돌고 있으면 열 수 없다.</w:t>
       </w:r>
     </w:p>
     <w:p>
@@ -7191,9 +8196,31 @@
       <w:r>
         <w:rPr>
           <w:rFonts w:ascii="맑은 고딕" w:hAnsi="맑은 고딕" w:eastAsia="맑은 고딕"/>
+          <w:b/>
           <w:sz w:val="21"/>
         </w:rPr>
-        <w:t>**열고 나서 MRP를 띄운다.** 7장에서 ADG를 처음 켤 때 배운 순서 그대로다. 잊기 쉬운 이유는 `MOUNT` 상태에서도 MRP가 잘 뜨기 때문이다. 뜨긴 뜨는데 그러면 열 수 없게 된다.</w:t>
+        <w:t xml:space="preserve">열고 나서 MRP를 띄운다.</w:t>
+      </w:r>
+      <w:r>
+        <w:rPr>
+          <w:rFonts w:ascii="맑은 고딕" w:hAnsi="맑은 고딕" w:eastAsia="맑은 고딕"/>
+          <w:sz w:val="21"/>
+        </w:rPr>
+        <w:t xml:space="preserve"> 7장에서 ADG를 처음 켤 때 배운 순서 그대로다. 잊기 쉬운 이유는 </w:t>
+      </w:r>
+      <w:r>
+        <w:rPr>
+          <w:rFonts w:ascii="Consolas" w:hAnsi="Consolas" w:eastAsia="맑은 고딕"/>
+          <w:sz w:val="21"/>
+        </w:rPr>
+        <w:t xml:space="preserve">MOUNT</w:t>
+      </w:r>
+      <w:r>
+        <w:rPr>
+          <w:rFonts w:ascii="맑은 고딕" w:hAnsi="맑은 고딕" w:eastAsia="맑은 고딕"/>
+          <w:sz w:val="21"/>
+        </w:rPr>
+        <w:t xml:space="preserve"> 상태에서도 MRP가 잘 뜨기 때문이다. 뜨긴 뜨는데 그러면 열 수 없게 된다.</w:t>
       </w:r>
     </w:p>
     <w:tbl>
@@ -7240,81 +8267,197 @@
             <w:r>
               <w:rPr>
                 <w:rFonts w:ascii="맑은 고딕" w:hAnsi="맑은 고딕" w:eastAsia="맑은 고딕"/>
+                <w:b/>
                 <w:sz w:val="20"/>
               </w:rPr>
-              <w:t>**① `SHUTDOWN IMMEDIATE` → `STARTUP MOUNT`** — 되감으려면 아무도 쓰고 있지 않아야 한다.</w:t>
-            </w:r>
-          </w:p>
-          <w:p>
-            <w:pPr>
-              <w:spacing w:after="20"/>
-            </w:pPr>
+              <w:t xml:space="preserve">① </w:t>
+            </w:r>
+            <w:r>
+              <w:rPr>
+                <w:rFonts w:ascii="Consolas" w:hAnsi="Consolas" w:eastAsia="맑은 고딕"/>
+                <w:b/>
+                <w:sz w:val="20"/>
+              </w:rPr>
+              <w:t xml:space="preserve">SHUTDOWN IMMEDIATE</w:t>
+            </w:r>
+            <w:r>
+              <w:rPr>
+                <w:rFonts w:ascii="맑은 고딕" w:hAnsi="맑은 고딕" w:eastAsia="맑은 고딕"/>
+                <w:b/>
+                <w:sz w:val="20"/>
+              </w:rPr>
+              <w:t xml:space="preserve"> → </w:t>
+            </w:r>
+            <w:r>
+              <w:rPr>
+                <w:rFonts w:ascii="Consolas" w:hAnsi="Consolas" w:eastAsia="맑은 고딕"/>
+                <w:b/>
+                <w:sz w:val="20"/>
+              </w:rPr>
+              <w:t xml:space="preserve">STARTUP MOUNT</w:t>
+            </w:r>
             <w:r>
               <w:rPr>
                 <w:rFonts w:ascii="맑은 고딕" w:hAnsi="맑은 고딕" w:eastAsia="맑은 고딕"/>
                 <w:sz w:val="20"/>
               </w:rPr>
-              <w:t>**② `CONVERT TO PHYSICAL STANDBY`** — 복원 지점으로 되감고 컨트롤 파일 유형을 되돌린다.</w:t>
+              <w:t xml:space="preserve"> — 되감으려면 아무도 쓰고 있지 않아야 한다.</w:t>
             </w:r>
           </w:p>
           <w:p>
             <w:pPr>
               <w:spacing w:after="20"/>
             </w:pPr>
+            <w:r>
+              <w:rPr>
+                <w:rFonts w:ascii="맑은 고딕" w:hAnsi="맑은 고딕" w:eastAsia="맑은 고딕"/>
+                <w:b/>
+                <w:sz w:val="20"/>
+              </w:rPr>
+              <w:t xml:space="preserve">② </w:t>
+            </w:r>
+            <w:r>
+              <w:rPr>
+                <w:rFonts w:ascii="Consolas" w:hAnsi="Consolas" w:eastAsia="맑은 고딕"/>
+                <w:b/>
+                <w:sz w:val="20"/>
+              </w:rPr>
+              <w:t xml:space="preserve">CONVERT TO PHYSICAL STANDBY</w:t>
+            </w:r>
             <w:r>
               <w:rPr>
                 <w:rFonts w:ascii="맑은 고딕" w:hAnsi="맑은 고딕" w:eastAsia="맑은 고딕"/>
                 <w:sz w:val="20"/>
               </w:rPr>
-              <w:t>**③ 재기동** — 컨트롤 파일 유형이 바뀌었으므로 한 번 더 내렸다 올린다.</w:t>
+              <w:t xml:space="preserve"> — 복원 지점으로 되감고 컨트롤 파일 유형을 되돌린다.</w:t>
             </w:r>
           </w:p>
           <w:p>
             <w:pPr>
               <w:spacing w:after="20"/>
             </w:pPr>
+            <w:r>
+              <w:rPr>
+                <w:rFonts w:ascii="맑은 고딕" w:hAnsi="맑은 고딕" w:eastAsia="맑은 고딕"/>
+                <w:b/>
+                <w:sz w:val="20"/>
+              </w:rPr>
+              <w:t xml:space="preserve">③ 재기동</w:t>
+            </w:r>
             <w:r>
               <w:rPr>
                 <w:rFonts w:ascii="맑은 고딕" w:hAnsi="맑은 고딕" w:eastAsia="맑은 고딕"/>
                 <w:sz w:val="20"/>
               </w:rPr>
-              <w:t>**④ `ALTER DATABASE OPEN READ ONLY`** — 먼저 연다. MRP가 돌고 있으면 못 연다(ORA-10456).</w:t>
+              <w:t xml:space="preserve"> — 컨트롤 파일 유형이 바뀌었으므로 한 번 더 내렸다 올린다.</w:t>
             </w:r>
           </w:p>
           <w:p>
             <w:pPr>
               <w:spacing w:after="20"/>
             </w:pPr>
+            <w:r>
+              <w:rPr>
+                <w:rFonts w:ascii="맑은 고딕" w:hAnsi="맑은 고딕" w:eastAsia="맑은 고딕"/>
+                <w:b/>
+                <w:sz w:val="20"/>
+              </w:rPr>
+              <w:t xml:space="preserve">④ </w:t>
+            </w:r>
+            <w:r>
+              <w:rPr>
+                <w:rFonts w:ascii="Consolas" w:hAnsi="Consolas" w:eastAsia="맑은 고딕"/>
+                <w:b/>
+                <w:sz w:val="20"/>
+              </w:rPr>
+              <w:t xml:space="preserve">ALTER DATABASE OPEN READ ONLY</w:t>
+            </w:r>
             <w:r>
               <w:rPr>
                 <w:rFonts w:ascii="맑은 고딕" w:hAnsi="맑은 고딕" w:eastAsia="맑은 고딕"/>
                 <w:sz w:val="20"/>
               </w:rPr>
-              <w:t>**⑤ MRP 기동** — 열린 뒤에 띄운다. 그래야 `READ ONLY WITH APPLY`가 된다.</w:t>
+              <w:t xml:space="preserve"> — 먼저 연다. MRP가 돌고 있으면 못 연다(ORA-10456).</w:t>
             </w:r>
           </w:p>
           <w:p>
             <w:pPr>
               <w:spacing w:after="20"/>
             </w:pPr>
+            <w:r>
+              <w:rPr>
+                <w:rFonts w:ascii="맑은 고딕" w:hAnsi="맑은 고딕" w:eastAsia="맑은 고딕"/>
+                <w:b/>
+                <w:sz w:val="20"/>
+              </w:rPr>
+              <w:t xml:space="preserve">⑤ MRP 기동</w:t>
+            </w:r>
             <w:r>
               <w:rPr>
                 <w:rFonts w:ascii="맑은 고딕" w:hAnsi="맑은 고딕" w:eastAsia="맑은 고딕"/>
                 <w:sz w:val="20"/>
               </w:rPr>
-              <w:t>**⑥ PDB 열기** — CDB를 열어도 PDB는 따라오지 않는다.</w:t>
-            </w:r>
-          </w:p>
-          <w:p>
-            <w:pPr>
-              <w:spacing w:after="20"/>
-            </w:pPr>
+              <w:t xml:space="preserve"> — 열린 뒤에 띄운다. 그래야 </w:t>
+            </w:r>
+            <w:r>
+              <w:rPr>
+                <w:rFonts w:ascii="Consolas" w:hAnsi="Consolas" w:eastAsia="맑은 고딕"/>
+                <w:sz w:val="20"/>
+              </w:rPr>
+              <w:t xml:space="preserve">READ ONLY WITH APPLY</w:t>
+            </w:r>
             <w:r>
               <w:rPr>
                 <w:rFonts w:ascii="맑은 고딕" w:hAnsi="맑은 고딕" w:eastAsia="맑은 고딕"/>
                 <w:sz w:val="20"/>
               </w:rPr>
-              <w:t>ADG를 쓰지 않는다면 ④를 건너뛰고 `MOUNT` 상태에서 ⑤만 해도 된다. 그때는 조회가 안 될 뿐 복제는 정상이다.</w:t>
+              <w:t xml:space="preserve">가 된다.</w:t>
+            </w:r>
+          </w:p>
+          <w:p>
+            <w:pPr>
+              <w:spacing w:after="20"/>
+            </w:pPr>
+            <w:r>
+              <w:rPr>
+                <w:rFonts w:ascii="맑은 고딕" w:hAnsi="맑은 고딕" w:eastAsia="맑은 고딕"/>
+                <w:b/>
+                <w:sz w:val="20"/>
+              </w:rPr>
+              <w:t xml:space="preserve">⑥ PDB 열기</w:t>
+            </w:r>
+            <w:r>
+              <w:rPr>
+                <w:rFonts w:ascii="맑은 고딕" w:hAnsi="맑은 고딕" w:eastAsia="맑은 고딕"/>
+                <w:sz w:val="20"/>
+              </w:rPr>
+              <w:t xml:space="preserve"> — CDB를 열어도 PDB는 따라오지 않는다.</w:t>
+            </w:r>
+          </w:p>
+          <w:p>
+            <w:pPr>
+              <w:spacing w:after="20"/>
+            </w:pPr>
+            <w:r>
+              <w:rPr>
+                <w:rFonts w:ascii="맑은 고딕" w:hAnsi="맑은 고딕" w:eastAsia="맑은 고딕"/>
+                <w:sz w:val="20"/>
+              </w:rPr>
+              <w:t xml:space="preserve">ADG를 쓰지 않는다면 ④를 건너뛰고 </w:t>
+            </w:r>
+            <w:r>
+              <w:rPr>
+                <w:rFonts w:ascii="Consolas" w:hAnsi="Consolas" w:eastAsia="맑은 고딕"/>
+                <w:sz w:val="20"/>
+              </w:rPr>
+              <w:t xml:space="preserve">MOUNT</w:t>
+            </w:r>
+            <w:r>
+              <w:rPr>
+                <w:rFonts w:ascii="맑은 고딕" w:hAnsi="맑은 고딕" w:eastAsia="맑은 고딕"/>
+                <w:sz w:val="20"/>
+              </w:rPr>
+              <w:t xml:space="preserve"> 상태에서 ⑤만 해도 된다. 그때는 조회가 안 될 뿐 복제는 정상이다.</w:t>
             </w:r>
           </w:p>
         </w:tc>
@@ -7439,9 +8582,17 @@
       <w:r>
         <w:rPr>
           <w:rFonts w:ascii="맑은 고딕" w:hAnsi="맑은 고딕" w:eastAsia="맑은 고딕"/>
+          <w:b/>
           <w:sz w:val="21"/>
         </w:rPr>
-        <w:t>**Snapshot에서 만든 테이블이 사라졌다.** ORA-00942다. 만든 적이 없는 것과 같은 상태다.</w:t>
+        <w:t xml:space="preserve">Snapshot에서 만든 테이블이 사라졌다.</w:t>
+      </w:r>
+      <w:r>
+        <w:rPr>
+          <w:rFonts w:ascii="맑은 고딕" w:hAnsi="맑은 고딕" w:eastAsia="맑은 고딕"/>
+          <w:sz w:val="21"/>
+        </w:rPr>
+        <w:t xml:space="preserve"> ORA-00942다. 만든 적이 없는 것과 같은 상태다.</w:t>
       </w:r>
     </w:p>
     <w:tbl>
@@ -7567,18 +8718,62 @@
       <w:r>
         <w:rPr>
           <w:rFonts w:ascii="맑은 고딕" w:hAnsi="맑은 고딕" w:eastAsia="맑은 고딕"/>
+          <w:b/>
           <w:sz w:val="21"/>
         </w:rPr>
-        <w:t>**① 고친 것이 되돌아왔다.** 1번 행이 `modified-on-snapshot`에서 `before-snapshot`으로 복귀했다.</w:t>
-      </w:r>
-    </w:p>
-    <w:p>
+        <w:t xml:space="preserve">① 고친 것이 되돌아왔다.</w:t>
+      </w:r>
       <w:r>
         <w:rPr>
           <w:rFonts w:ascii="맑은 고딕" w:hAnsi="맑은 고딕" w:eastAsia="맑은 고딕"/>
           <w:sz w:val="21"/>
         </w:rPr>
-        <w:t>**② 그동안 쌓인 리두가 적용됐다.** Snapshot이던 동안 Primary가 넣은 2·3번 행이 나타났다.</w:t>
+        <w:t xml:space="preserve"> 1번 행이 </w:t>
+      </w:r>
+      <w:r>
+        <w:rPr>
+          <w:rFonts w:ascii="Consolas" w:hAnsi="Consolas" w:eastAsia="맑은 고딕"/>
+          <w:sz w:val="21"/>
+        </w:rPr>
+        <w:t xml:space="preserve">modified-on-snapshot</w:t>
+      </w:r>
+      <w:r>
+        <w:rPr>
+          <w:rFonts w:ascii="맑은 고딕" w:hAnsi="맑은 고딕" w:eastAsia="맑은 고딕"/>
+          <w:sz w:val="21"/>
+        </w:rPr>
+        <w:t xml:space="preserve">에서 </w:t>
+      </w:r>
+      <w:r>
+        <w:rPr>
+          <w:rFonts w:ascii="Consolas" w:hAnsi="Consolas" w:eastAsia="맑은 고딕"/>
+          <w:sz w:val="21"/>
+        </w:rPr>
+        <w:t xml:space="preserve">before-snapshot</w:t>
+      </w:r>
+      <w:r>
+        <w:rPr>
+          <w:rFonts w:ascii="맑은 고딕" w:hAnsi="맑은 고딕" w:eastAsia="맑은 고딕"/>
+          <w:sz w:val="21"/>
+        </w:rPr>
+        <w:t xml:space="preserve">으로 복귀했다.</w:t>
+      </w:r>
+    </w:p>
+    <w:p>
+      <w:r>
+        <w:rPr>
+          <w:rFonts w:ascii="맑은 고딕" w:hAnsi="맑은 고딕" w:eastAsia="맑은 고딕"/>
+          <w:b/>
+          <w:sz w:val="21"/>
+        </w:rPr>
+        <w:t xml:space="preserve">② 그동안 쌓인 리두가 적용됐다.</w:t>
+      </w:r>
+      <w:r>
+        <w:rPr>
+          <w:rFonts w:ascii="맑은 고딕" w:hAnsi="맑은 고딕" w:eastAsia="맑은 고딕"/>
+          <w:sz w:val="21"/>
+        </w:rPr>
+        <w:t xml:space="preserve"> Snapshot이던 동안 Primary가 넣은 2·3번 행이 나타났다.</w:t>
       </w:r>
     </w:p>
     <w:p>
@@ -7903,7 +9098,21 @@
           <w:rFonts w:ascii="맑은 고딕" w:hAnsi="맑은 고딕" w:eastAsia="맑은 고딕"/>
           <w:sz w:val="21"/>
         </w:rPr>
-        <w:t>PDB도 잊지 않는다. 복귀 직후 PDB는 `MOUNTED`이므로 조회하면 8장에서 본 그 오류가 난다.</w:t>
+        <w:t xml:space="preserve">PDB도 잊지 않는다. 복귀 직후 PDB는 </w:t>
+      </w:r>
+      <w:r>
+        <w:rPr>
+          <w:rFonts w:ascii="Consolas" w:hAnsi="Consolas" w:eastAsia="맑은 고딕"/>
+          <w:sz w:val="21"/>
+        </w:rPr>
+        <w:t xml:space="preserve">MOUNTED</w:t>
+      </w:r>
+      <w:r>
+        <w:rPr>
+          <w:rFonts w:ascii="맑은 고딕" w:hAnsi="맑은 고딕" w:eastAsia="맑은 고딕"/>
+          <w:sz w:val="21"/>
+        </w:rPr>
+        <w:t xml:space="preserve">이므로 조회하면 8장에서 본 그 오류가 난다.</w:t>
       </w:r>
     </w:p>
     <w:tbl>
@@ -8240,16 +9449,39 @@
           <w:rFonts w:ascii="맑은 고딕" w:hAnsi="맑은 고딕" w:eastAsia="맑은 고딕"/>
           <w:sz w:val="21"/>
         </w:rPr>
-        <w:t>SCN이 앞으로 나아갔다. 2252853에서 2253716으로 늘었다. **두 번째 전환의 기준점은 그동안 Primary가 만든 리두를 모두 적용한 뒤의 시점**이다. 되돌리기가 완료되면 Standby가 Primary를 따라잡고, 그 상태에서 다시 전환하기 때문이다.</w:t>
-      </w:r>
-    </w:p>
-    <w:p>
+        <w:t xml:space="preserve">SCN이 앞으로 나아갔다. 2252853에서 2253716으로 늘었다. </w:t>
+      </w:r>
+      <w:r>
+        <w:rPr>
+          <w:rFonts w:ascii="맑은 고딕" w:hAnsi="맑은 고딕" w:eastAsia="맑은 고딕"/>
+          <w:b/>
+          <w:sz w:val="21"/>
+        </w:rPr>
+        <w:t xml:space="preserve">두 번째 전환의 기준점은 그동안 Primary가 만든 리두를 모두 적용한 뒤의 시점</w:t>
+      </w:r>
       <w:r>
         <w:rPr>
           <w:rFonts w:ascii="맑은 고딕" w:hAnsi="맑은 고딕" w:eastAsia="맑은 고딕"/>
           <w:sz w:val="21"/>
         </w:rPr>
-        <w:t>이 성질이 실무에서 유용하다. **긴 시험을 나누어 할 수 있다.**</w:t>
+        <w:t xml:space="preserve">이다. 되돌리기가 완료되면 Standby가 Primary를 따라잡고, 그 상태에서 다시 전환하기 때문이다.</w:t>
+      </w:r>
+    </w:p>
+    <w:p>
+      <w:r>
+        <w:rPr>
+          <w:rFonts w:ascii="맑은 고딕" w:hAnsi="맑은 고딕" w:eastAsia="맑은 고딕"/>
+          <w:sz w:val="21"/>
+        </w:rPr>
+        <w:t xml:space="preserve">이 성질이 실무에서 유용하다. </w:t>
+      </w:r>
+      <w:r>
+        <w:rPr>
+          <w:rFonts w:ascii="맑은 고딕" w:hAnsi="맑은 고딕" w:eastAsia="맑은 고딕"/>
+          <w:b/>
+          <w:sz w:val="21"/>
+        </w:rPr>
+        <w:t xml:space="preserve">긴 시험을 나누어 할 수 있다.</w:t>
       </w:r>
     </w:p>
     <w:p>
@@ -8303,7 +9535,15 @@
           <w:rFonts w:ascii="맑은 고딕" w:hAnsi="맑은 고딕" w:eastAsia="맑은 고딕"/>
           <w:sz w:val="21"/>
         </w:rPr>
-        <w:t>다만 되돌리기와 재전환에도 시간이 든다. 재기동이 두 번 들어가므로 실습 환경에서도 몇 분이 걸린다. 시험 하나가 5분이라면 나누는 것이 오히려 손해다. **나누는 단위는 되돌리기 비용보다 커야 한다.**</w:t>
+        <w:t xml:space="preserve">다만 되돌리기와 재전환에도 시간이 든다. 재기동이 두 번 들어가므로 실습 환경에서도 몇 분이 걸린다. 시험 하나가 5분이라면 나누는 것이 오히려 손해다. </w:t>
+      </w:r>
+      <w:r>
+        <w:rPr>
+          <w:rFonts w:ascii="맑은 고딕" w:hAnsi="맑은 고딕" w:eastAsia="맑은 고딕"/>
+          <w:b/>
+          <w:sz w:val="21"/>
+        </w:rPr>
+        <w:t xml:space="preserve">나누는 단위는 되돌리기 비용보다 커야 한다.</w:t>
       </w:r>
     </w:p>
     <w:p>
@@ -8346,105 +9586,163 @@
             <w:r>
               <w:rPr>
                 <w:rFonts w:ascii="맑은 고딕" w:hAnsi="맑은 고딕" w:eastAsia="맑은 고딕"/>
+                <w:b/>
                 <w:sz w:val="20"/>
               </w:rPr>
-              <w:t>**적합한 경우**</w:t>
+              <w:t xml:space="preserve">적합한 경우</w:t>
             </w:r>
           </w:p>
           <w:p>
             <w:pPr>
               <w:spacing w:after="20"/>
             </w:pPr>
+            <w:r>
+              <w:rPr>
+                <w:rFonts w:ascii="맑은 고딕" w:hAnsi="맑은 고딕" w:eastAsia="맑은 고딕"/>
+                <w:b/>
+                <w:sz w:val="20"/>
+              </w:rPr>
+              <w:t xml:space="preserve">① 실제 데이터에서만 드러나는 문제를 찾을 때.</w:t>
+            </w:r>
             <w:r>
               <w:rPr>
                 <w:rFonts w:ascii="맑은 고딕" w:hAnsi="맑은 고딕" w:eastAsia="맑은 고딕"/>
                 <w:sz w:val="20"/>
               </w:rPr>
-              <w:t>**① 실제 데이터에서만 드러나는 문제를 찾을 때.** 개발 환경의 작은 데이터로는 실행 계획이 다르게 나온다. 운영과 같은 크기·분포에서 시험해야 의미가 있는 것들이 있다.</w:t>
+              <w:t xml:space="preserve"> 개발 환경의 작은 데이터로는 실행 계획이 다르게 나온다. 운영과 같은 크기·분포에서 시험해야 의미가 있는 것들이 있다.</w:t>
             </w:r>
           </w:p>
           <w:p>
             <w:pPr>
               <w:spacing w:after="20"/>
             </w:pPr>
+            <w:r>
+              <w:rPr>
+                <w:rFonts w:ascii="맑은 고딕" w:hAnsi="맑은 고딕" w:eastAsia="맑은 고딕"/>
+                <w:b/>
+                <w:sz w:val="20"/>
+              </w:rPr>
+              <w:t xml:space="preserve">② 짧게 쓸 때.</w:t>
+            </w:r>
             <w:r>
               <w:rPr>
                 <w:rFonts w:ascii="맑은 고딕" w:hAnsi="맑은 고딕" w:eastAsia="맑은 고딕"/>
                 <w:sz w:val="20"/>
               </w:rPr>
-              <w:t>**② 짧게 쓸 때.** 몇 시간 안에 끝나는 시험이면 적용 지연도 FRA 증가도 감당할 만하다.</w:t>
+              <w:t xml:space="preserve"> 몇 시간 안에 끝나는 시험이면 적용 지연도 FRA 증가도 감당할 만하다.</w:t>
             </w:r>
           </w:p>
           <w:p>
             <w:pPr>
               <w:spacing w:after="20"/>
             </w:pPr>
+            <w:r>
+              <w:rPr>
+                <w:rFonts w:ascii="맑은 고딕" w:hAnsi="맑은 고딕" w:eastAsia="맑은 고딕"/>
+                <w:b/>
+                <w:sz w:val="20"/>
+              </w:rPr>
+              <w:t xml:space="preserve">③ 되돌릴 것이 확실할 때.</w:t>
+            </w:r>
             <w:r>
               <w:rPr>
                 <w:rFonts w:ascii="맑은 고딕" w:hAnsi="맑은 고딕" w:eastAsia="맑은 고딕"/>
                 <w:sz w:val="20"/>
               </w:rPr>
-              <w:t>**③ 되돌릴 것이 확실할 때.** 시험 결과를 남길 필요가 없거나 밖으로 빼낼 수 있는 경우다.</w:t>
+              <w:t xml:space="preserve"> 시험 결과를 남길 필요가 없거나 밖으로 빼낼 수 있는 경우다.</w:t>
             </w:r>
           </w:p>
           <w:p>
             <w:pPr>
               <w:spacing w:after="20"/>
             </w:pPr>
+            <w:r>
+              <w:rPr>
+                <w:rFonts w:ascii="맑은 고딕" w:hAnsi="맑은 고딕" w:eastAsia="맑은 고딕"/>
+                <w:b/>
+                <w:sz w:val="20"/>
+              </w:rPr>
+              <w:t xml:space="preserve">부적합한 경우</w:t>
+            </w:r>
+          </w:p>
+          <w:p>
+            <w:pPr>
+              <w:spacing w:after="20"/>
+            </w:pPr>
+            <w:r>
+              <w:rPr>
+                <w:rFonts w:ascii="맑은 고딕" w:hAnsi="맑은 고딕" w:eastAsia="맑은 고딕"/>
+                <w:b/>
+                <w:sz w:val="20"/>
+              </w:rPr>
+              <w:t xml:space="preserve">① Standby가 하나뿐일 때.</w:t>
+            </w:r>
             <w:r>
               <w:rPr>
                 <w:rFonts w:ascii="맑은 고딕" w:hAnsi="맑은 고딕" w:eastAsia="맑은 고딕"/>
                 <w:sz w:val="20"/>
               </w:rPr>
-              <w:t>**부적합한 경우**</w:t>
+              <w:t xml:space="preserve"> 전환 중에는 재해 복구 능력이 없다. 이것을 감수할 수 있는지가 첫 질문이다.</w:t>
             </w:r>
           </w:p>
           <w:p>
             <w:pPr>
               <w:spacing w:after="20"/>
             </w:pPr>
+            <w:r>
+              <w:rPr>
+                <w:rFonts w:ascii="맑은 고딕" w:hAnsi="맑은 고딕" w:eastAsia="맑은 고딕"/>
+                <w:b/>
+                <w:sz w:val="20"/>
+              </w:rPr>
+              <w:t xml:space="preserve">② 오래 쓸 때.</w:t>
+            </w:r>
             <w:r>
               <w:rPr>
                 <w:rFonts w:ascii="맑은 고딕" w:hAnsi="맑은 고딕" w:eastAsia="맑은 고딕"/>
                 <w:sz w:val="20"/>
               </w:rPr>
-              <w:t>**① Standby가 하나뿐일 때.** 전환 중에는 재해 복구 능력이 없다. 이것을 감수할 수 있는지가 첫 질문이다.</w:t>
+              <w:t xml:space="preserve"> 며칠씩 쓰면 쌓이는 리두가 커지고 복귀 후 따라잡는 데 오래 걸린다. 그 사이 아카이브가 지워지기라도 하면 갭이 생긴다.</w:t>
             </w:r>
           </w:p>
           <w:p>
             <w:pPr>
               <w:spacing w:after="20"/>
             </w:pPr>
+            <w:r>
+              <w:rPr>
+                <w:rFonts w:ascii="맑은 고딕" w:hAnsi="맑은 고딕" w:eastAsia="맑은 고딕"/>
+                <w:b/>
+                <w:sz w:val="20"/>
+              </w:rPr>
+              <w:t xml:space="preserve">③ 결과를 계속 유지해야 할 때.</w:t>
+            </w:r>
             <w:r>
               <w:rPr>
                 <w:rFonts w:ascii="맑은 고딕" w:hAnsi="맑은 고딕" w:eastAsia="맑은 고딕"/>
                 <w:sz w:val="20"/>
               </w:rPr>
-              <w:t>**② 오래 쓸 때.** 며칠씩 쓰면 쌓이는 리두가 커지고 복귀 후 따라잡는 데 오래 걸린다. 그 사이 아카이브가 지워지기라도 하면 갭이 생긴다.</w:t>
+              <w:t xml:space="preserve"> 되돌리면 사라지므로 지속적인 테스트 환경으로는 맞지 않는다. 그럴 때는 별도 데이터베이스를 만든다.</w:t>
             </w:r>
           </w:p>
           <w:p>
             <w:pPr>
               <w:spacing w:after="20"/>
             </w:pPr>
+            <w:r>
+              <w:rPr>
+                <w:rFonts w:ascii="맑은 고딕" w:hAnsi="맑은 고딕" w:eastAsia="맑은 고딕"/>
+                <w:b/>
+                <w:sz w:val="20"/>
+              </w:rPr>
+              <w:t xml:space="preserve">④ 데이터를 많이 바꿀 때.</w:t>
+            </w:r>
             <w:r>
               <w:rPr>
                 <w:rFonts w:ascii="맑은 고딕" w:hAnsi="맑은 고딕" w:eastAsia="맑은 고딕"/>
                 <w:sz w:val="20"/>
               </w:rPr>
-              <w:t>**③ 결과를 계속 유지해야 할 때.** 되돌리면 사라지므로 지속적인 테스트 환경으로는 맞지 않는다. 그럴 때는 별도 데이터베이스를 만든다.</w:t>
-            </w:r>
-          </w:p>
-          <w:p>
-            <w:pPr>
-              <w:spacing w:after="20"/>
-            </w:pPr>
-            <w:r>
-              <w:rPr>
-                <w:rFonts w:ascii="맑은 고딕" w:hAnsi="맑은 고딕" w:eastAsia="맑은 고딕"/>
-                <w:sz w:val="20"/>
-              </w:rPr>
-              <w:t>**④ 데이터를 많이 바꿀 때.** FRA가 감당하지 못하면 시험 도중에 멈춘다. 보장 복원 지점은 지워지지 않으므로 공간을 비울 방법이 없다.</w:t>
+              <w:t xml:space="preserve"> FRA가 감당하지 못하면 시험 도중에 멈춘다. 보장 복원 지점은 지워지지 않으므로 공간을 비울 방법이 없다.</w:t>
             </w:r>
           </w:p>
         </w:tc>
@@ -8457,7 +9755,15 @@
           <w:rFonts w:ascii="맑은 고딕" w:hAnsi="맑은 고딕" w:eastAsia="맑은 고딕"/>
           <w:sz w:val="21"/>
         </w:rPr>
-        <w:t>마지막 항목을 조금 더 본다. 일반 복원 지점이라면 FRA가 부족할 때 오라클이 지운다. 보장 복원 지점은 지우지 않는다. **되돌아갈 수 있게 하겠다는 약속을 지키기 위해 데이터베이스를 멈추는 쪽을 택한다.**</w:t>
+        <w:t xml:space="preserve">마지막 항목을 조금 더 본다. 일반 복원 지점이라면 FRA가 부족할 때 오라클이 지운다. 보장 복원 지점은 지우지 않는다. </w:t>
+      </w:r>
+      <w:r>
+        <w:rPr>
+          <w:rFonts w:ascii="맑은 고딕" w:hAnsi="맑은 고딕" w:eastAsia="맑은 고딕"/>
+          <w:b/>
+          <w:sz w:val="21"/>
+        </w:rPr>
+        <w:t xml:space="preserve">되돌아갈 수 있게 하겠다는 약속을 지키기 위해 데이터베이스를 멈추는 쪽을 택한다.</w:t>
       </w:r>
     </w:p>
     <w:p>
@@ -9046,19 +10352,22 @@
                 <w:rFonts w:ascii="맑은 고딕" w:hAnsi="맑은 고딕" w:eastAsia="맑은 고딕"/>
                 <w:sz w:val="20"/>
               </w:rPr>
-              <w:t>이 숫자가 커 보이는 이유가 있다. 플래시백 로그는 **바뀐 블록의 이전 이미지**를 통째로 남긴다. 한 행을 고쳐도 그 행이 속한 블록 전체가 대상이다. 그래서 흩어진 소량 갱신이 집중된 대량 갱신보다 오히려 비쌀 수 있다.</w:t>
-            </w:r>
-          </w:p>
-          <w:p>
-            <w:pPr>
-              <w:spacing w:after="20"/>
-            </w:pPr>
+              <w:t xml:space="preserve">이 숫자가 커 보이는 이유가 있다. 플래시백 로그는 </w:t>
+            </w:r>
+            <w:r>
+              <w:rPr>
+                <w:rFonts w:ascii="맑은 고딕" w:hAnsi="맑은 고딕" w:eastAsia="맑은 고딕"/>
+                <w:b/>
+                <w:sz w:val="20"/>
+              </w:rPr>
+              <w:t xml:space="preserve">바뀐 블록의 이전 이미지</w:t>
+            </w:r>
             <w:r>
               <w:rPr>
                 <w:rFonts w:ascii="맑은 고딕" w:hAnsi="맑은 고딕" w:eastAsia="맑은 고딕"/>
                 <w:sz w:val="20"/>
               </w:rPr>
-              <w:t>실무에서 크기를 잡는 방법은 세 가지다.</w:t>
+              <w:t xml:space="preserve">를 통째로 남긴다. 한 행을 고쳐도 그 행이 속한 블록 전체가 대상이다. 그래서 흩어진 소량 갱신이 집중된 대량 갱신보다 오히려 비쌀 수 있다.</w:t>
             </w:r>
           </w:p>
           <w:p>
@@ -9070,31 +10379,123 @@
                 <w:rFonts w:ascii="맑은 고딕" w:hAnsi="맑은 고딕" w:eastAsia="맑은 고딕"/>
                 <w:sz w:val="20"/>
               </w:rPr>
-              <w:t>**① 시험 스크립트를 먼저 읽는다.** 몇 개 테이블을 얼마나 건드리는지 가늠한다. 대량 `UPDATE`나 `DELETE`가 있으면 그 테이블 크기를 기준으로 잡는다.</w:t>
+              <w:t>실무에서 크기를 잡는 방법은 세 가지다.</w:t>
             </w:r>
           </w:p>
           <w:p>
             <w:pPr>
               <w:spacing w:after="20"/>
             </w:pPr>
+            <w:r>
+              <w:rPr>
+                <w:rFonts w:ascii="맑은 고딕" w:hAnsi="맑은 고딕" w:eastAsia="맑은 고딕"/>
+                <w:b/>
+                <w:sz w:val="20"/>
+              </w:rPr>
+              <w:t xml:space="preserve">① 시험 스크립트를 먼저 읽는다.</w:t>
+            </w:r>
             <w:r>
               <w:rPr>
                 <w:rFonts w:ascii="맑은 고딕" w:hAnsi="맑은 고딕" w:eastAsia="맑은 고딕"/>
                 <w:sz w:val="20"/>
               </w:rPr>
-              <w:t>**② 한 번 재 본다.** 짧은 예비 전환으로 대표적인 작업 하나만 돌려 보고 증가량을 측정한 뒤 비례로 계산한다.</w:t>
-            </w:r>
-          </w:p>
-          <w:p>
-            <w:pPr>
-              <w:spacing w:after="20"/>
-            </w:pPr>
+              <w:t xml:space="preserve"> 몇 개 테이블을 얼마나 건드리는지 가늠한다. 대량 </w:t>
+            </w:r>
+            <w:r>
+              <w:rPr>
+                <w:rFonts w:ascii="Consolas" w:hAnsi="Consolas" w:eastAsia="맑은 고딕"/>
+                <w:sz w:val="20"/>
+              </w:rPr>
+              <w:t xml:space="preserve">UPDATE</w:t>
+            </w:r>
             <w:r>
               <w:rPr>
                 <w:rFonts w:ascii="맑은 고딕" w:hAnsi="맑은 고딕" w:eastAsia="맑은 고딕"/>
                 <w:sz w:val="20"/>
               </w:rPr>
-              <w:t>**③ 여유 있게 잡고 감시한다.** `V$FLASH_RECOVERY_AREA_USAGE`의 `FLASHBACK LOG` 항목을 주기적으로 조회한다. 임계값을 넘으면 시험을 중단하고 되돌린다.</w:t>
+              <w:t xml:space="preserve">나 </w:t>
+            </w:r>
+            <w:r>
+              <w:rPr>
+                <w:rFonts w:ascii="Consolas" w:hAnsi="Consolas" w:eastAsia="맑은 고딕"/>
+                <w:sz w:val="20"/>
+              </w:rPr>
+              <w:t xml:space="preserve">DELETE</w:t>
+            </w:r>
+            <w:r>
+              <w:rPr>
+                <w:rFonts w:ascii="맑은 고딕" w:hAnsi="맑은 고딕" w:eastAsia="맑은 고딕"/>
+                <w:sz w:val="20"/>
+              </w:rPr>
+              <w:t xml:space="preserve">가 있으면 그 테이블 크기를 기준으로 잡는다.</w:t>
+            </w:r>
+          </w:p>
+          <w:p>
+            <w:pPr>
+              <w:spacing w:after="20"/>
+            </w:pPr>
+            <w:r>
+              <w:rPr>
+                <w:rFonts w:ascii="맑은 고딕" w:hAnsi="맑은 고딕" w:eastAsia="맑은 고딕"/>
+                <w:b/>
+                <w:sz w:val="20"/>
+              </w:rPr>
+              <w:t xml:space="preserve">② 한 번 재 본다.</w:t>
+            </w:r>
+            <w:r>
+              <w:rPr>
+                <w:rFonts w:ascii="맑은 고딕" w:hAnsi="맑은 고딕" w:eastAsia="맑은 고딕"/>
+                <w:sz w:val="20"/>
+              </w:rPr>
+              <w:t xml:space="preserve"> 짧은 예비 전환으로 대표적인 작업 하나만 돌려 보고 증가량을 측정한 뒤 비례로 계산한다.</w:t>
+            </w:r>
+          </w:p>
+          <w:p>
+            <w:pPr>
+              <w:spacing w:after="20"/>
+            </w:pPr>
+            <w:r>
+              <w:rPr>
+                <w:rFonts w:ascii="맑은 고딕" w:hAnsi="맑은 고딕" w:eastAsia="맑은 고딕"/>
+                <w:b/>
+                <w:sz w:val="20"/>
+              </w:rPr>
+              <w:t xml:space="preserve">③ 여유 있게 잡고 감시한다.</w:t>
+            </w:r>
+            <w:r>
+              <w:rPr>
+                <w:rFonts w:ascii="맑은 고딕" w:hAnsi="맑은 고딕" w:eastAsia="맑은 고딕"/>
+                <w:sz w:val="20"/>
+              </w:rPr>
+              <w:t xml:space="preserve"> </w:t>
+            </w:r>
+            <w:r>
+              <w:rPr>
+                <w:rFonts w:ascii="Consolas" w:hAnsi="Consolas" w:eastAsia="맑은 고딕"/>
+                <w:sz w:val="20"/>
+              </w:rPr>
+              <w:t xml:space="preserve">V$FLASH_RECOVERY_AREA_USAGE</w:t>
+            </w:r>
+            <w:r>
+              <w:rPr>
+                <w:rFonts w:ascii="맑은 고딕" w:hAnsi="맑은 고딕" w:eastAsia="맑은 고딕"/>
+                <w:sz w:val="20"/>
+              </w:rPr>
+              <w:t xml:space="preserve">의 </w:t>
+            </w:r>
+            <w:r>
+              <w:rPr>
+                <w:rFonts w:ascii="Consolas" w:hAnsi="Consolas" w:eastAsia="맑은 고딕"/>
+                <w:sz w:val="20"/>
+              </w:rPr>
+              <w:t xml:space="preserve">FLASHBACK LOG</w:t>
+            </w:r>
+            <w:r>
+              <w:rPr>
+                <w:rFonts w:ascii="맑은 고딕" w:hAnsi="맑은 고딕" w:eastAsia="맑은 고딕"/>
+                <w:sz w:val="20"/>
+              </w:rPr>
+              <w:t xml:space="preserve"> 항목을 주기적으로 조회한다. 임계값을 넘으면 시험을 중단하고 되돌린다.</w:t>
             </w:r>
           </w:p>
           <w:p>
@@ -9157,93 +10558,298 @@
             <w:r>
               <w:rPr>
                 <w:rFonts w:ascii="맑은 고딕" w:hAnsi="맑은 고딕" w:eastAsia="맑은 고딕"/>
+                <w:b/>
                 <w:sz w:val="20"/>
               </w:rPr>
-              <w:t>**①** `CONVERT TO SNAPSHOT STANDBY`가 ORA-38784와 ORA-01153을 냈다.</w:t>
-            </w:r>
-          </w:p>
-          <w:p>
-            <w:pPr>
-              <w:spacing w:after="20"/>
-            </w:pPr>
+              <w:t xml:space="preserve">①</w:t>
+            </w:r>
             <w:r>
               <w:rPr>
                 <w:rFonts w:ascii="맑은 고딕" w:hAnsi="맑은 고딕" w:eastAsia="맑은 고딕"/>
                 <w:sz w:val="20"/>
               </w:rPr>
-              <w:t>**②** 전환 후 `V$DATABASE.OPEN_MODE`가 `MOUNTED`다.</w:t>
-            </w:r>
-          </w:p>
-          <w:p>
-            <w:pPr>
-              <w:spacing w:after="20"/>
-            </w:pPr>
+              <w:t xml:space="preserve"> </w:t>
+            </w:r>
+            <w:r>
+              <w:rPr>
+                <w:rFonts w:ascii="Consolas" w:hAnsi="Consolas" w:eastAsia="맑은 고딕"/>
+                <w:sz w:val="20"/>
+              </w:rPr>
+              <w:t xml:space="preserve">CONVERT TO SNAPSHOT STANDBY</w:t>
+            </w:r>
             <w:r>
               <w:rPr>
                 <w:rFonts w:ascii="맑은 고딕" w:hAnsi="맑은 고딕" w:eastAsia="맑은 고딕"/>
                 <w:sz w:val="20"/>
               </w:rPr>
-              <w:t>**③** Snapshot Standby에서 MRP를 띄우니 ORA-01665다.</w:t>
+              <w:t xml:space="preserve">가 ORA-38784와 ORA-01153을 냈다.</w:t>
             </w:r>
           </w:p>
           <w:p>
             <w:pPr>
               <w:spacing w:after="20"/>
             </w:pPr>
+            <w:r>
+              <w:rPr>
+                <w:rFonts w:ascii="맑은 고딕" w:hAnsi="맑은 고딕" w:eastAsia="맑은 고딕"/>
+                <w:b/>
+                <w:sz w:val="20"/>
+              </w:rPr>
+              <w:t xml:space="preserve">②</w:t>
+            </w:r>
             <w:r>
               <w:rPr>
                 <w:rFonts w:ascii="맑은 고딕" w:hAnsi="맑은 고딕" w:eastAsia="맑은 고딕"/>
                 <w:sz w:val="20"/>
               </w:rPr>
-              <w:t>**④** `apply lag`이 계속 늘어나는데 `transport lag`은 0이다.</w:t>
-            </w:r>
-          </w:p>
-          <w:p>
-            <w:pPr>
-              <w:spacing w:after="20"/>
-            </w:pPr>
+              <w:t xml:space="preserve"> 전환 후 </w:t>
+            </w:r>
+            <w:r>
+              <w:rPr>
+                <w:rFonts w:ascii="Consolas" w:hAnsi="Consolas" w:eastAsia="맑은 고딕"/>
+                <w:sz w:val="20"/>
+              </w:rPr>
+              <w:t xml:space="preserve">V$DATABASE.OPEN_MODE</w:t>
+            </w:r>
             <w:r>
               <w:rPr>
                 <w:rFonts w:ascii="맑은 고딕" w:hAnsi="맑은 고딕" w:eastAsia="맑은 고딕"/>
                 <w:sz w:val="20"/>
               </w:rPr>
-              <w:t>**⑤** 복귀 후 `ALTER DATABASE OPEN`이 ORA-10456을 냈다.</w:t>
-            </w:r>
-          </w:p>
-          <w:p>
-            <w:pPr>
-              <w:spacing w:after="20"/>
-            </w:pPr>
+              <w:t xml:space="preserve">가 </w:t>
+            </w:r>
+            <w:r>
+              <w:rPr>
+                <w:rFonts w:ascii="Consolas" w:hAnsi="Consolas" w:eastAsia="맑은 고딕"/>
+                <w:sz w:val="20"/>
+              </w:rPr>
+              <w:t xml:space="preserve">MOUNTED</w:t>
+            </w:r>
             <w:r>
               <w:rPr>
                 <w:rFonts w:ascii="맑은 고딕" w:hAnsi="맑은 고딕" w:eastAsia="맑은 고딕"/>
                 <w:sz w:val="20"/>
               </w:rPr>
-              <w:t>**⑥** 복귀 후 PDB를 조회하니 ORA-01219다.</w:t>
+              <w:t xml:space="preserve">다.</w:t>
             </w:r>
           </w:p>
           <w:p>
             <w:pPr>
               <w:spacing w:after="20"/>
             </w:pPr>
+            <w:r>
+              <w:rPr>
+                <w:rFonts w:ascii="맑은 고딕" w:hAnsi="맑은 고딕" w:eastAsia="맑은 고딕"/>
+                <w:b/>
+                <w:sz w:val="20"/>
+              </w:rPr>
+              <w:t xml:space="preserve">③</w:t>
+            </w:r>
             <w:r>
               <w:rPr>
                 <w:rFonts w:ascii="맑은 고딕" w:hAnsi="맑은 고딕" w:eastAsia="맑은 고딕"/>
                 <w:sz w:val="20"/>
               </w:rPr>
-              <w:t>판정 — ①**순서 오류**(MRP를 먼저 멈춘다) ②정상(전환이 암묵적으로 내려놓는다. 열면 된다) ③정상(`CONTROLFILE_TYPE`이 `CURRENT`다. Snapshot은 적용하지 않는다) ④정상(Snapshot Standby의 정의다) ⑤**순서 오류**(MRP를 멈추고 연 뒤 다시 띄운다) ⑥정상(PDB를 따로 열면 된다).</w:t>
+              <w:t xml:space="preserve"> Snapshot Standby에서 MRP를 띄우니 ORA-01665다.</w:t>
             </w:r>
           </w:p>
           <w:p>
             <w:pPr>
               <w:spacing w:after="20"/>
             </w:pPr>
+            <w:r>
+              <w:rPr>
+                <w:rFonts w:ascii="맑은 고딕" w:hAnsi="맑은 고딕" w:eastAsia="맑은 고딕"/>
+                <w:b/>
+                <w:sz w:val="20"/>
+              </w:rPr>
+              <w:t xml:space="preserve">④</w:t>
+            </w:r>
             <w:r>
               <w:rPr>
                 <w:rFonts w:ascii="맑은 고딕" w:hAnsi="맑은 고딕" w:eastAsia="맑은 고딕"/>
                 <w:sz w:val="20"/>
               </w:rPr>
-              <w:t>여섯 중 넷이 정상이고 둘이 순서 오류다. **설정 오류는 하나도 없다.** Snapshot Standby에서 만나는 문제는 대부분 설정이 아니라 순서에서 온다는 뜻이다. 명령 자체는 단순하고, 어려운 것은 어떤 상태에서 무엇을 먼저 하느냐다.</w:t>
+              <w:t xml:space="preserve"> </w:t>
+            </w:r>
+            <w:r>
+              <w:rPr>
+                <w:rFonts w:ascii="Consolas" w:hAnsi="Consolas" w:eastAsia="맑은 고딕"/>
+                <w:sz w:val="20"/>
+              </w:rPr>
+              <w:t xml:space="preserve">apply lag</w:t>
+            </w:r>
+            <w:r>
+              <w:rPr>
+                <w:rFonts w:ascii="맑은 고딕" w:hAnsi="맑은 고딕" w:eastAsia="맑은 고딕"/>
+                <w:sz w:val="20"/>
+              </w:rPr>
+              <w:t xml:space="preserve">이 계속 늘어나는데 </w:t>
+            </w:r>
+            <w:r>
+              <w:rPr>
+                <w:rFonts w:ascii="Consolas" w:hAnsi="Consolas" w:eastAsia="맑은 고딕"/>
+                <w:sz w:val="20"/>
+              </w:rPr>
+              <w:t xml:space="preserve">transport lag</w:t>
+            </w:r>
+            <w:r>
+              <w:rPr>
+                <w:rFonts w:ascii="맑은 고딕" w:hAnsi="맑은 고딕" w:eastAsia="맑은 고딕"/>
+                <w:sz w:val="20"/>
+              </w:rPr>
+              <w:t xml:space="preserve">은 0이다.</w:t>
+            </w:r>
+          </w:p>
+          <w:p>
+            <w:pPr>
+              <w:spacing w:after="20"/>
+            </w:pPr>
+            <w:r>
+              <w:rPr>
+                <w:rFonts w:ascii="맑은 고딕" w:hAnsi="맑은 고딕" w:eastAsia="맑은 고딕"/>
+                <w:b/>
+                <w:sz w:val="20"/>
+              </w:rPr>
+              <w:t xml:space="preserve">⑤</w:t>
+            </w:r>
+            <w:r>
+              <w:rPr>
+                <w:rFonts w:ascii="맑은 고딕" w:hAnsi="맑은 고딕" w:eastAsia="맑은 고딕"/>
+                <w:sz w:val="20"/>
+              </w:rPr>
+              <w:t xml:space="preserve"> 복귀 후 </w:t>
+            </w:r>
+            <w:r>
+              <w:rPr>
+                <w:rFonts w:ascii="Consolas" w:hAnsi="Consolas" w:eastAsia="맑은 고딕"/>
+                <w:sz w:val="20"/>
+              </w:rPr>
+              <w:t xml:space="preserve">ALTER DATABASE OPEN</w:t>
+            </w:r>
+            <w:r>
+              <w:rPr>
+                <w:rFonts w:ascii="맑은 고딕" w:hAnsi="맑은 고딕" w:eastAsia="맑은 고딕"/>
+                <w:sz w:val="20"/>
+              </w:rPr>
+              <w:t xml:space="preserve">이 ORA-10456을 냈다.</w:t>
+            </w:r>
+          </w:p>
+          <w:p>
+            <w:pPr>
+              <w:spacing w:after="20"/>
+            </w:pPr>
+            <w:r>
+              <w:rPr>
+                <w:rFonts w:ascii="맑은 고딕" w:hAnsi="맑은 고딕" w:eastAsia="맑은 고딕"/>
+                <w:b/>
+                <w:sz w:val="20"/>
+              </w:rPr>
+              <w:t xml:space="preserve">⑥</w:t>
+            </w:r>
+            <w:r>
+              <w:rPr>
+                <w:rFonts w:ascii="맑은 고딕" w:hAnsi="맑은 고딕" w:eastAsia="맑은 고딕"/>
+                <w:sz w:val="20"/>
+              </w:rPr>
+              <w:t xml:space="preserve"> 복귀 후 PDB를 조회하니 ORA-01219다.</w:t>
+            </w:r>
+          </w:p>
+          <w:p>
+            <w:pPr>
+              <w:spacing w:after="20"/>
+            </w:pPr>
+            <w:r>
+              <w:rPr>
+                <w:rFonts w:ascii="맑은 고딕" w:hAnsi="맑은 고딕" w:eastAsia="맑은 고딕"/>
+                <w:sz w:val="20"/>
+              </w:rPr>
+              <w:t xml:space="preserve">판정 — ①</w:t>
+            </w:r>
+            <w:r>
+              <w:rPr>
+                <w:rFonts w:ascii="맑은 고딕" w:hAnsi="맑은 고딕" w:eastAsia="맑은 고딕"/>
+                <w:b/>
+                <w:sz w:val="20"/>
+              </w:rPr>
+              <w:t xml:space="preserve">순서 오류</w:t>
+            </w:r>
+            <w:r>
+              <w:rPr>
+                <w:rFonts w:ascii="맑은 고딕" w:hAnsi="맑은 고딕" w:eastAsia="맑은 고딕"/>
+                <w:sz w:val="20"/>
+              </w:rPr>
+              <w:t xml:space="preserve">(MRP를 먼저 멈춘다) ②정상(전환이 암묵적으로 내려놓는다. 열면 된다) ③정상(</w:t>
+            </w:r>
+            <w:r>
+              <w:rPr>
+                <w:rFonts w:ascii="Consolas" w:hAnsi="Consolas" w:eastAsia="맑은 고딕"/>
+                <w:sz w:val="20"/>
+              </w:rPr>
+              <w:t xml:space="preserve">CONTROLFILE_TYPE</w:t>
+            </w:r>
+            <w:r>
+              <w:rPr>
+                <w:rFonts w:ascii="맑은 고딕" w:hAnsi="맑은 고딕" w:eastAsia="맑은 고딕"/>
+                <w:sz w:val="20"/>
+              </w:rPr>
+              <w:t xml:space="preserve">이 </w:t>
+            </w:r>
+            <w:r>
+              <w:rPr>
+                <w:rFonts w:ascii="Consolas" w:hAnsi="Consolas" w:eastAsia="맑은 고딕"/>
+                <w:sz w:val="20"/>
+              </w:rPr>
+              <w:t xml:space="preserve">CURRENT</w:t>
+            </w:r>
+            <w:r>
+              <w:rPr>
+                <w:rFonts w:ascii="맑은 고딕" w:hAnsi="맑은 고딕" w:eastAsia="맑은 고딕"/>
+                <w:sz w:val="20"/>
+              </w:rPr>
+              <w:t xml:space="preserve">다. Snapshot은 적용하지 않는다) ④정상(Snapshot Standby의 정의다) ⑤</w:t>
+            </w:r>
+            <w:r>
+              <w:rPr>
+                <w:rFonts w:ascii="맑은 고딕" w:hAnsi="맑은 고딕" w:eastAsia="맑은 고딕"/>
+                <w:b/>
+                <w:sz w:val="20"/>
+              </w:rPr>
+              <w:t xml:space="preserve">순서 오류</w:t>
+            </w:r>
+            <w:r>
+              <w:rPr>
+                <w:rFonts w:ascii="맑은 고딕" w:hAnsi="맑은 고딕" w:eastAsia="맑은 고딕"/>
+                <w:sz w:val="20"/>
+              </w:rPr>
+              <w:t xml:space="preserve">(MRP를 멈추고 연 뒤 다시 띄운다) ⑥정상(PDB를 따로 열면 된다).</w:t>
+            </w:r>
+          </w:p>
+          <w:p>
+            <w:pPr>
+              <w:spacing w:after="20"/>
+            </w:pPr>
+            <w:r>
+              <w:rPr>
+                <w:rFonts w:ascii="맑은 고딕" w:hAnsi="맑은 고딕" w:eastAsia="맑은 고딕"/>
+                <w:sz w:val="20"/>
+              </w:rPr>
+              <w:t xml:space="preserve">여섯 중 넷이 정상이고 둘이 순서 오류다. </w:t>
+            </w:r>
+            <w:r>
+              <w:rPr>
+                <w:rFonts w:ascii="맑은 고딕" w:hAnsi="맑은 고딕" w:eastAsia="맑은 고딕"/>
+                <w:b/>
+                <w:sz w:val="20"/>
+              </w:rPr>
+              <w:t xml:space="preserve">설정 오류는 하나도 없다.</w:t>
+            </w:r>
+            <w:r>
+              <w:rPr>
+                <w:rFonts w:ascii="맑은 고딕" w:hAnsi="맑은 고딕" w:eastAsia="맑은 고딕"/>
+                <w:sz w:val="20"/>
+              </w:rPr>
+              <w:t xml:space="preserve"> Snapshot Standby에서 만나는 문제는 대부분 설정이 아니라 순서에서 온다는 뜻이다. 명령 자체는 단순하고, 어려운 것은 어떤 상태에서 무엇을 먼저 하느냐다.</w:t>
             </w:r>
           </w:p>
         </w:tc>
@@ -9256,16 +10862,74 @@
           <w:rFonts w:ascii="맑은 고딕" w:hAnsi="맑은 고딕" w:eastAsia="맑은 고딕"/>
           <w:sz w:val="21"/>
         </w:rPr>
-        <w:t>마지막으로 이 장을 관통하는 한 문장을 남긴다. **Snapshot Standby의 어려움은 명령이 아니라 상태다.** 쓰는 명령은 `CONVERT TO SNAPSHOT STANDBY`와 `CONVERT TO PHYSICAL STANDBY` 둘뿐이고 옵션도 없다. 그런데 이 장에서 만난 오류 넷 가운데 셋이 "지금 어떤 상태냐"에서 왔다. MRP가 돌고 있어서, 열려 있어서, 마운트 상태여서 실패했다.</w:t>
-      </w:r>
-    </w:p>
-    <w:p>
+        <w:t xml:space="preserve">마지막으로 이 장을 관통하는 한 문장을 남긴다. </w:t>
+      </w:r>
+      <w:r>
+        <w:rPr>
+          <w:rFonts w:ascii="맑은 고딕" w:hAnsi="맑은 고딕" w:eastAsia="맑은 고딕"/>
+          <w:b/>
+          <w:sz w:val="21"/>
+        </w:rPr>
+        <w:t xml:space="preserve">Snapshot Standby의 어려움은 명령이 아니라 상태다.</w:t>
+      </w:r>
       <w:r>
         <w:rPr>
           <w:rFonts w:ascii="맑은 고딕" w:hAnsi="맑은 고딕" w:eastAsia="맑은 고딕"/>
           <w:sz w:val="21"/>
         </w:rPr>
-        <w:t>그러므로 명령을 외우는 것보다 **매 단계에서 상태를 확인하는 습관**이 낫다. 11.7.1의 첫 조회 한 줄이면 역할·개방 모드·컨트롤 파일 유형·플래시백 상태를 한꺼번에 볼 수 있다. 명령을 내리기 전에 그 한 줄을 먼저 실행하면 이 장의 오류 대부분을 피할 수 있다.</w:t>
+        <w:t xml:space="preserve"> 쓰는 명령은 </w:t>
+      </w:r>
+      <w:r>
+        <w:rPr>
+          <w:rFonts w:ascii="Consolas" w:hAnsi="Consolas" w:eastAsia="맑은 고딕"/>
+          <w:sz w:val="21"/>
+        </w:rPr>
+        <w:t xml:space="preserve">CONVERT TO SNAPSHOT STANDBY</w:t>
+      </w:r>
+      <w:r>
+        <w:rPr>
+          <w:rFonts w:ascii="맑은 고딕" w:hAnsi="맑은 고딕" w:eastAsia="맑은 고딕"/>
+          <w:sz w:val="21"/>
+        </w:rPr>
+        <w:t xml:space="preserve">와 </w:t>
+      </w:r>
+      <w:r>
+        <w:rPr>
+          <w:rFonts w:ascii="Consolas" w:hAnsi="Consolas" w:eastAsia="맑은 고딕"/>
+          <w:sz w:val="21"/>
+        </w:rPr>
+        <w:t xml:space="preserve">CONVERT TO PHYSICAL STANDBY</w:t>
+      </w:r>
+      <w:r>
+        <w:rPr>
+          <w:rFonts w:ascii="맑은 고딕" w:hAnsi="맑은 고딕" w:eastAsia="맑은 고딕"/>
+          <w:sz w:val="21"/>
+        </w:rPr>
+        <w:t xml:space="preserve"> 둘뿐이고 옵션도 없다. 그런데 이 장에서 만난 오류 넷 가운데 셋이 "지금 어떤 상태냐"에서 왔다. MRP가 돌고 있어서, 열려 있어서, 마운트 상태여서 실패했다.</w:t>
+      </w:r>
+    </w:p>
+    <w:p>
+      <w:r>
+        <w:rPr>
+          <w:rFonts w:ascii="맑은 고딕" w:hAnsi="맑은 고딕" w:eastAsia="맑은 고딕"/>
+          <w:sz w:val="21"/>
+        </w:rPr>
+        <w:t xml:space="preserve">그러므로 명령을 외우는 것보다 </w:t>
+      </w:r>
+      <w:r>
+        <w:rPr>
+          <w:rFonts w:ascii="맑은 고딕" w:hAnsi="맑은 고딕" w:eastAsia="맑은 고딕"/>
+          <w:b/>
+          <w:sz w:val="21"/>
+        </w:rPr>
+        <w:t xml:space="preserve">매 단계에서 상태를 확인하는 습관</w:t>
+      </w:r>
+      <w:r>
+        <w:rPr>
+          <w:rFonts w:ascii="맑은 고딕" w:hAnsi="맑은 고딕" w:eastAsia="맑은 고딕"/>
+          <w:sz w:val="21"/>
+        </w:rPr>
+        <w:t xml:space="preserve">이 낫다. 11.7.1의 첫 조회 한 줄이면 역할·개방 모드·컨트롤 파일 유형·플래시백 상태를 한꺼번에 볼 수 있다. 명령을 내리기 전에 그 한 줄을 먼저 실행하면 이 장의 오류 대부분을 피할 수 있다.</w:t>
       </w:r>
     </w:p>
     <w:p>
@@ -9285,7 +10949,22 @@
           <w:rFonts w:ascii="맑은 고딕" w:hAnsi="맑은 고딕" w:eastAsia="맑은 고딕"/>
           <w:sz w:val="21"/>
         </w:rPr>
-        <w:t>Snapshot Standby는 Physical Standby를 **잠시 쓰기 가능**하게 바꾼다. 되돌리면 쓴 것이 전부 사라진다.</w:t>
+        <w:t xml:space="preserve">Snapshot Standby는 Physical Standby를 </w:t>
+      </w:r>
+      <w:r>
+        <w:rPr>
+          <w:rFonts w:ascii="맑은 고딕" w:hAnsi="맑은 고딕" w:eastAsia="맑은 고딕"/>
+          <w:b/>
+          <w:sz w:val="21"/>
+        </w:rPr>
+        <w:t xml:space="preserve">잠시 쓰기 가능</w:t>
+      </w:r>
+      <w:r>
+        <w:rPr>
+          <w:rFonts w:ascii="맑은 고딕" w:hAnsi="맑은 고딕" w:eastAsia="맑은 고딕"/>
+          <w:sz w:val="21"/>
+        </w:rPr>
+        <w:t xml:space="preserve">하게 바꾼다. 되돌리면 쓴 것이 전부 사라진다.</w:t>
       </w:r>
     </w:p>
     <w:p>
@@ -9297,7 +10976,22 @@
           <w:rFonts w:ascii="맑은 고딕" w:hAnsi="맑은 고딕" w:eastAsia="맑은 고딕"/>
           <w:sz w:val="21"/>
         </w:rPr>
-        <w:t>목적은 **실제 데이터에서의 쓰기 시험**이다. 별도 테스트 DB보다 준비가 빠르고 공간이 적게 든다.</w:t>
+        <w:t xml:space="preserve">목적은 </w:t>
+      </w:r>
+      <w:r>
+        <w:rPr>
+          <w:rFonts w:ascii="맑은 고딕" w:hAnsi="맑은 고딕" w:eastAsia="맑은 고딕"/>
+          <w:b/>
+          <w:sz w:val="21"/>
+        </w:rPr>
+        <w:t xml:space="preserve">실제 데이터에서의 쓰기 시험</w:t>
+      </w:r>
+      <w:r>
+        <w:rPr>
+          <w:rFonts w:ascii="맑은 고딕" w:hAnsi="맑은 고딕" w:eastAsia="맑은 고딕"/>
+          <w:sz w:val="21"/>
+        </w:rPr>
+        <w:t xml:space="preserve">이다. 별도 테스트 DB보다 준비가 빠르고 공간이 적게 든다.</w:t>
       </w:r>
     </w:p>
     <w:p>
@@ -9321,7 +11015,22 @@
           <w:rFonts w:ascii="맑은 고딕" w:hAnsi="맑은 고딕" w:eastAsia="맑은 고딕"/>
           <w:sz w:val="21"/>
         </w:rPr>
-        <w:t>되돌리는 원리는 **보장 복원 지점**이다. 전환할 때 자동으로 만들어진다.</w:t>
+        <w:t xml:space="preserve">되돌리는 원리는 </w:t>
+      </w:r>
+      <w:r>
+        <w:rPr>
+          <w:rFonts w:ascii="맑은 고딕" w:hAnsi="맑은 고딕" w:eastAsia="맑은 고딕"/>
+          <w:b/>
+          <w:sz w:val="21"/>
+        </w:rPr>
+        <w:t xml:space="preserve">보장 복원 지점</w:t>
+      </w:r>
+      <w:r>
+        <w:rPr>
+          <w:rFonts w:ascii="맑은 고딕" w:hAnsi="맑은 고딕" w:eastAsia="맑은 고딕"/>
+          <w:sz w:val="21"/>
+        </w:rPr>
+        <w:t xml:space="preserve">이다. 전환할 때 자동으로 만들어진다.</w:t>
       </w:r>
     </w:p>
     <w:p>
@@ -9330,10 +11039,31 @@
       </w:pPr>
       <w:r>
         <w:rPr>
+          <w:rFonts w:ascii="Consolas" w:hAnsi="Consolas" w:eastAsia="맑은 고딕"/>
+          <w:sz w:val="21"/>
+        </w:rPr>
+        <w:t xml:space="preserve">FLASHBACK_ON</w:t>
+      </w:r>
+      <w:r>
+        <w:rPr>
           <w:rFonts w:ascii="맑은 고딕" w:hAnsi="맑은 고딕" w:eastAsia="맑은 고딕"/>
           <w:sz w:val="21"/>
         </w:rPr>
-        <w:t>`FLASHBACK_ON`이 `NO`여도 전환할 수 있다. 전체 플래시백 로깅이 아니라 복원 지점을 쓰기 때문이다.</w:t>
+        <w:t xml:space="preserve">이 </w:t>
+      </w:r>
+      <w:r>
+        <w:rPr>
+          <w:rFonts w:ascii="Consolas" w:hAnsi="Consolas" w:eastAsia="맑은 고딕"/>
+          <w:sz w:val="21"/>
+        </w:rPr>
+        <w:t xml:space="preserve">NO</w:t>
+      </w:r>
+      <w:r>
+        <w:rPr>
+          <w:rFonts w:ascii="맑은 고딕" w:hAnsi="맑은 고딕" w:eastAsia="맑은 고딕"/>
+          <w:sz w:val="21"/>
+        </w:rPr>
+        <w:t xml:space="preserve">여도 전환할 수 있다. 전체 플래시백 로깅이 아니라 복원 지점을 쓰기 때문이다.</w:t>
       </w:r>
     </w:p>
     <w:p>
@@ -9345,7 +11075,22 @@
           <w:rFonts w:ascii="맑은 고딕" w:hAnsi="맑은 고딕" w:eastAsia="맑은 고딕"/>
           <w:sz w:val="21"/>
         </w:rPr>
-        <w:t>MRP가 돌고 있으면 전환할 수 없다 — **ORA-38784 + ORA-01153**. 오류 메시지에 복원 지점 이름이 드러난다.</w:t>
+        <w:t xml:space="preserve">MRP가 돌고 있으면 전환할 수 없다 — </w:t>
+      </w:r>
+      <w:r>
+        <w:rPr>
+          <w:rFonts w:ascii="맑은 고딕" w:hAnsi="맑은 고딕" w:eastAsia="맑은 고딕"/>
+          <w:b/>
+          <w:sz w:val="21"/>
+        </w:rPr>
+        <w:t xml:space="preserve">ORA-38784 + ORA-01153</w:t>
+      </w:r>
+      <w:r>
+        <w:rPr>
+          <w:rFonts w:ascii="맑은 고딕" w:hAnsi="맑은 고딕" w:eastAsia="맑은 고딕"/>
+          <w:sz w:val="21"/>
+        </w:rPr>
+        <w:t xml:space="preserve">. 오류 메시지에 복원 지점 이름이 드러난다.</w:t>
       </w:r>
     </w:p>
     <w:p>
@@ -9357,7 +11102,94 @@
           <w:rFonts w:ascii="맑은 고딕" w:hAnsi="맑은 고딕" w:eastAsia="맑은 고딕"/>
           <w:sz w:val="21"/>
         </w:rPr>
-        <w:t>전환 후 `DATABASE_ROLE`=**SNAPSHOT STANDBY**, `CONTROLFILE_TYPE`=**CURRENT**, `FLASHBACK_ON`=**RESTORE POINT ONLY**.</w:t>
+        <w:t xml:space="preserve">전환 후 </w:t>
+      </w:r>
+      <w:r>
+        <w:rPr>
+          <w:rFonts w:ascii="Consolas" w:hAnsi="Consolas" w:eastAsia="맑은 고딕"/>
+          <w:sz w:val="21"/>
+        </w:rPr>
+        <w:t xml:space="preserve">DATABASE_ROLE</w:t>
+      </w:r>
+      <w:r>
+        <w:rPr>
+          <w:rFonts w:ascii="맑은 고딕" w:hAnsi="맑은 고딕" w:eastAsia="맑은 고딕"/>
+          <w:sz w:val="21"/>
+        </w:rPr>
+        <w:t xml:space="preserve">=</w:t>
+      </w:r>
+      <w:r>
+        <w:rPr>
+          <w:rFonts w:ascii="맑은 고딕" w:hAnsi="맑은 고딕" w:eastAsia="맑은 고딕"/>
+          <w:b/>
+          <w:sz w:val="21"/>
+        </w:rPr>
+        <w:t xml:space="preserve">SNAPSHOT STANDBY</w:t>
+      </w:r>
+      <w:r>
+        <w:rPr>
+          <w:rFonts w:ascii="맑은 고딕" w:hAnsi="맑은 고딕" w:eastAsia="맑은 고딕"/>
+          <w:sz w:val="21"/>
+        </w:rPr>
+        <w:t xml:space="preserve">, </w:t>
+      </w:r>
+      <w:r>
+        <w:rPr>
+          <w:rFonts w:ascii="Consolas" w:hAnsi="Consolas" w:eastAsia="맑은 고딕"/>
+          <w:sz w:val="21"/>
+        </w:rPr>
+        <w:t xml:space="preserve">CONTROLFILE_TYPE</w:t>
+      </w:r>
+      <w:r>
+        <w:rPr>
+          <w:rFonts w:ascii="맑은 고딕" w:hAnsi="맑은 고딕" w:eastAsia="맑은 고딕"/>
+          <w:sz w:val="21"/>
+        </w:rPr>
+        <w:t xml:space="preserve">=</w:t>
+      </w:r>
+      <w:r>
+        <w:rPr>
+          <w:rFonts w:ascii="맑은 고딕" w:hAnsi="맑은 고딕" w:eastAsia="맑은 고딕"/>
+          <w:b/>
+          <w:sz w:val="21"/>
+        </w:rPr>
+        <w:t xml:space="preserve">CURRENT</w:t>
+      </w:r>
+      <w:r>
+        <w:rPr>
+          <w:rFonts w:ascii="맑은 고딕" w:hAnsi="맑은 고딕" w:eastAsia="맑은 고딕"/>
+          <w:sz w:val="21"/>
+        </w:rPr>
+        <w:t xml:space="preserve">, </w:t>
+      </w:r>
+      <w:r>
+        <w:rPr>
+          <w:rFonts w:ascii="Consolas" w:hAnsi="Consolas" w:eastAsia="맑은 고딕"/>
+          <w:sz w:val="21"/>
+        </w:rPr>
+        <w:t xml:space="preserve">FLASHBACK_ON</w:t>
+      </w:r>
+      <w:r>
+        <w:rPr>
+          <w:rFonts w:ascii="맑은 고딕" w:hAnsi="맑은 고딕" w:eastAsia="맑은 고딕"/>
+          <w:sz w:val="21"/>
+        </w:rPr>
+        <w:t xml:space="preserve">=</w:t>
+      </w:r>
+      <w:r>
+        <w:rPr>
+          <w:rFonts w:ascii="맑은 고딕" w:hAnsi="맑은 고딕" w:eastAsia="맑은 고딕"/>
+          <w:b/>
+          <w:sz w:val="21"/>
+        </w:rPr>
+        <w:t xml:space="preserve">RESTORE POINT ONLY</w:t>
+      </w:r>
+      <w:r>
+        <w:rPr>
+          <w:rFonts w:ascii="맑은 고딕" w:hAnsi="맑은 고딕" w:eastAsia="맑은 고딕"/>
+          <w:sz w:val="21"/>
+        </w:rPr>
+        <w:t xml:space="preserve">.</w:t>
       </w:r>
     </w:p>
     <w:p>
@@ -9366,10 +11198,32 @@
       </w:pPr>
       <w:r>
         <w:rPr>
+          <w:rFonts w:ascii="Consolas" w:hAnsi="Consolas" w:eastAsia="맑은 고딕"/>
+          <w:sz w:val="21"/>
+        </w:rPr>
+        <w:t xml:space="preserve">OPEN_MODE</w:t>
+      </w:r>
+      <w:r>
+        <w:rPr>
           <w:rFonts w:ascii="맑은 고딕" w:hAnsi="맑은 고딕" w:eastAsia="맑은 고딕"/>
           <w:sz w:val="21"/>
         </w:rPr>
-        <w:t>`OPEN_MODE`가 **MOUNTED**가 된다. 전환이 암묵적으로 내려놓으므로 따로 열어야 한다.</w:t>
+        <w:t xml:space="preserve">가 </w:t>
+      </w:r>
+      <w:r>
+        <w:rPr>
+          <w:rFonts w:ascii="맑은 고딕" w:hAnsi="맑은 고딕" w:eastAsia="맑은 고딕"/>
+          <w:b/>
+          <w:sz w:val="21"/>
+        </w:rPr>
+        <w:t xml:space="preserve">MOUNTED</w:t>
+      </w:r>
+      <w:r>
+        <w:rPr>
+          <w:rFonts w:ascii="맑은 고딕" w:hAnsi="맑은 고딕" w:eastAsia="맑은 고딕"/>
+          <w:sz w:val="21"/>
+        </w:rPr>
+        <w:t xml:space="preserve">가 된다. 전환이 암묵적으로 내려놓으므로 따로 열어야 한다.</w:t>
       </w:r>
     </w:p>
     <w:p>
@@ -9381,7 +11235,50 @@
           <w:rFonts w:ascii="맑은 고딕" w:hAnsi="맑은 고딕" w:eastAsia="맑은 고딕"/>
           <w:sz w:val="21"/>
         </w:rPr>
-        <w:t>복원 지점 이름은 `SNAPSHOT_STANDBY_REQUIRED_&lt;날짜&gt; &lt;시각&gt;`이고 `GUARANTEE_FLASHBACK_DATABASE`가 **YES**다.</w:t>
+        <w:t xml:space="preserve">복원 지점 이름은 </w:t>
+      </w:r>
+      <w:r>
+        <w:rPr>
+          <w:rFonts w:ascii="Consolas" w:hAnsi="Consolas" w:eastAsia="맑은 고딕"/>
+          <w:sz w:val="21"/>
+        </w:rPr>
+        <w:t xml:space="preserve">SNAPSHOT_STANDBY_REQUIRED_&lt;날짜&gt; &lt;시각&gt;</w:t>
+      </w:r>
+      <w:r>
+        <w:rPr>
+          <w:rFonts w:ascii="맑은 고딕" w:hAnsi="맑은 고딕" w:eastAsia="맑은 고딕"/>
+          <w:sz w:val="21"/>
+        </w:rPr>
+        <w:t xml:space="preserve">이고 </w:t>
+      </w:r>
+      <w:r>
+        <w:rPr>
+          <w:rFonts w:ascii="Consolas" w:hAnsi="Consolas" w:eastAsia="맑은 고딕"/>
+          <w:sz w:val="21"/>
+        </w:rPr>
+        <w:t xml:space="preserve">GUARANTEE_FLASHBACK_DATABASE</w:t>
+      </w:r>
+      <w:r>
+        <w:rPr>
+          <w:rFonts w:ascii="맑은 고딕" w:hAnsi="맑은 고딕" w:eastAsia="맑은 고딕"/>
+          <w:sz w:val="21"/>
+        </w:rPr>
+        <w:t xml:space="preserve">가 </w:t>
+      </w:r>
+      <w:r>
+        <w:rPr>
+          <w:rFonts w:ascii="맑은 고딕" w:hAnsi="맑은 고딕" w:eastAsia="맑은 고딕"/>
+          <w:b/>
+          <w:sz w:val="21"/>
+        </w:rPr>
+        <w:t xml:space="preserve">YES</w:t>
+      </w:r>
+      <w:r>
+        <w:rPr>
+          <w:rFonts w:ascii="맑은 고딕" w:hAnsi="맑은 고딕" w:eastAsia="맑은 고딕"/>
+          <w:sz w:val="21"/>
+        </w:rPr>
+        <w:t xml:space="preserve">다.</w:t>
       </w:r>
     </w:p>
     <w:p>
@@ -9393,7 +11290,22 @@
           <w:rFonts w:ascii="맑은 고딕" w:hAnsi="맑은 고딕" w:eastAsia="맑은 고딕"/>
           <w:sz w:val="21"/>
         </w:rPr>
-        <w:t>보장 복원 지점은 FRA가 부족해도 **지워지지 않는다.** 대신 데이터베이스가 멈춘다.</w:t>
+        <w:t xml:space="preserve">보장 복원 지점은 FRA가 부족해도 </w:t>
+      </w:r>
+      <w:r>
+        <w:rPr>
+          <w:rFonts w:ascii="맑은 고딕" w:hAnsi="맑은 고딕" w:eastAsia="맑은 고딕"/>
+          <w:b/>
+          <w:sz w:val="21"/>
+        </w:rPr>
+        <w:t xml:space="preserve">지워지지 않는다.</w:t>
+      </w:r>
+      <w:r>
+        <w:rPr>
+          <w:rFonts w:ascii="맑은 고딕" w:hAnsi="맑은 고딕" w:eastAsia="맑은 고딕"/>
+          <w:sz w:val="21"/>
+        </w:rPr>
+        <w:t xml:space="preserve"> 대신 데이터베이스가 멈춘다.</w:t>
       </w:r>
     </w:p>
     <w:p>
@@ -9405,7 +11317,38 @@
           <w:rFonts w:ascii="맑은 고딕" w:hAnsi="맑은 고딕" w:eastAsia="맑은 고딕"/>
           <w:sz w:val="21"/>
         </w:rPr>
-        <w:t>CDB를 열어도 **PDB는 `MOUNTED`로 남는다.** 따로 연다.</w:t>
+        <w:t xml:space="preserve">CDB를 열어도 </w:t>
+      </w:r>
+      <w:r>
+        <w:rPr>
+          <w:rFonts w:ascii="맑은 고딕" w:hAnsi="맑은 고딕" w:eastAsia="맑은 고딕"/>
+          <w:b/>
+          <w:sz w:val="21"/>
+        </w:rPr>
+        <w:t xml:space="preserve">PDB는 </w:t>
+      </w:r>
+      <w:r>
+        <w:rPr>
+          <w:rFonts w:ascii="Consolas" w:hAnsi="Consolas" w:eastAsia="맑은 고딕"/>
+          <w:b/>
+          <w:sz w:val="21"/>
+        </w:rPr>
+        <w:t xml:space="preserve">MOUNTED</w:t>
+      </w:r>
+      <w:r>
+        <w:rPr>
+          <w:rFonts w:ascii="맑은 고딕" w:hAnsi="맑은 고딕" w:eastAsia="맑은 고딕"/>
+          <w:b/>
+          <w:sz w:val="21"/>
+        </w:rPr>
+        <w:t xml:space="preserve">로 남는다.</w:t>
+      </w:r>
+      <w:r>
+        <w:rPr>
+          <w:rFonts w:ascii="맑은 고딕" w:hAnsi="맑은 고딕" w:eastAsia="맑은 고딕"/>
+          <w:sz w:val="21"/>
+        </w:rPr>
+        <w:t xml:space="preserve"> 따로 연다.</w:t>
       </w:r>
     </w:p>
     <w:p>
@@ -9417,7 +11360,22 @@
           <w:rFonts w:ascii="맑은 고딕" w:hAnsi="맑은 고딕" w:eastAsia="맑은 고딕"/>
           <w:sz w:val="21"/>
         </w:rPr>
-        <w:t>Snapshot Standby에서 MRP를 띄우면 **ORA-01665**. Primary·Far Sync와 같은 이유다 — 컨트롤 파일 유형.</w:t>
+        <w:t xml:space="preserve">Snapshot Standby에서 MRP를 띄우면 </w:t>
+      </w:r>
+      <w:r>
+        <w:rPr>
+          <w:rFonts w:ascii="맑은 고딕" w:hAnsi="맑은 고딕" w:eastAsia="맑은 고딕"/>
+          <w:b/>
+          <w:sz w:val="21"/>
+        </w:rPr>
+        <w:t xml:space="preserve">ORA-01665</w:t>
+      </w:r>
+      <w:r>
+        <w:rPr>
+          <w:rFonts w:ascii="맑은 고딕" w:hAnsi="맑은 고딕" w:eastAsia="맑은 고딕"/>
+          <w:sz w:val="21"/>
+        </w:rPr>
+        <w:t xml:space="preserve">. Primary·Far Sync와 같은 이유다 — 컨트롤 파일 유형.</w:t>
       </w:r>
     </w:p>
     <w:p>
@@ -9429,7 +11387,50 @@
           <w:rFonts w:ascii="맑은 고딕" w:hAnsi="맑은 고딕" w:eastAsia="맑은 고딕"/>
           <w:sz w:val="21"/>
         </w:rPr>
-        <w:t>적용은 멈추지만 **수신은 계속한다.** `transport lag`은 0, `apply lag`은 계속 늘어난다.</w:t>
+        <w:t xml:space="preserve">적용은 멈추지만 </w:t>
+      </w:r>
+      <w:r>
+        <w:rPr>
+          <w:rFonts w:ascii="맑은 고딕" w:hAnsi="맑은 고딕" w:eastAsia="맑은 고딕"/>
+          <w:b/>
+          <w:sz w:val="21"/>
+        </w:rPr>
+        <w:t xml:space="preserve">수신은 계속한다.</w:t>
+      </w:r>
+      <w:r>
+        <w:rPr>
+          <w:rFonts w:ascii="맑은 고딕" w:hAnsi="맑은 고딕" w:eastAsia="맑은 고딕"/>
+          <w:sz w:val="21"/>
+        </w:rPr>
+        <w:t xml:space="preserve"> </w:t>
+      </w:r>
+      <w:r>
+        <w:rPr>
+          <w:rFonts w:ascii="Consolas" w:hAnsi="Consolas" w:eastAsia="맑은 고딕"/>
+          <w:sz w:val="21"/>
+        </w:rPr>
+        <w:t xml:space="preserve">transport lag</w:t>
+      </w:r>
+      <w:r>
+        <w:rPr>
+          <w:rFonts w:ascii="맑은 고딕" w:hAnsi="맑은 고딕" w:eastAsia="맑은 고딕"/>
+          <w:sz w:val="21"/>
+        </w:rPr>
+        <w:t xml:space="preserve">은 0, </w:t>
+      </w:r>
+      <w:r>
+        <w:rPr>
+          <w:rFonts w:ascii="Consolas" w:hAnsi="Consolas" w:eastAsia="맑은 고딕"/>
+          <w:sz w:val="21"/>
+        </w:rPr>
+        <w:t xml:space="preserve">apply lag</w:t>
+      </w:r>
+      <w:r>
+        <w:rPr>
+          <w:rFonts w:ascii="맑은 고딕" w:hAnsi="맑은 고딕" w:eastAsia="맑은 고딕"/>
+          <w:sz w:val="21"/>
+        </w:rPr>
+        <w:t xml:space="preserve">은 계속 늘어난다.</w:t>
       </w:r>
     </w:p>
     <w:p>
@@ -9438,10 +11439,31 @@
       </w:pPr>
       <w:r>
         <w:rPr>
+          <w:rFonts w:ascii="Consolas" w:hAnsi="Consolas" w:eastAsia="맑은 고딕"/>
+          <w:sz w:val="21"/>
+        </w:rPr>
+        <w:t xml:space="preserve">RECOVERY_MODE</w:t>
+      </w:r>
+      <w:r>
+        <w:rPr>
           <w:rFonts w:ascii="맑은 고딕" w:hAnsi="맑은 고딕" w:eastAsia="맑은 고딕"/>
           <w:sz w:val="21"/>
         </w:rPr>
-        <w:t>`RECOVERY_MODE`가 `IDLE`이 된다. RFS는 있고 MRP0은 없다.</w:t>
+        <w:t xml:space="preserve">가 </w:t>
+      </w:r>
+      <w:r>
+        <w:rPr>
+          <w:rFonts w:ascii="Consolas" w:hAnsi="Consolas" w:eastAsia="맑은 고딕"/>
+          <w:sz w:val="21"/>
+        </w:rPr>
+        <w:t xml:space="preserve">IDLE</w:t>
+      </w:r>
+      <w:r>
+        <w:rPr>
+          <w:rFonts w:ascii="맑은 고딕" w:hAnsi="맑은 고딕" w:eastAsia="맑은 고딕"/>
+          <w:sz w:val="21"/>
+        </w:rPr>
+        <w:t xml:space="preserve">이 된다. RFS는 있고 MRP0은 없다.</w:t>
       </w:r>
     </w:p>
     <w:p>
@@ -9453,7 +11475,21 @@
           <w:rFonts w:ascii="맑은 고딕" w:hAnsi="맑은 고딕" w:eastAsia="맑은 고딕"/>
           <w:sz w:val="21"/>
         </w:rPr>
-        <w:t>Primary는 영향을 받지 않는다. 목적지가 `VALID`로 유지된다.</w:t>
+        <w:t xml:space="preserve">Primary는 영향을 받지 않는다. 목적지가 </w:t>
+      </w:r>
+      <w:r>
+        <w:rPr>
+          <w:rFonts w:ascii="Consolas" w:hAnsi="Consolas" w:eastAsia="맑은 고딕"/>
+          <w:sz w:val="21"/>
+        </w:rPr>
+        <w:t xml:space="preserve">VALID</w:t>
+      </w:r>
+      <w:r>
+        <w:rPr>
+          <w:rFonts w:ascii="맑은 고딕" w:hAnsi="맑은 고딕" w:eastAsia="맑은 고딕"/>
+          <w:sz w:val="21"/>
+        </w:rPr>
+        <w:t xml:space="preserve">로 유지된다.</w:t>
       </w:r>
     </w:p>
     <w:p>
@@ -9465,7 +11501,22 @@
           <w:rFonts w:ascii="맑은 고딕" w:hAnsi="맑은 고딕" w:eastAsia="맑은 고딕"/>
           <w:sz w:val="21"/>
         </w:rPr>
-        <w:t>FRA에 **`FLASHBACK LOG`** 유형이 새로 생긴다. 실습에서 1,536MB → 1,941MB.</w:t>
+        <w:t xml:space="preserve">FRA에 </w:t>
+      </w:r>
+      <w:r>
+        <w:rPr>
+          <w:rFonts w:ascii="Consolas" w:hAnsi="Consolas" w:eastAsia="맑은 고딕"/>
+          <w:b/>
+          <w:sz w:val="21"/>
+        </w:rPr>
+        <w:t xml:space="preserve">FLASHBACK LOG</w:t>
+      </w:r>
+      <w:r>
+        <w:rPr>
+          <w:rFonts w:ascii="맑은 고딕" w:hAnsi="맑은 고딕" w:eastAsia="맑은 고딕"/>
+          <w:sz w:val="21"/>
+        </w:rPr>
+        <w:t xml:space="preserve"> 유형이 새로 생긴다. 실습에서 1,536MB → 1,941MB.</w:t>
       </w:r>
     </w:p>
     <w:p>
@@ -9477,7 +11528,44 @@
           <w:rFonts w:ascii="맑은 고딕" w:hAnsi="맑은 고딕" w:eastAsia="맑은 고딕"/>
           <w:sz w:val="21"/>
         </w:rPr>
-        <w:t>복귀는 **`MOUNT` 상태에서** 한다. `CONVERT TO PHYSICAL STANDBY` 후 복원 지점이 사라진다.</w:t>
+        <w:t xml:space="preserve">복귀는 </w:t>
+      </w:r>
+      <w:r>
+        <w:rPr>
+          <w:rFonts w:ascii="Consolas" w:hAnsi="Consolas" w:eastAsia="맑은 고딕"/>
+          <w:b/>
+          <w:sz w:val="21"/>
+        </w:rPr>
+        <w:t xml:space="preserve">MOUNT</w:t>
+      </w:r>
+      <w:r>
+        <w:rPr>
+          <w:rFonts w:ascii="맑은 고딕" w:hAnsi="맑은 고딕" w:eastAsia="맑은 고딕"/>
+          <w:b/>
+          <w:sz w:val="21"/>
+        </w:rPr>
+        <w:t xml:space="preserve"> 상태에서</w:t>
+      </w:r>
+      <w:r>
+        <w:rPr>
+          <w:rFonts w:ascii="맑은 고딕" w:hAnsi="맑은 고딕" w:eastAsia="맑은 고딕"/>
+          <w:sz w:val="21"/>
+        </w:rPr>
+        <w:t xml:space="preserve"> 한다. </w:t>
+      </w:r>
+      <w:r>
+        <w:rPr>
+          <w:rFonts w:ascii="Consolas" w:hAnsi="Consolas" w:eastAsia="맑은 고딕"/>
+          <w:sz w:val="21"/>
+        </w:rPr>
+        <w:t xml:space="preserve">CONVERT TO PHYSICAL STANDBY</w:t>
+      </w:r>
+      <w:r>
+        <w:rPr>
+          <w:rFonts w:ascii="맑은 고딕" w:hAnsi="맑은 고딕" w:eastAsia="맑은 고딕"/>
+          <w:sz w:val="21"/>
+        </w:rPr>
+        <w:t xml:space="preserve"> 후 복원 지점이 사라진다.</w:t>
       </w:r>
     </w:p>
     <w:p>
@@ -9489,7 +11577,37 @@
           <w:rFonts w:ascii="맑은 고딕" w:hAnsi="맑은 고딕" w:eastAsia="맑은 고딕"/>
           <w:sz w:val="21"/>
         </w:rPr>
-        <w:t>복귀 후 여는 순서 — **열고 나서 MRP를 띄운다.** 반대로 하면 **ORA-10456**.</w:t>
+        <w:t xml:space="preserve">복귀 후 여는 순서 — </w:t>
+      </w:r>
+      <w:r>
+        <w:rPr>
+          <w:rFonts w:ascii="맑은 고딕" w:hAnsi="맑은 고딕" w:eastAsia="맑은 고딕"/>
+          <w:b/>
+          <w:sz w:val="21"/>
+        </w:rPr>
+        <w:t xml:space="preserve">열고 나서 MRP를 띄운다.</w:t>
+      </w:r>
+      <w:r>
+        <w:rPr>
+          <w:rFonts w:ascii="맑은 고딕" w:hAnsi="맑은 고딕" w:eastAsia="맑은 고딕"/>
+          <w:sz w:val="21"/>
+        </w:rPr>
+        <w:t xml:space="preserve"> 반대로 하면 </w:t>
+      </w:r>
+      <w:r>
+        <w:rPr>
+          <w:rFonts w:ascii="맑은 고딕" w:hAnsi="맑은 고딕" w:eastAsia="맑은 고딕"/>
+          <w:b/>
+          <w:sz w:val="21"/>
+        </w:rPr>
+        <w:t xml:space="preserve">ORA-10456</w:t>
+      </w:r>
+      <w:r>
+        <w:rPr>
+          <w:rFonts w:ascii="맑은 고딕" w:hAnsi="맑은 고딕" w:eastAsia="맑은 고딕"/>
+          <w:sz w:val="21"/>
+        </w:rPr>
+        <w:t xml:space="preserve">.</w:t>
       </w:r>
     </w:p>
     <w:p>
@@ -9501,7 +11619,22 @@
           <w:rFonts w:ascii="맑은 고딕" w:hAnsi="맑은 고딕" w:eastAsia="맑은 고딕"/>
           <w:sz w:val="21"/>
         </w:rPr>
-        <w:t>검증 — Snapshot에서 만든 테이블은 **ORA-00942**, 고친 행은 원래대로, 그동안의 Primary 변경은 모두 적용됨.</w:t>
+        <w:t xml:space="preserve">검증 — Snapshot에서 만든 테이블은 </w:t>
+      </w:r>
+      <w:r>
+        <w:rPr>
+          <w:rFonts w:ascii="맑은 고딕" w:hAnsi="맑은 고딕" w:eastAsia="맑은 고딕"/>
+          <w:b/>
+          <w:sz w:val="21"/>
+        </w:rPr>
+        <w:t xml:space="preserve">ORA-00942</w:t>
+      </w:r>
+      <w:r>
+        <w:rPr>
+          <w:rFonts w:ascii="맑은 고딕" w:hAnsi="맑은 고딕" w:eastAsia="맑은 고딕"/>
+          <w:sz w:val="21"/>
+        </w:rPr>
+        <w:t xml:space="preserve">, 고친 행은 원래대로, 그동안의 Primary 변경은 모두 적용됨.</w:t>
       </w:r>
     </w:p>
     <w:p>
@@ -9513,7 +11646,15 @@
           <w:rFonts w:ascii="맑은 고딕" w:hAnsi="맑은 고딕" w:eastAsia="맑은 고딕"/>
           <w:sz w:val="21"/>
         </w:rPr>
-        <w:t>Standby가 하나뿐이거나, 오래 쓰거나, 결과를 유지해야 하거나, 데이터를 많이 바꿀 계획이면 **쓰지 않는다.**</w:t>
+        <w:t xml:space="preserve">Standby가 하나뿐이거나, 오래 쓰거나, 결과를 유지해야 하거나, 데이터를 많이 바꿀 계획이면 </w:t>
+      </w:r>
+      <w:r>
+        <w:rPr>
+          <w:rFonts w:ascii="맑은 고딕" w:hAnsi="맑은 고딕" w:eastAsia="맑은 고딕"/>
+          <w:b/>
+          <w:sz w:val="21"/>
+        </w:rPr>
+        <w:t xml:space="preserve">쓰지 않는다.</w:t>
       </w:r>
     </w:p>
     <w:p>
@@ -9542,10 +11683,31 @@
       </w:pPr>
       <w:r>
         <w:rPr>
+          <w:rFonts w:ascii="Consolas" w:hAnsi="Consolas" w:eastAsia="맑은 고딕"/>
+          <w:sz w:val="21"/>
+        </w:rPr>
+        <w:t xml:space="preserve">FLASHBACK_ON</w:t>
+      </w:r>
+      <w:r>
+        <w:rPr>
           <w:rFonts w:ascii="맑은 고딕" w:hAnsi="맑은 고딕" w:eastAsia="맑은 고딕"/>
           <w:sz w:val="21"/>
         </w:rPr>
-        <w:t>`FLASHBACK_ON`이 `NO`인데도 전환이 되는 이유를 설명하라.</w:t>
+        <w:t xml:space="preserve">이 </w:t>
+      </w:r>
+      <w:r>
+        <w:rPr>
+          <w:rFonts w:ascii="Consolas" w:hAnsi="Consolas" w:eastAsia="맑은 고딕"/>
+          <w:sz w:val="21"/>
+        </w:rPr>
+        <w:t xml:space="preserve">NO</w:t>
+      </w:r>
+      <w:r>
+        <w:rPr>
+          <w:rFonts w:ascii="맑은 고딕" w:hAnsi="맑은 고딕" w:eastAsia="맑은 고딕"/>
+          <w:sz w:val="21"/>
+        </w:rPr>
+        <w:t xml:space="preserve">인데도 전환이 되는 이유를 설명하라.</w:t>
       </w:r>
     </w:p>
     <w:p>
@@ -9578,10 +11740,31 @@
       </w:pPr>
       <w:r>
         <w:rPr>
+          <w:rFonts w:ascii="Consolas" w:hAnsi="Consolas" w:eastAsia="맑은 고딕"/>
+          <w:sz w:val="21"/>
+        </w:rPr>
+        <w:t xml:space="preserve">transport lag</w:t>
+      </w:r>
+      <w:r>
+        <w:rPr>
           <w:rFonts w:ascii="맑은 고딕" w:hAnsi="맑은 고딕" w:eastAsia="맑은 고딕"/>
           <w:sz w:val="21"/>
         </w:rPr>
-        <w:t>`transport lag`과 `apply lag`이 갈라지는 현상을 설명하라.</w:t>
+        <w:t xml:space="preserve">과 </w:t>
+      </w:r>
+      <w:r>
+        <w:rPr>
+          <w:rFonts w:ascii="Consolas" w:hAnsi="Consolas" w:eastAsia="맑은 고딕"/>
+          <w:sz w:val="21"/>
+        </w:rPr>
+        <w:t xml:space="preserve">apply lag</w:t>
+      </w:r>
+      <w:r>
+        <w:rPr>
+          <w:rFonts w:ascii="맑은 고딕" w:hAnsi="맑은 고딕" w:eastAsia="맑은 고딕"/>
+          <w:sz w:val="21"/>
+        </w:rPr>
+        <w:t xml:space="preserve">이 갈라지는 현상을 설명하라.</w:t>
       </w:r>
     </w:p>
     <w:p>
@@ -9673,7 +11856,21 @@
           <w:rFonts w:ascii="맑은 고딕" w:hAnsi="맑은 고딕" w:eastAsia="맑은 고딕"/>
           <w:sz w:val="21"/>
         </w:rPr>
-        <w:t>실습 06 — 되돌리기: `CONVERT TO PHYSICAL STANDBY`와 여는 순서, ORA-10456을 다룬다.</w:t>
+        <w:t xml:space="preserve">실습 06 — 되돌리기: </w:t>
+      </w:r>
+      <w:r>
+        <w:rPr>
+          <w:rFonts w:ascii="Consolas" w:hAnsi="Consolas" w:eastAsia="맑은 고딕"/>
+          <w:sz w:val="21"/>
+        </w:rPr>
+        <w:t xml:space="preserve">CONVERT TO PHYSICAL STANDBY</w:t>
+      </w:r>
+      <w:r>
+        <w:rPr>
+          <w:rFonts w:ascii="맑은 고딕" w:hAnsi="맑은 고딕" w:eastAsia="맑은 고딕"/>
+          <w:sz w:val="21"/>
+        </w:rPr>
+        <w:t xml:space="preserve">와 여는 순서, ORA-10456을 다룬다.</w:t>
       </w:r>
     </w:p>
     <w:p>
@@ -9698,6 +11895,8 @@
       </w:r>
     </w:p>
     <w:sectPr>
+      <w:headerReference w:type="default" r:id="rId9"/>
+      <w:footerReference w:type="default" r:id="rId10"/>
       <w:pgSz w:w="12240" w:h="15840"/>
       <w:pgMar w:top="1440" w:right="1800" w:bottom="1440" w:left="1800" w:header="720" w:footer="720" w:gutter="0"/>
       <w:cols w:space="720"/>
@@ -9705,6 +11904,26 @@
     </w:sectPr>
   </w:body>
 </w:document>
+</file>
+
+<file path=word/footer1.xml><?xml version="1.0" encoding="utf-8"?>
+<w:ftr xmlns:m="http://schemas.openxmlformats.org/officeDocument/2006/math" xmlns:mc="http://schemas.openxmlformats.org/markup-compatibility/2006" xmlns:mo="http://schemas.microsoft.com/office/mac/office/2008/main" xmlns:mv="urn:schemas-microsoft-com:mac:vml" xmlns:o="urn:schemas-microsoft-com:office:office" xmlns:r="http://schemas.openxmlformats.org/officeDocument/2006/relationships" xmlns:v="urn:schemas-microsoft-com:vml" xmlns:w10="urn:schemas-microsoft-com:office:word" xmlns:w14="http://schemas.microsoft.com/office/word/2010/wordml" xmlns:w="http://schemas.openxmlformats.org/wordprocessingml/2006/main" xmlns:wne="http://schemas.microsoft.com/office/word/2006/wordml" xmlns:wp14="http://schemas.microsoft.com/office/word/2010/wordprocessingDrawing" xmlns:wp="http://schemas.openxmlformats.org/drawingml/2006/wordprocessingDrawing" xmlns:wpc="http://schemas.microsoft.com/office/word/2010/wordprocessingCanvas" xmlns:wpg="http://schemas.microsoft.com/office/word/2010/wordprocessingGroup" xmlns:wpi="http://schemas.microsoft.com/office/word/2010/wordprocessingInk" xmlns:wps="http://schemas.microsoft.com/office/word/2010/wordprocessingShape" mc:Ignorable="w14 wp14">
+  <w:p>
+    <w:pPr>
+      <w:pStyle w:val="Footer"/>
+    </w:pPr>
+  </w:p>
+</w:ftr>
+</file>
+
+<file path=word/header1.xml><?xml version="1.0" encoding="utf-8"?>
+<w:hdr xmlns:m="http://schemas.openxmlformats.org/officeDocument/2006/math" xmlns:mc="http://schemas.openxmlformats.org/markup-compatibility/2006" xmlns:mo="http://schemas.microsoft.com/office/mac/office/2008/main" xmlns:mv="urn:schemas-microsoft-com:mac:vml" xmlns:o="urn:schemas-microsoft-com:office:office" xmlns:r="http://schemas.openxmlformats.org/officeDocument/2006/relationships" xmlns:v="urn:schemas-microsoft-com:vml" xmlns:w10="urn:schemas-microsoft-com:office:word" xmlns:w14="http://schemas.microsoft.com/office/word/2010/wordml" xmlns:w="http://schemas.openxmlformats.org/wordprocessingml/2006/main" xmlns:wne="http://schemas.microsoft.com/office/word/2006/wordml" xmlns:wp14="http://schemas.microsoft.com/office/word/2010/wordprocessingDrawing" xmlns:wp="http://schemas.openxmlformats.org/drawingml/2006/wordprocessingDrawing" xmlns:wpc="http://schemas.microsoft.com/office/word/2010/wordprocessingCanvas" xmlns:wpg="http://schemas.microsoft.com/office/word/2010/wordprocessingGroup" xmlns:wpi="http://schemas.microsoft.com/office/word/2010/wordprocessingInk" xmlns:wps="http://schemas.microsoft.com/office/word/2010/wordprocessingShape" mc:Ignorable="w14 wp14">
+  <w:p>
+    <w:pPr>
+      <w:pStyle w:val="Header"/>
+    </w:pPr>
+  </w:p>
+</w:hdr>
 </file>
 
 <file path=word/numbering.xml><?xml version="1.0" encoding="utf-8"?>
